--- a/sec_sem/mobile/Lab_4/ФЕП-41(2)_4_Фіняк_Олег.docx
+++ b/sec_sem/mobile/Lab_4/ФЕП-41(2)_4_Фіняк_Олег.docx
@@ -432,82 +432,4973 @@
         </w:rPr>
         <w:t>Проф. Сергій РЕНДЗІНЯК</w:t>
       </w:r>
+    </w:p>
+    <w:p>
+      <w:pPr>
+        <w:jc w:val="center"/>
+        <w:rPr>
+          <w:rFonts w:ascii="Times New Roman" w:hAnsi="Times New Roman" w:cs="Times New Roman"/>
+          <w:sz w:val="32"/>
+          <w:szCs w:val="32"/>
+        </w:rPr>
+      </w:pPr>
+    </w:p>
+    <w:p>
+      <w:pPr>
+        <w:jc w:val="center"/>
+        <w:rPr>
+          <w:rFonts w:ascii="Times New Roman" w:hAnsi="Times New Roman" w:cs="Times New Roman"/>
+          <w:sz w:val="32"/>
+          <w:szCs w:val="32"/>
+        </w:rPr>
+      </w:pPr>
+    </w:p>
+    <w:p>
+      <w:pPr>
+        <w:rPr>
+          <w:rFonts w:ascii="Times New Roman" w:hAnsi="Times New Roman" w:cs="Times New Roman"/>
+          <w:sz w:val="32"/>
+          <w:szCs w:val="32"/>
+        </w:rPr>
+      </w:pPr>
+    </w:p>
+    <w:p>
+      <w:pPr>
+        <w:rPr>
+          <w:rFonts w:ascii="Times New Roman" w:hAnsi="Times New Roman" w:cs="Times New Roman"/>
+          <w:sz w:val="32"/>
+          <w:szCs w:val="32"/>
+        </w:rPr>
+      </w:pPr>
+    </w:p>
+    <w:p>
+      <w:pPr>
+        <w:rPr>
+          <w:rFonts w:ascii="Times New Roman" w:hAnsi="Times New Roman" w:cs="Times New Roman"/>
+          <w:sz w:val="32"/>
+          <w:szCs w:val="32"/>
+        </w:rPr>
+      </w:pPr>
+    </w:p>
+    <w:p>
+      <w:pPr>
+        <w:rPr>
+          <w:rFonts w:ascii="Times New Roman" w:hAnsi="Times New Roman" w:cs="Times New Roman"/>
+          <w:sz w:val="32"/>
+          <w:szCs w:val="32"/>
+        </w:rPr>
+      </w:pPr>
+    </w:p>
+    <w:p>
+      <w:pPr>
+        <w:jc w:val="center"/>
+        <w:rPr>
+          <w:rFonts w:ascii="Times New Roman" w:hAnsi="Times New Roman" w:cs="Times New Roman"/>
+          <w:sz w:val="32"/>
+          <w:szCs w:val="32"/>
+        </w:rPr>
+      </w:pPr>
+      <w:r>
+        <w:rPr>
+          <w:rFonts w:ascii="Times New Roman" w:hAnsi="Times New Roman" w:cs="Times New Roman"/>
+          <w:sz w:val="32"/>
+          <w:szCs w:val="32"/>
+        </w:rPr>
+        <w:t>Львів – 2026</w:t>
+      </w:r>
+    </w:p>
+    <w:p>
+      <w:pPr>
+        <w:jc w:val="center"/>
+        <w:rPr>
+          <w:rFonts w:ascii="Times New Roman" w:hAnsi="Times New Roman" w:cs="Times New Roman"/>
+          <w:sz w:val="32"/>
+          <w:szCs w:val="32"/>
+        </w:rPr>
+      </w:pPr>
+    </w:p>
+    <w:p>
+      <w:pPr>
+        <w:jc w:val="center"/>
+        <w:rPr>
+          <w:rFonts w:ascii="Times New Roman" w:hAnsi="Times New Roman" w:cs="Times New Roman"/>
+          <w:sz w:val="32"/>
+          <w:szCs w:val="32"/>
+        </w:rPr>
+      </w:pPr>
+    </w:p>
+    <w:p>
+      <w:pPr>
+        <w:jc w:val="both"/>
+        <w:rPr>
+          <w:rFonts w:ascii="Times New Roman" w:hAnsi="Times New Roman" w:cs="Times New Roman"/>
+          <w:b/>
+          <w:sz w:val="28"/>
+          <w:szCs w:val="28"/>
+        </w:rPr>
+      </w:pPr>
+      <w:r>
+        <w:rPr>
+          <w:rFonts w:ascii="Times New Roman" w:hAnsi="Times New Roman" w:cs="Times New Roman"/>
+          <w:b/>
+          <w:sz w:val="28"/>
+          <w:szCs w:val="28"/>
+        </w:rPr>
+        <w:lastRenderedPageBreak/>
+        <w:t xml:space="preserve">Мета роботи: </w:t>
+      </w:r>
+    </w:p>
+    <w:p>
+      <w:pPr>
+        <w:jc w:val="both"/>
+        <w:rPr>
+          <w:rFonts w:ascii="Times New Roman" w:hAnsi="Times New Roman" w:cs="Times New Roman"/>
+          <w:sz w:val="28"/>
+          <w:szCs w:val="28"/>
+        </w:rPr>
+      </w:pPr>
+      <w:r>
+        <w:rPr>
+          <w:rFonts w:ascii="Times New Roman" w:hAnsi="Times New Roman" w:cs="Times New Roman"/>
+          <w:sz w:val="28"/>
+          <w:szCs w:val="28"/>
+        </w:rPr>
+        <w:t xml:space="preserve">1) ознайомитись з основними можливостями програм тестування супутникового зв’язку; </w:t>
+      </w:r>
+    </w:p>
+    <w:p>
+      <w:pPr>
+        <w:jc w:val="both"/>
+        <w:rPr>
+          <w:rFonts w:ascii="Times New Roman" w:hAnsi="Times New Roman" w:cs="Times New Roman"/>
+          <w:sz w:val="28"/>
+          <w:szCs w:val="28"/>
+        </w:rPr>
+      </w:pPr>
+      <w:r>
+        <w:rPr>
+          <w:rFonts w:ascii="Times New Roman" w:hAnsi="Times New Roman" w:cs="Times New Roman"/>
+          <w:sz w:val="28"/>
+          <w:szCs w:val="28"/>
+        </w:rPr>
+        <w:t>2) навчитися визначати параметри та характеристики GPS-навігації</w:t>
+      </w:r>
+    </w:p>
+    <w:p>
+      <w:pPr>
+        <w:jc w:val="center"/>
+        <w:rPr>
+          <w:rFonts w:ascii="Times New Roman" w:hAnsi="Times New Roman" w:cs="Times New Roman"/>
+          <w:sz w:val="28"/>
+          <w:szCs w:val="28"/>
+        </w:rPr>
+      </w:pPr>
+      <w:r>
+        <w:rPr>
+          <w:rFonts w:ascii="Times New Roman" w:hAnsi="Times New Roman" w:cs="Times New Roman"/>
+          <w:b/>
+          <w:sz w:val="28"/>
+          <w:szCs w:val="28"/>
+        </w:rPr>
+        <w:t>ЗАВДАННЯ НА ВИКОНАННЯ ЛАБОРАТОРНОЇ РОБОТИ</w:t>
+      </w:r>
+    </w:p>
+    <w:p>
+      <w:pPr>
+        <w:jc w:val="both"/>
+        <w:rPr>
+          <w:rFonts w:ascii="Times New Roman" w:hAnsi="Times New Roman" w:cs="Times New Roman"/>
+          <w:sz w:val="28"/>
+          <w:szCs w:val="28"/>
+        </w:rPr>
+      </w:pPr>
+      <w:r>
+        <w:rPr>
+          <w:rFonts w:ascii="Times New Roman" w:hAnsi="Times New Roman" w:cs="Times New Roman"/>
+          <w:sz w:val="28"/>
+          <w:szCs w:val="28"/>
+        </w:rPr>
+        <w:t>1. Отримані підчас сканування супутників у різних локаціях та умов зв’язку результати записати в табл. 1. Звернути особливу увагу на точність визначення місцезнаходження приймача.</w:t>
+      </w:r>
+    </w:p>
+    <w:tbl>
+      <w:tblPr>
+        <w:tblW w:w="0" w:type="auto"/>
+        <w:tblCellSpacing w:w="15" w:type="dxa"/>
+        <w:tblCellMar>
+          <w:left w:w="0" w:type="dxa"/>
+          <w:right w:w="0" w:type="dxa"/>
+        </w:tblCellMar>
+        <w:tblLook w:val="04A0" w:firstRow="1" w:lastRow="0" w:firstColumn="1" w:lastColumn="0" w:noHBand="0" w:noVBand="1"/>
+      </w:tblPr>
+      <w:tblGrid>
+        <w:gridCol w:w="641"/>
+        <w:gridCol w:w="2230"/>
+        <w:gridCol w:w="978"/>
+        <w:gridCol w:w="1753"/>
+        <w:gridCol w:w="2345"/>
+        <w:gridCol w:w="1676"/>
+      </w:tblGrid>
+      <w:tr>
+        <w:trPr>
+          <w:tblHeader/>
+          <w:tblCellSpacing w:w="15" w:type="dxa"/>
+        </w:trPr>
+        <w:tc>
+          <w:tcPr>
+            <w:tcW w:w="0" w:type="auto"/>
+            <w:tcBorders>
+              <w:top w:val="single" w:sz="6" w:space="0" w:color="auto"/>
+              <w:left w:val="single" w:sz="6" w:space="0" w:color="auto"/>
+              <w:bottom w:val="single" w:sz="6" w:space="0" w:color="auto"/>
+              <w:right w:val="single" w:sz="6" w:space="0" w:color="auto"/>
+            </w:tcBorders>
+            <w:tcMar>
+              <w:top w:w="240" w:type="dxa"/>
+              <w:left w:w="0" w:type="dxa"/>
+              <w:bottom w:w="240" w:type="dxa"/>
+              <w:right w:w="180" w:type="dxa"/>
+            </w:tcMar>
+            <w:vAlign w:val="center"/>
+            <w:hideMark/>
+          </w:tcPr>
+          <w:p>
+            <w:pPr>
+              <w:spacing w:after="0" w:line="240" w:lineRule="auto"/>
+              <w:rPr>
+                <w:rFonts w:ascii="Times New Roman" w:eastAsia="Times New Roman" w:hAnsi="Times New Roman" w:cs="Times New Roman"/>
+                <w:color w:val="1F1F1F"/>
+                <w:sz w:val="24"/>
+                <w:szCs w:val="24"/>
+                <w:lang w:eastAsia="uk-UA"/>
+              </w:rPr>
+            </w:pPr>
+            <w:r>
+              <w:rPr>
+                <w:rFonts w:ascii="Times New Roman" w:eastAsia="Times New Roman" w:hAnsi="Times New Roman" w:cs="Times New Roman"/>
+                <w:b/>
+                <w:bCs/>
+                <w:color w:val="1F1F1F"/>
+                <w:sz w:val="24"/>
+                <w:szCs w:val="24"/>
+                <w:bdr w:val="none" w:sz="0" w:space="0" w:color="auto" w:frame="1"/>
+                <w:lang w:eastAsia="uk-UA"/>
+              </w:rPr>
+              <w:t>№ п/п</w:t>
+            </w:r>
+          </w:p>
+        </w:tc>
+        <w:tc>
+          <w:tcPr>
+            <w:tcW w:w="0" w:type="auto"/>
+            <w:tcBorders>
+              <w:top w:val="single" w:sz="6" w:space="0" w:color="auto"/>
+              <w:left w:val="single" w:sz="6" w:space="0" w:color="auto"/>
+              <w:bottom w:val="single" w:sz="6" w:space="0" w:color="auto"/>
+              <w:right w:val="single" w:sz="6" w:space="0" w:color="auto"/>
+            </w:tcBorders>
+            <w:tcMar>
+              <w:top w:w="240" w:type="dxa"/>
+              <w:left w:w="0" w:type="dxa"/>
+              <w:bottom w:w="240" w:type="dxa"/>
+              <w:right w:w="180" w:type="dxa"/>
+            </w:tcMar>
+            <w:vAlign w:val="center"/>
+            <w:hideMark/>
+          </w:tcPr>
+          <w:p>
+            <w:pPr>
+              <w:spacing w:after="0" w:line="240" w:lineRule="auto"/>
+              <w:rPr>
+                <w:rFonts w:ascii="Times New Roman" w:eastAsia="Times New Roman" w:hAnsi="Times New Roman" w:cs="Times New Roman"/>
+                <w:color w:val="1F1F1F"/>
+                <w:sz w:val="24"/>
+                <w:szCs w:val="24"/>
+                <w:lang w:eastAsia="uk-UA"/>
+              </w:rPr>
+            </w:pPr>
+            <w:r>
+              <w:rPr>
+                <w:rFonts w:ascii="Times New Roman" w:eastAsia="Times New Roman" w:hAnsi="Times New Roman" w:cs="Times New Roman"/>
+                <w:b/>
+                <w:bCs/>
+                <w:color w:val="1F1F1F"/>
+                <w:sz w:val="24"/>
+                <w:szCs w:val="24"/>
+                <w:bdr w:val="none" w:sz="0" w:space="0" w:color="auto" w:frame="1"/>
+                <w:lang w:eastAsia="uk-UA"/>
+              </w:rPr>
+              <w:t>Опис локації приймача (час вимірювання)</w:t>
+            </w:r>
+          </w:p>
+        </w:tc>
+        <w:tc>
+          <w:tcPr>
+            <w:tcW w:w="0" w:type="auto"/>
+            <w:tcBorders>
+              <w:top w:val="single" w:sz="6" w:space="0" w:color="auto"/>
+              <w:left w:val="single" w:sz="6" w:space="0" w:color="auto"/>
+              <w:bottom w:val="single" w:sz="6" w:space="0" w:color="auto"/>
+              <w:right w:val="single" w:sz="6" w:space="0" w:color="auto"/>
+            </w:tcBorders>
+            <w:tcMar>
+              <w:top w:w="240" w:type="dxa"/>
+              <w:left w:w="0" w:type="dxa"/>
+              <w:bottom w:w="240" w:type="dxa"/>
+              <w:right w:w="180" w:type="dxa"/>
+            </w:tcMar>
+            <w:vAlign w:val="center"/>
+            <w:hideMark/>
+          </w:tcPr>
+          <w:p>
+            <w:pPr>
+              <w:spacing w:after="0" w:line="240" w:lineRule="auto"/>
+              <w:rPr>
+                <w:rFonts w:ascii="Times New Roman" w:eastAsia="Times New Roman" w:hAnsi="Times New Roman" w:cs="Times New Roman"/>
+                <w:color w:val="1F1F1F"/>
+                <w:sz w:val="24"/>
+                <w:szCs w:val="24"/>
+                <w:lang w:eastAsia="uk-UA"/>
+              </w:rPr>
+            </w:pPr>
+            <w:r>
+              <w:rPr>
+                <w:rFonts w:ascii="Times New Roman" w:eastAsia="Times New Roman" w:hAnsi="Times New Roman" w:cs="Times New Roman"/>
+                <w:b/>
+                <w:bCs/>
+                <w:color w:val="1F1F1F"/>
+                <w:sz w:val="24"/>
+                <w:szCs w:val="24"/>
+                <w:bdr w:val="none" w:sz="0" w:space="0" w:color="auto" w:frame="1"/>
+                <w:lang w:eastAsia="uk-UA"/>
+              </w:rPr>
+              <w:t xml:space="preserve">GNSS </w:t>
+            </w:r>
+            <w:proofErr w:type="spellStart"/>
+            <w:r>
+              <w:rPr>
+                <w:rFonts w:ascii="Times New Roman" w:eastAsia="Times New Roman" w:hAnsi="Times New Roman" w:cs="Times New Roman"/>
+                <w:b/>
+                <w:bCs/>
+                <w:color w:val="1F1F1F"/>
+                <w:sz w:val="24"/>
+                <w:szCs w:val="24"/>
+                <w:bdr w:val="none" w:sz="0" w:space="0" w:color="auto" w:frame="1"/>
+                <w:lang w:eastAsia="uk-UA"/>
+              </w:rPr>
+              <w:t>Status</w:t>
+            </w:r>
+            <w:proofErr w:type="spellEnd"/>
+          </w:p>
+        </w:tc>
+        <w:tc>
+          <w:tcPr>
+            <w:tcW w:w="0" w:type="auto"/>
+            <w:tcBorders>
+              <w:top w:val="single" w:sz="6" w:space="0" w:color="auto"/>
+              <w:left w:val="single" w:sz="6" w:space="0" w:color="auto"/>
+              <w:bottom w:val="single" w:sz="6" w:space="0" w:color="auto"/>
+              <w:right w:val="single" w:sz="6" w:space="0" w:color="auto"/>
+            </w:tcBorders>
+            <w:tcMar>
+              <w:top w:w="240" w:type="dxa"/>
+              <w:left w:w="0" w:type="dxa"/>
+              <w:bottom w:w="240" w:type="dxa"/>
+              <w:right w:w="180" w:type="dxa"/>
+            </w:tcMar>
+            <w:vAlign w:val="center"/>
+            <w:hideMark/>
+          </w:tcPr>
+          <w:p>
+            <w:pPr>
+              <w:spacing w:after="0" w:line="240" w:lineRule="auto"/>
+              <w:rPr>
+                <w:rFonts w:ascii="Times New Roman" w:eastAsia="Times New Roman" w:hAnsi="Times New Roman" w:cs="Times New Roman"/>
+                <w:color w:val="1F1F1F"/>
+                <w:sz w:val="24"/>
+                <w:szCs w:val="24"/>
+                <w:lang w:eastAsia="uk-UA"/>
+              </w:rPr>
+            </w:pPr>
+            <w:r>
+              <w:rPr>
+                <w:rFonts w:ascii="Times New Roman" w:eastAsia="Times New Roman" w:hAnsi="Times New Roman" w:cs="Times New Roman"/>
+                <w:b/>
+                <w:bCs/>
+                <w:color w:val="1F1F1F"/>
+                <w:sz w:val="24"/>
+                <w:szCs w:val="24"/>
+                <w:bdr w:val="none" w:sz="0" w:space="0" w:color="auto" w:frame="1"/>
+                <w:lang w:eastAsia="uk-UA"/>
+              </w:rPr>
+              <w:t>Кількість видимих супутників</w:t>
+            </w:r>
+          </w:p>
+        </w:tc>
+        <w:tc>
+          <w:tcPr>
+            <w:tcW w:w="0" w:type="auto"/>
+            <w:tcBorders>
+              <w:top w:val="single" w:sz="6" w:space="0" w:color="auto"/>
+              <w:left w:val="single" w:sz="6" w:space="0" w:color="auto"/>
+              <w:bottom w:val="single" w:sz="6" w:space="0" w:color="auto"/>
+              <w:right w:val="single" w:sz="6" w:space="0" w:color="auto"/>
+            </w:tcBorders>
+            <w:tcMar>
+              <w:top w:w="240" w:type="dxa"/>
+              <w:left w:w="0" w:type="dxa"/>
+              <w:bottom w:w="240" w:type="dxa"/>
+              <w:right w:w="180" w:type="dxa"/>
+            </w:tcMar>
+            <w:vAlign w:val="center"/>
+            <w:hideMark/>
+          </w:tcPr>
+          <w:p>
+            <w:pPr>
+              <w:spacing w:after="0" w:line="240" w:lineRule="auto"/>
+              <w:rPr>
+                <w:rFonts w:ascii="Times New Roman" w:eastAsia="Times New Roman" w:hAnsi="Times New Roman" w:cs="Times New Roman"/>
+                <w:color w:val="1F1F1F"/>
+                <w:sz w:val="24"/>
+                <w:szCs w:val="24"/>
+                <w:lang w:eastAsia="uk-UA"/>
+              </w:rPr>
+            </w:pPr>
+            <w:r>
+              <w:rPr>
+                <w:rFonts w:ascii="Times New Roman" w:eastAsia="Times New Roman" w:hAnsi="Times New Roman" w:cs="Times New Roman"/>
+                <w:b/>
+                <w:bCs/>
+                <w:color w:val="1F1F1F"/>
+                <w:sz w:val="24"/>
+                <w:szCs w:val="24"/>
+                <w:bdr w:val="none" w:sz="0" w:space="0" w:color="auto" w:frame="1"/>
+                <w:lang w:eastAsia="uk-UA"/>
+              </w:rPr>
+              <w:t>Показник HDOP (горизонтальна похибка)</w:t>
+            </w:r>
+          </w:p>
+        </w:tc>
+        <w:tc>
+          <w:tcPr>
+            <w:tcW w:w="0" w:type="auto"/>
+            <w:tcBorders>
+              <w:top w:val="single" w:sz="6" w:space="0" w:color="auto"/>
+              <w:left w:val="single" w:sz="6" w:space="0" w:color="auto"/>
+              <w:bottom w:val="single" w:sz="6" w:space="0" w:color="auto"/>
+              <w:right w:val="single" w:sz="6" w:space="0" w:color="auto"/>
+            </w:tcBorders>
+            <w:tcMar>
+              <w:top w:w="240" w:type="dxa"/>
+              <w:left w:w="0" w:type="dxa"/>
+              <w:bottom w:w="240" w:type="dxa"/>
+              <w:right w:w="0" w:type="dxa"/>
+            </w:tcMar>
+            <w:vAlign w:val="center"/>
+            <w:hideMark/>
+          </w:tcPr>
+          <w:p>
+            <w:pPr>
+              <w:spacing w:after="0" w:line="240" w:lineRule="auto"/>
+              <w:rPr>
+                <w:rFonts w:ascii="Times New Roman" w:eastAsia="Times New Roman" w:hAnsi="Times New Roman" w:cs="Times New Roman"/>
+                <w:color w:val="1F1F1F"/>
+                <w:sz w:val="24"/>
+                <w:szCs w:val="24"/>
+                <w:lang w:eastAsia="uk-UA"/>
+              </w:rPr>
+            </w:pPr>
+            <w:r>
+              <w:rPr>
+                <w:rFonts w:ascii="Times New Roman" w:eastAsia="Times New Roman" w:hAnsi="Times New Roman" w:cs="Times New Roman"/>
+                <w:b/>
+                <w:bCs/>
+                <w:color w:val="1F1F1F"/>
+                <w:sz w:val="24"/>
+                <w:szCs w:val="24"/>
+                <w:bdr w:val="none" w:sz="0" w:space="0" w:color="auto" w:frame="1"/>
+                <w:lang w:eastAsia="uk-UA"/>
+              </w:rPr>
+              <w:t>Орієнтовна точність (</w:t>
+            </w:r>
+            <w:proofErr w:type="spellStart"/>
+            <w:r>
+              <w:rPr>
+                <w:rFonts w:ascii="Times New Roman" w:eastAsia="Times New Roman" w:hAnsi="Times New Roman" w:cs="Times New Roman"/>
+                <w:b/>
+                <w:bCs/>
+                <w:color w:val="1F1F1F"/>
+                <w:sz w:val="24"/>
+                <w:szCs w:val="24"/>
+                <w:bdr w:val="none" w:sz="0" w:space="0" w:color="auto" w:frame="1"/>
+                <w:lang w:eastAsia="uk-UA"/>
+              </w:rPr>
+              <w:t>Accuracy</w:t>
+            </w:r>
+            <w:proofErr w:type="spellEnd"/>
+            <w:r>
+              <w:rPr>
+                <w:rFonts w:ascii="Times New Roman" w:eastAsia="Times New Roman" w:hAnsi="Times New Roman" w:cs="Times New Roman"/>
+                <w:b/>
+                <w:bCs/>
+                <w:color w:val="1F1F1F"/>
+                <w:sz w:val="24"/>
+                <w:szCs w:val="24"/>
+                <w:bdr w:val="none" w:sz="0" w:space="0" w:color="auto" w:frame="1"/>
+                <w:lang w:eastAsia="uk-UA"/>
+              </w:rPr>
+              <w:t>), м</w:t>
+            </w:r>
+          </w:p>
+        </w:tc>
+      </w:tr>
+      <w:tr>
+        <w:trPr>
+          <w:tblCellSpacing w:w="15" w:type="dxa"/>
+        </w:trPr>
+        <w:tc>
+          <w:tcPr>
+            <w:tcW w:w="0" w:type="auto"/>
+            <w:tcBorders>
+              <w:top w:val="single" w:sz="6" w:space="0" w:color="auto"/>
+              <w:left w:val="single" w:sz="6" w:space="0" w:color="auto"/>
+              <w:bottom w:val="single" w:sz="6" w:space="0" w:color="auto"/>
+              <w:right w:val="single" w:sz="6" w:space="0" w:color="auto"/>
+            </w:tcBorders>
+            <w:tcMar>
+              <w:top w:w="240" w:type="dxa"/>
+              <w:left w:w="0" w:type="dxa"/>
+              <w:bottom w:w="240" w:type="dxa"/>
+              <w:right w:w="180" w:type="dxa"/>
+            </w:tcMar>
+            <w:vAlign w:val="center"/>
+            <w:hideMark/>
+          </w:tcPr>
+          <w:p>
+            <w:pPr>
+              <w:spacing w:after="0" w:line="240" w:lineRule="auto"/>
+              <w:rPr>
+                <w:rFonts w:ascii="Times New Roman" w:eastAsia="Times New Roman" w:hAnsi="Times New Roman" w:cs="Times New Roman"/>
+                <w:color w:val="1F1F1F"/>
+                <w:sz w:val="24"/>
+                <w:szCs w:val="24"/>
+                <w:lang w:eastAsia="uk-UA"/>
+              </w:rPr>
+            </w:pPr>
+            <w:r>
+              <w:rPr>
+                <w:rFonts w:ascii="Times New Roman" w:eastAsia="Times New Roman" w:hAnsi="Times New Roman" w:cs="Times New Roman"/>
+                <w:color w:val="1F1F1F"/>
+                <w:sz w:val="24"/>
+                <w:szCs w:val="24"/>
+                <w:bdr w:val="none" w:sz="0" w:space="0" w:color="auto" w:frame="1"/>
+                <w:lang w:eastAsia="uk-UA"/>
+              </w:rPr>
+              <w:t>1</w:t>
+            </w:r>
+          </w:p>
+        </w:tc>
+        <w:tc>
+          <w:tcPr>
+            <w:tcW w:w="0" w:type="auto"/>
+            <w:tcBorders>
+              <w:top w:val="single" w:sz="6" w:space="0" w:color="auto"/>
+              <w:left w:val="single" w:sz="6" w:space="0" w:color="auto"/>
+              <w:bottom w:val="single" w:sz="6" w:space="0" w:color="auto"/>
+              <w:right w:val="single" w:sz="6" w:space="0" w:color="auto"/>
+            </w:tcBorders>
+            <w:tcMar>
+              <w:top w:w="240" w:type="dxa"/>
+              <w:left w:w="0" w:type="dxa"/>
+              <w:bottom w:w="240" w:type="dxa"/>
+              <w:right w:w="180" w:type="dxa"/>
+            </w:tcMar>
+            <w:vAlign w:val="center"/>
+            <w:hideMark/>
+          </w:tcPr>
+          <w:p>
+            <w:pPr>
+              <w:spacing w:after="0" w:line="240" w:lineRule="auto"/>
+              <w:rPr>
+                <w:rFonts w:ascii="Times New Roman" w:eastAsia="Times New Roman" w:hAnsi="Times New Roman" w:cs="Times New Roman"/>
+                <w:color w:val="1F1F1F"/>
+                <w:sz w:val="24"/>
+                <w:szCs w:val="24"/>
+                <w:lang w:eastAsia="uk-UA"/>
+              </w:rPr>
+            </w:pPr>
+            <w:r>
+              <w:rPr>
+                <w:rFonts w:ascii="Times New Roman" w:eastAsia="Times New Roman" w:hAnsi="Times New Roman" w:cs="Times New Roman"/>
+                <w:color w:val="1F1F1F"/>
+                <w:sz w:val="24"/>
+                <w:szCs w:val="24"/>
+                <w:bdr w:val="none" w:sz="0" w:space="0" w:color="auto" w:frame="1"/>
+                <w:lang w:eastAsia="uk-UA"/>
+              </w:rPr>
+              <w:t>Відкрита місцевість (Точка 1, 14:20)</w:t>
+            </w:r>
+          </w:p>
+        </w:tc>
+        <w:tc>
+          <w:tcPr>
+            <w:tcW w:w="0" w:type="auto"/>
+            <w:tcBorders>
+              <w:top w:val="single" w:sz="6" w:space="0" w:color="auto"/>
+              <w:left w:val="single" w:sz="6" w:space="0" w:color="auto"/>
+              <w:bottom w:val="single" w:sz="6" w:space="0" w:color="auto"/>
+              <w:right w:val="single" w:sz="6" w:space="0" w:color="auto"/>
+            </w:tcBorders>
+            <w:tcMar>
+              <w:top w:w="240" w:type="dxa"/>
+              <w:left w:w="0" w:type="dxa"/>
+              <w:bottom w:w="240" w:type="dxa"/>
+              <w:right w:w="180" w:type="dxa"/>
+            </w:tcMar>
+            <w:vAlign w:val="center"/>
+            <w:hideMark/>
+          </w:tcPr>
+          <w:p>
+            <w:pPr>
+              <w:spacing w:after="0" w:line="240" w:lineRule="auto"/>
+              <w:rPr>
+                <w:rFonts w:ascii="Times New Roman" w:eastAsia="Times New Roman" w:hAnsi="Times New Roman" w:cs="Times New Roman"/>
+                <w:color w:val="1F1F1F"/>
+                <w:sz w:val="24"/>
+                <w:szCs w:val="24"/>
+                <w:lang w:eastAsia="uk-UA"/>
+              </w:rPr>
+            </w:pPr>
+            <w:r>
+              <w:rPr>
+                <w:rFonts w:ascii="Times New Roman" w:eastAsia="Times New Roman" w:hAnsi="Times New Roman" w:cs="Times New Roman"/>
+                <w:color w:val="1F1F1F"/>
+                <w:sz w:val="24"/>
+                <w:szCs w:val="24"/>
+                <w:bdr w:val="none" w:sz="0" w:space="0" w:color="auto" w:frame="1"/>
+                <w:lang w:eastAsia="uk-UA"/>
+              </w:rPr>
+              <w:t xml:space="preserve">3D </w:t>
+            </w:r>
+            <w:proofErr w:type="spellStart"/>
+            <w:r>
+              <w:rPr>
+                <w:rFonts w:ascii="Times New Roman" w:eastAsia="Times New Roman" w:hAnsi="Times New Roman" w:cs="Times New Roman"/>
+                <w:color w:val="1F1F1F"/>
+                <w:sz w:val="24"/>
+                <w:szCs w:val="24"/>
+                <w:bdr w:val="none" w:sz="0" w:space="0" w:color="auto" w:frame="1"/>
+                <w:lang w:eastAsia="uk-UA"/>
+              </w:rPr>
+              <w:t>Fix</w:t>
+            </w:r>
+            <w:proofErr w:type="spellEnd"/>
+          </w:p>
+        </w:tc>
+        <w:tc>
+          <w:tcPr>
+            <w:tcW w:w="0" w:type="auto"/>
+            <w:tcBorders>
+              <w:top w:val="single" w:sz="6" w:space="0" w:color="auto"/>
+              <w:left w:val="single" w:sz="6" w:space="0" w:color="auto"/>
+              <w:bottom w:val="single" w:sz="6" w:space="0" w:color="auto"/>
+              <w:right w:val="single" w:sz="6" w:space="0" w:color="auto"/>
+            </w:tcBorders>
+            <w:tcMar>
+              <w:top w:w="240" w:type="dxa"/>
+              <w:left w:w="0" w:type="dxa"/>
+              <w:bottom w:w="240" w:type="dxa"/>
+              <w:right w:w="180" w:type="dxa"/>
+            </w:tcMar>
+            <w:vAlign w:val="center"/>
+            <w:hideMark/>
+          </w:tcPr>
+          <w:p>
+            <w:pPr>
+              <w:spacing w:after="0" w:line="240" w:lineRule="auto"/>
+              <w:rPr>
+                <w:rFonts w:ascii="Times New Roman" w:eastAsia="Times New Roman" w:hAnsi="Times New Roman" w:cs="Times New Roman"/>
+                <w:color w:val="1F1F1F"/>
+                <w:sz w:val="24"/>
+                <w:szCs w:val="24"/>
+                <w:lang w:eastAsia="uk-UA"/>
+              </w:rPr>
+            </w:pPr>
+            <w:r>
+              <w:rPr>
+                <w:rFonts w:ascii="Times New Roman" w:eastAsia="Times New Roman" w:hAnsi="Times New Roman" w:cs="Times New Roman"/>
+                <w:color w:val="1F1F1F"/>
+                <w:sz w:val="24"/>
+                <w:szCs w:val="24"/>
+                <w:bdr w:val="none" w:sz="0" w:space="0" w:color="auto" w:frame="1"/>
+                <w:lang w:eastAsia="uk-UA"/>
+              </w:rPr>
+              <w:t>66</w:t>
+            </w:r>
+          </w:p>
+        </w:tc>
+        <w:tc>
+          <w:tcPr>
+            <w:tcW w:w="0" w:type="auto"/>
+            <w:tcBorders>
+              <w:top w:val="single" w:sz="6" w:space="0" w:color="auto"/>
+              <w:left w:val="single" w:sz="6" w:space="0" w:color="auto"/>
+              <w:bottom w:val="single" w:sz="6" w:space="0" w:color="auto"/>
+              <w:right w:val="single" w:sz="6" w:space="0" w:color="auto"/>
+            </w:tcBorders>
+            <w:tcMar>
+              <w:top w:w="240" w:type="dxa"/>
+              <w:left w:w="0" w:type="dxa"/>
+              <w:bottom w:w="240" w:type="dxa"/>
+              <w:right w:w="180" w:type="dxa"/>
+            </w:tcMar>
+            <w:vAlign w:val="center"/>
+            <w:hideMark/>
+          </w:tcPr>
+          <w:p>
+            <w:pPr>
+              <w:spacing w:after="0" w:line="240" w:lineRule="auto"/>
+              <w:rPr>
+                <w:rFonts w:ascii="Times New Roman" w:eastAsia="Times New Roman" w:hAnsi="Times New Roman" w:cs="Times New Roman"/>
+                <w:color w:val="1F1F1F"/>
+                <w:sz w:val="24"/>
+                <w:szCs w:val="24"/>
+                <w:lang w:eastAsia="uk-UA"/>
+              </w:rPr>
+            </w:pPr>
+            <w:r>
+              <w:rPr>
+                <w:rFonts w:ascii="Times New Roman" w:eastAsia="Times New Roman" w:hAnsi="Times New Roman" w:cs="Times New Roman"/>
+                <w:color w:val="1F1F1F"/>
+                <w:sz w:val="24"/>
+                <w:szCs w:val="24"/>
+                <w:bdr w:val="none" w:sz="0" w:space="0" w:color="auto" w:frame="1"/>
+                <w:lang w:eastAsia="uk-UA"/>
+              </w:rPr>
+              <w:t>0.33</w:t>
+            </w:r>
+          </w:p>
+        </w:tc>
+        <w:tc>
+          <w:tcPr>
+            <w:tcW w:w="0" w:type="auto"/>
+            <w:tcBorders>
+              <w:top w:val="single" w:sz="6" w:space="0" w:color="auto"/>
+              <w:left w:val="single" w:sz="6" w:space="0" w:color="auto"/>
+              <w:bottom w:val="single" w:sz="6" w:space="0" w:color="auto"/>
+              <w:right w:val="single" w:sz="6" w:space="0" w:color="auto"/>
+            </w:tcBorders>
+            <w:tcMar>
+              <w:top w:w="240" w:type="dxa"/>
+              <w:left w:w="0" w:type="dxa"/>
+              <w:bottom w:w="240" w:type="dxa"/>
+              <w:right w:w="0" w:type="dxa"/>
+            </w:tcMar>
+            <w:vAlign w:val="center"/>
+            <w:hideMark/>
+          </w:tcPr>
+          <w:p>
+            <w:pPr>
+              <w:spacing w:after="0" w:line="240" w:lineRule="auto"/>
+              <w:rPr>
+                <w:rFonts w:ascii="Times New Roman" w:eastAsia="Times New Roman" w:hAnsi="Times New Roman" w:cs="Times New Roman"/>
+                <w:color w:val="1F1F1F"/>
+                <w:sz w:val="24"/>
+                <w:szCs w:val="24"/>
+                <w:lang w:eastAsia="uk-UA"/>
+              </w:rPr>
+            </w:pPr>
+            <w:r>
+              <w:rPr>
+                <w:rFonts w:ascii="Times New Roman" w:eastAsia="Times New Roman" w:hAnsi="Times New Roman" w:cs="Times New Roman"/>
+                <w:color w:val="1F1F1F"/>
+                <w:sz w:val="24"/>
+                <w:szCs w:val="24"/>
+                <w:bdr w:val="none" w:sz="0" w:space="0" w:color="auto" w:frame="1"/>
+                <w:lang w:eastAsia="uk-UA"/>
+              </w:rPr>
+              <w:t>~ 2</w:t>
+            </w:r>
+          </w:p>
+        </w:tc>
+      </w:tr>
+      <w:tr>
+        <w:trPr>
+          <w:tblCellSpacing w:w="15" w:type="dxa"/>
+        </w:trPr>
+        <w:tc>
+          <w:tcPr>
+            <w:tcW w:w="0" w:type="auto"/>
+            <w:tcBorders>
+              <w:top w:val="single" w:sz="6" w:space="0" w:color="auto"/>
+              <w:left w:val="single" w:sz="6" w:space="0" w:color="auto"/>
+              <w:bottom w:val="single" w:sz="6" w:space="0" w:color="auto"/>
+              <w:right w:val="single" w:sz="6" w:space="0" w:color="auto"/>
+            </w:tcBorders>
+            <w:tcMar>
+              <w:top w:w="240" w:type="dxa"/>
+              <w:left w:w="0" w:type="dxa"/>
+              <w:bottom w:w="240" w:type="dxa"/>
+              <w:right w:w="180" w:type="dxa"/>
+            </w:tcMar>
+            <w:vAlign w:val="center"/>
+            <w:hideMark/>
+          </w:tcPr>
+          <w:p>
+            <w:pPr>
+              <w:spacing w:after="0" w:line="240" w:lineRule="auto"/>
+              <w:rPr>
+                <w:rFonts w:ascii="Times New Roman" w:eastAsia="Times New Roman" w:hAnsi="Times New Roman" w:cs="Times New Roman"/>
+                <w:color w:val="1F1F1F"/>
+                <w:sz w:val="24"/>
+                <w:szCs w:val="24"/>
+                <w:lang w:eastAsia="uk-UA"/>
+              </w:rPr>
+            </w:pPr>
+            <w:r>
+              <w:rPr>
+                <w:rFonts w:ascii="Times New Roman" w:eastAsia="Times New Roman" w:hAnsi="Times New Roman" w:cs="Times New Roman"/>
+                <w:color w:val="1F1F1F"/>
+                <w:sz w:val="24"/>
+                <w:szCs w:val="24"/>
+                <w:bdr w:val="none" w:sz="0" w:space="0" w:color="auto" w:frame="1"/>
+                <w:lang w:eastAsia="uk-UA"/>
+              </w:rPr>
+              <w:t>2</w:t>
+            </w:r>
+          </w:p>
+        </w:tc>
+        <w:tc>
+          <w:tcPr>
+            <w:tcW w:w="0" w:type="auto"/>
+            <w:tcBorders>
+              <w:top w:val="single" w:sz="6" w:space="0" w:color="auto"/>
+              <w:left w:val="single" w:sz="6" w:space="0" w:color="auto"/>
+              <w:bottom w:val="single" w:sz="6" w:space="0" w:color="auto"/>
+              <w:right w:val="single" w:sz="6" w:space="0" w:color="auto"/>
+            </w:tcBorders>
+            <w:tcMar>
+              <w:top w:w="240" w:type="dxa"/>
+              <w:left w:w="0" w:type="dxa"/>
+              <w:bottom w:w="240" w:type="dxa"/>
+              <w:right w:w="180" w:type="dxa"/>
+            </w:tcMar>
+            <w:vAlign w:val="center"/>
+            <w:hideMark/>
+          </w:tcPr>
+          <w:p>
+            <w:pPr>
+              <w:spacing w:after="0" w:line="240" w:lineRule="auto"/>
+              <w:rPr>
+                <w:rFonts w:ascii="Times New Roman" w:eastAsia="Times New Roman" w:hAnsi="Times New Roman" w:cs="Times New Roman"/>
+                <w:color w:val="1F1F1F"/>
+                <w:sz w:val="24"/>
+                <w:szCs w:val="24"/>
+                <w:lang w:eastAsia="uk-UA"/>
+              </w:rPr>
+            </w:pPr>
+            <w:r>
+              <w:rPr>
+                <w:rFonts w:ascii="Times New Roman" w:eastAsia="Times New Roman" w:hAnsi="Times New Roman" w:cs="Times New Roman"/>
+                <w:color w:val="1F1F1F"/>
+                <w:sz w:val="24"/>
+                <w:szCs w:val="24"/>
+                <w:bdr w:val="none" w:sz="0" w:space="0" w:color="auto" w:frame="1"/>
+                <w:lang w:eastAsia="uk-UA"/>
+              </w:rPr>
+              <w:t>Відкрита місцевість (Точка 2, 15:38)</w:t>
+            </w:r>
+          </w:p>
+        </w:tc>
+        <w:tc>
+          <w:tcPr>
+            <w:tcW w:w="0" w:type="auto"/>
+            <w:tcBorders>
+              <w:top w:val="single" w:sz="6" w:space="0" w:color="auto"/>
+              <w:left w:val="single" w:sz="6" w:space="0" w:color="auto"/>
+              <w:bottom w:val="single" w:sz="6" w:space="0" w:color="auto"/>
+              <w:right w:val="single" w:sz="6" w:space="0" w:color="auto"/>
+            </w:tcBorders>
+            <w:tcMar>
+              <w:top w:w="240" w:type="dxa"/>
+              <w:left w:w="0" w:type="dxa"/>
+              <w:bottom w:w="240" w:type="dxa"/>
+              <w:right w:w="180" w:type="dxa"/>
+            </w:tcMar>
+            <w:vAlign w:val="center"/>
+            <w:hideMark/>
+          </w:tcPr>
+          <w:p>
+            <w:pPr>
+              <w:spacing w:after="0" w:line="240" w:lineRule="auto"/>
+              <w:rPr>
+                <w:rFonts w:ascii="Times New Roman" w:eastAsia="Times New Roman" w:hAnsi="Times New Roman" w:cs="Times New Roman"/>
+                <w:color w:val="1F1F1F"/>
+                <w:sz w:val="24"/>
+                <w:szCs w:val="24"/>
+                <w:lang w:eastAsia="uk-UA"/>
+              </w:rPr>
+            </w:pPr>
+            <w:r>
+              <w:rPr>
+                <w:rFonts w:ascii="Times New Roman" w:eastAsia="Times New Roman" w:hAnsi="Times New Roman" w:cs="Times New Roman"/>
+                <w:color w:val="1F1F1F"/>
+                <w:sz w:val="24"/>
+                <w:szCs w:val="24"/>
+                <w:bdr w:val="none" w:sz="0" w:space="0" w:color="auto" w:frame="1"/>
+                <w:lang w:eastAsia="uk-UA"/>
+              </w:rPr>
+              <w:t xml:space="preserve">3D </w:t>
+            </w:r>
+            <w:proofErr w:type="spellStart"/>
+            <w:r>
+              <w:rPr>
+                <w:rFonts w:ascii="Times New Roman" w:eastAsia="Times New Roman" w:hAnsi="Times New Roman" w:cs="Times New Roman"/>
+                <w:color w:val="1F1F1F"/>
+                <w:sz w:val="24"/>
+                <w:szCs w:val="24"/>
+                <w:bdr w:val="none" w:sz="0" w:space="0" w:color="auto" w:frame="1"/>
+                <w:lang w:eastAsia="uk-UA"/>
+              </w:rPr>
+              <w:t>Fix</w:t>
+            </w:r>
+            <w:proofErr w:type="spellEnd"/>
+          </w:p>
+        </w:tc>
+        <w:tc>
+          <w:tcPr>
+            <w:tcW w:w="0" w:type="auto"/>
+            <w:tcBorders>
+              <w:top w:val="single" w:sz="6" w:space="0" w:color="auto"/>
+              <w:left w:val="single" w:sz="6" w:space="0" w:color="auto"/>
+              <w:bottom w:val="single" w:sz="6" w:space="0" w:color="auto"/>
+              <w:right w:val="single" w:sz="6" w:space="0" w:color="auto"/>
+            </w:tcBorders>
+            <w:tcMar>
+              <w:top w:w="240" w:type="dxa"/>
+              <w:left w:w="0" w:type="dxa"/>
+              <w:bottom w:w="240" w:type="dxa"/>
+              <w:right w:w="180" w:type="dxa"/>
+            </w:tcMar>
+            <w:vAlign w:val="center"/>
+            <w:hideMark/>
+          </w:tcPr>
+          <w:p>
+            <w:pPr>
+              <w:spacing w:after="0" w:line="240" w:lineRule="auto"/>
+              <w:rPr>
+                <w:rFonts w:ascii="Times New Roman" w:eastAsia="Times New Roman" w:hAnsi="Times New Roman" w:cs="Times New Roman"/>
+                <w:color w:val="1F1F1F"/>
+                <w:sz w:val="24"/>
+                <w:szCs w:val="24"/>
+                <w:lang w:eastAsia="uk-UA"/>
+              </w:rPr>
+            </w:pPr>
+            <w:r>
+              <w:rPr>
+                <w:rFonts w:ascii="Times New Roman" w:eastAsia="Times New Roman" w:hAnsi="Times New Roman" w:cs="Times New Roman"/>
+                <w:color w:val="1F1F1F"/>
+                <w:sz w:val="24"/>
+                <w:szCs w:val="24"/>
+                <w:bdr w:val="none" w:sz="0" w:space="0" w:color="auto" w:frame="1"/>
+                <w:lang w:eastAsia="uk-UA"/>
+              </w:rPr>
+              <w:t>61</w:t>
+            </w:r>
+          </w:p>
+        </w:tc>
+        <w:tc>
+          <w:tcPr>
+            <w:tcW w:w="0" w:type="auto"/>
+            <w:tcBorders>
+              <w:top w:val="single" w:sz="6" w:space="0" w:color="auto"/>
+              <w:left w:val="single" w:sz="6" w:space="0" w:color="auto"/>
+              <w:bottom w:val="single" w:sz="6" w:space="0" w:color="auto"/>
+              <w:right w:val="single" w:sz="6" w:space="0" w:color="auto"/>
+            </w:tcBorders>
+            <w:tcMar>
+              <w:top w:w="240" w:type="dxa"/>
+              <w:left w:w="0" w:type="dxa"/>
+              <w:bottom w:w="240" w:type="dxa"/>
+              <w:right w:w="180" w:type="dxa"/>
+            </w:tcMar>
+            <w:vAlign w:val="center"/>
+            <w:hideMark/>
+          </w:tcPr>
+          <w:p>
+            <w:pPr>
+              <w:spacing w:after="0" w:line="240" w:lineRule="auto"/>
+              <w:rPr>
+                <w:rFonts w:ascii="Times New Roman" w:eastAsia="Times New Roman" w:hAnsi="Times New Roman" w:cs="Times New Roman"/>
+                <w:color w:val="1F1F1F"/>
+                <w:sz w:val="24"/>
+                <w:szCs w:val="24"/>
+                <w:lang w:eastAsia="uk-UA"/>
+              </w:rPr>
+            </w:pPr>
+            <w:r>
+              <w:rPr>
+                <w:rFonts w:ascii="Times New Roman" w:eastAsia="Times New Roman" w:hAnsi="Times New Roman" w:cs="Times New Roman"/>
+                <w:color w:val="1F1F1F"/>
+                <w:sz w:val="24"/>
+                <w:szCs w:val="24"/>
+                <w:bdr w:val="none" w:sz="0" w:space="0" w:color="auto" w:frame="1"/>
+                <w:lang w:eastAsia="uk-UA"/>
+              </w:rPr>
+              <w:t>0.34</w:t>
+            </w:r>
+          </w:p>
+        </w:tc>
+        <w:tc>
+          <w:tcPr>
+            <w:tcW w:w="0" w:type="auto"/>
+            <w:tcBorders>
+              <w:top w:val="single" w:sz="6" w:space="0" w:color="auto"/>
+              <w:left w:val="single" w:sz="6" w:space="0" w:color="auto"/>
+              <w:bottom w:val="single" w:sz="6" w:space="0" w:color="auto"/>
+              <w:right w:val="single" w:sz="6" w:space="0" w:color="auto"/>
+            </w:tcBorders>
+            <w:tcMar>
+              <w:top w:w="240" w:type="dxa"/>
+              <w:left w:w="0" w:type="dxa"/>
+              <w:bottom w:w="240" w:type="dxa"/>
+              <w:right w:w="0" w:type="dxa"/>
+            </w:tcMar>
+            <w:vAlign w:val="center"/>
+            <w:hideMark/>
+          </w:tcPr>
+          <w:p>
+            <w:pPr>
+              <w:spacing w:after="0" w:line="240" w:lineRule="auto"/>
+              <w:rPr>
+                <w:rFonts w:ascii="Times New Roman" w:eastAsia="Times New Roman" w:hAnsi="Times New Roman" w:cs="Times New Roman"/>
+                <w:color w:val="1F1F1F"/>
+                <w:sz w:val="24"/>
+                <w:szCs w:val="24"/>
+                <w:lang w:eastAsia="uk-UA"/>
+              </w:rPr>
+            </w:pPr>
+            <w:r>
+              <w:rPr>
+                <w:rFonts w:ascii="Times New Roman" w:eastAsia="Times New Roman" w:hAnsi="Times New Roman" w:cs="Times New Roman"/>
+                <w:color w:val="1F1F1F"/>
+                <w:sz w:val="24"/>
+                <w:szCs w:val="24"/>
+                <w:bdr w:val="none" w:sz="0" w:space="0" w:color="auto" w:frame="1"/>
+                <w:lang w:eastAsia="uk-UA"/>
+              </w:rPr>
+              <w:t>~ 2</w:t>
+            </w:r>
+          </w:p>
+        </w:tc>
+      </w:tr>
+      <w:tr>
+        <w:trPr>
+          <w:tblCellSpacing w:w="15" w:type="dxa"/>
+        </w:trPr>
+        <w:tc>
+          <w:tcPr>
+            <w:tcW w:w="0" w:type="auto"/>
+            <w:tcBorders>
+              <w:top w:val="single" w:sz="6" w:space="0" w:color="auto"/>
+              <w:left w:val="single" w:sz="6" w:space="0" w:color="auto"/>
+              <w:bottom w:val="single" w:sz="6" w:space="0" w:color="auto"/>
+              <w:right w:val="single" w:sz="6" w:space="0" w:color="auto"/>
+            </w:tcBorders>
+            <w:tcMar>
+              <w:top w:w="240" w:type="dxa"/>
+              <w:left w:w="0" w:type="dxa"/>
+              <w:bottom w:w="240" w:type="dxa"/>
+              <w:right w:w="180" w:type="dxa"/>
+            </w:tcMar>
+            <w:vAlign w:val="center"/>
+            <w:hideMark/>
+          </w:tcPr>
+          <w:p>
+            <w:pPr>
+              <w:spacing w:after="0" w:line="240" w:lineRule="auto"/>
+              <w:rPr>
+                <w:rFonts w:ascii="Times New Roman" w:eastAsia="Times New Roman" w:hAnsi="Times New Roman" w:cs="Times New Roman"/>
+                <w:color w:val="1F1F1F"/>
+                <w:sz w:val="24"/>
+                <w:szCs w:val="24"/>
+                <w:lang w:eastAsia="uk-UA"/>
+              </w:rPr>
+            </w:pPr>
+            <w:r>
+              <w:rPr>
+                <w:rFonts w:ascii="Times New Roman" w:eastAsia="Times New Roman" w:hAnsi="Times New Roman" w:cs="Times New Roman"/>
+                <w:color w:val="1F1F1F"/>
+                <w:sz w:val="24"/>
+                <w:szCs w:val="24"/>
+                <w:bdr w:val="none" w:sz="0" w:space="0" w:color="auto" w:frame="1"/>
+                <w:lang w:eastAsia="uk-UA"/>
+              </w:rPr>
+              <w:t>3</w:t>
+            </w:r>
+          </w:p>
+        </w:tc>
+        <w:tc>
+          <w:tcPr>
+            <w:tcW w:w="0" w:type="auto"/>
+            <w:tcBorders>
+              <w:top w:val="single" w:sz="6" w:space="0" w:color="auto"/>
+              <w:left w:val="single" w:sz="6" w:space="0" w:color="auto"/>
+              <w:bottom w:val="single" w:sz="6" w:space="0" w:color="auto"/>
+              <w:right w:val="single" w:sz="6" w:space="0" w:color="auto"/>
+            </w:tcBorders>
+            <w:tcMar>
+              <w:top w:w="240" w:type="dxa"/>
+              <w:left w:w="0" w:type="dxa"/>
+              <w:bottom w:w="240" w:type="dxa"/>
+              <w:right w:w="180" w:type="dxa"/>
+            </w:tcMar>
+            <w:vAlign w:val="center"/>
+            <w:hideMark/>
+          </w:tcPr>
+          <w:p>
+            <w:pPr>
+              <w:spacing w:after="0" w:line="240" w:lineRule="auto"/>
+              <w:rPr>
+                <w:rFonts w:ascii="Times New Roman" w:eastAsia="Times New Roman" w:hAnsi="Times New Roman" w:cs="Times New Roman"/>
+                <w:color w:val="1F1F1F"/>
+                <w:sz w:val="24"/>
+                <w:szCs w:val="24"/>
+                <w:lang w:eastAsia="uk-UA"/>
+              </w:rPr>
+            </w:pPr>
+            <w:r>
+              <w:rPr>
+                <w:rFonts w:ascii="Times New Roman" w:eastAsia="Times New Roman" w:hAnsi="Times New Roman" w:cs="Times New Roman"/>
+                <w:color w:val="1F1F1F"/>
+                <w:sz w:val="24"/>
+                <w:szCs w:val="24"/>
+                <w:bdr w:val="none" w:sz="0" w:space="0" w:color="auto" w:frame="1"/>
+                <w:lang w:eastAsia="uk-UA"/>
+              </w:rPr>
+              <w:t>Відкрита місцевість (Точка 3, 16:28)</w:t>
+            </w:r>
+          </w:p>
+        </w:tc>
+        <w:tc>
+          <w:tcPr>
+            <w:tcW w:w="0" w:type="auto"/>
+            <w:tcBorders>
+              <w:top w:val="single" w:sz="6" w:space="0" w:color="auto"/>
+              <w:left w:val="single" w:sz="6" w:space="0" w:color="auto"/>
+              <w:bottom w:val="single" w:sz="6" w:space="0" w:color="auto"/>
+              <w:right w:val="single" w:sz="6" w:space="0" w:color="auto"/>
+            </w:tcBorders>
+            <w:tcMar>
+              <w:top w:w="240" w:type="dxa"/>
+              <w:left w:w="0" w:type="dxa"/>
+              <w:bottom w:w="240" w:type="dxa"/>
+              <w:right w:w="180" w:type="dxa"/>
+            </w:tcMar>
+            <w:vAlign w:val="center"/>
+            <w:hideMark/>
+          </w:tcPr>
+          <w:p>
+            <w:pPr>
+              <w:spacing w:after="0" w:line="240" w:lineRule="auto"/>
+              <w:rPr>
+                <w:rFonts w:ascii="Times New Roman" w:eastAsia="Times New Roman" w:hAnsi="Times New Roman" w:cs="Times New Roman"/>
+                <w:color w:val="1F1F1F"/>
+                <w:sz w:val="24"/>
+                <w:szCs w:val="24"/>
+                <w:lang w:eastAsia="uk-UA"/>
+              </w:rPr>
+            </w:pPr>
+            <w:r>
+              <w:rPr>
+                <w:rFonts w:ascii="Times New Roman" w:eastAsia="Times New Roman" w:hAnsi="Times New Roman" w:cs="Times New Roman"/>
+                <w:color w:val="1F1F1F"/>
+                <w:sz w:val="24"/>
+                <w:szCs w:val="24"/>
+                <w:bdr w:val="none" w:sz="0" w:space="0" w:color="auto" w:frame="1"/>
+                <w:lang w:eastAsia="uk-UA"/>
+              </w:rPr>
+              <w:t xml:space="preserve">3D </w:t>
+            </w:r>
+            <w:proofErr w:type="spellStart"/>
+            <w:r>
+              <w:rPr>
+                <w:rFonts w:ascii="Times New Roman" w:eastAsia="Times New Roman" w:hAnsi="Times New Roman" w:cs="Times New Roman"/>
+                <w:color w:val="1F1F1F"/>
+                <w:sz w:val="24"/>
+                <w:szCs w:val="24"/>
+                <w:bdr w:val="none" w:sz="0" w:space="0" w:color="auto" w:frame="1"/>
+                <w:lang w:eastAsia="uk-UA"/>
+              </w:rPr>
+              <w:t>Fix</w:t>
+            </w:r>
+            <w:proofErr w:type="spellEnd"/>
+          </w:p>
+        </w:tc>
+        <w:tc>
+          <w:tcPr>
+            <w:tcW w:w="0" w:type="auto"/>
+            <w:tcBorders>
+              <w:top w:val="single" w:sz="6" w:space="0" w:color="auto"/>
+              <w:left w:val="single" w:sz="6" w:space="0" w:color="auto"/>
+              <w:bottom w:val="single" w:sz="6" w:space="0" w:color="auto"/>
+              <w:right w:val="single" w:sz="6" w:space="0" w:color="auto"/>
+            </w:tcBorders>
+            <w:tcMar>
+              <w:top w:w="240" w:type="dxa"/>
+              <w:left w:w="0" w:type="dxa"/>
+              <w:bottom w:w="240" w:type="dxa"/>
+              <w:right w:w="180" w:type="dxa"/>
+            </w:tcMar>
+            <w:vAlign w:val="center"/>
+            <w:hideMark/>
+          </w:tcPr>
+          <w:p>
+            <w:pPr>
+              <w:spacing w:after="0" w:line="240" w:lineRule="auto"/>
+              <w:rPr>
+                <w:rFonts w:ascii="Times New Roman" w:eastAsia="Times New Roman" w:hAnsi="Times New Roman" w:cs="Times New Roman"/>
+                <w:color w:val="1F1F1F"/>
+                <w:sz w:val="24"/>
+                <w:szCs w:val="24"/>
+                <w:lang w:eastAsia="uk-UA"/>
+              </w:rPr>
+            </w:pPr>
+            <w:r>
+              <w:rPr>
+                <w:rFonts w:ascii="Times New Roman" w:eastAsia="Times New Roman" w:hAnsi="Times New Roman" w:cs="Times New Roman"/>
+                <w:color w:val="1F1F1F"/>
+                <w:sz w:val="24"/>
+                <w:szCs w:val="24"/>
+                <w:bdr w:val="none" w:sz="0" w:space="0" w:color="auto" w:frame="1"/>
+                <w:lang w:eastAsia="uk-UA"/>
+              </w:rPr>
+              <w:t>64</w:t>
+            </w:r>
+          </w:p>
+        </w:tc>
+        <w:tc>
+          <w:tcPr>
+            <w:tcW w:w="0" w:type="auto"/>
+            <w:tcBorders>
+              <w:top w:val="single" w:sz="6" w:space="0" w:color="auto"/>
+              <w:left w:val="single" w:sz="6" w:space="0" w:color="auto"/>
+              <w:bottom w:val="single" w:sz="6" w:space="0" w:color="auto"/>
+              <w:right w:val="single" w:sz="6" w:space="0" w:color="auto"/>
+            </w:tcBorders>
+            <w:tcMar>
+              <w:top w:w="240" w:type="dxa"/>
+              <w:left w:w="0" w:type="dxa"/>
+              <w:bottom w:w="240" w:type="dxa"/>
+              <w:right w:w="180" w:type="dxa"/>
+            </w:tcMar>
+            <w:vAlign w:val="center"/>
+            <w:hideMark/>
+          </w:tcPr>
+          <w:p>
+            <w:pPr>
+              <w:spacing w:after="0" w:line="240" w:lineRule="auto"/>
+              <w:rPr>
+                <w:rFonts w:ascii="Times New Roman" w:eastAsia="Times New Roman" w:hAnsi="Times New Roman" w:cs="Times New Roman"/>
+                <w:color w:val="1F1F1F"/>
+                <w:sz w:val="24"/>
+                <w:szCs w:val="24"/>
+                <w:lang w:eastAsia="uk-UA"/>
+              </w:rPr>
+            </w:pPr>
+            <w:r>
+              <w:rPr>
+                <w:rFonts w:ascii="Times New Roman" w:eastAsia="Times New Roman" w:hAnsi="Times New Roman" w:cs="Times New Roman"/>
+                <w:color w:val="1F1F1F"/>
+                <w:sz w:val="24"/>
+                <w:szCs w:val="24"/>
+                <w:bdr w:val="none" w:sz="0" w:space="0" w:color="auto" w:frame="1"/>
+                <w:lang w:eastAsia="uk-UA"/>
+              </w:rPr>
+              <w:t>0.32</w:t>
+            </w:r>
+          </w:p>
+        </w:tc>
+        <w:tc>
+          <w:tcPr>
+            <w:tcW w:w="0" w:type="auto"/>
+            <w:tcBorders>
+              <w:top w:val="single" w:sz="6" w:space="0" w:color="auto"/>
+              <w:left w:val="single" w:sz="6" w:space="0" w:color="auto"/>
+              <w:bottom w:val="single" w:sz="6" w:space="0" w:color="auto"/>
+              <w:right w:val="single" w:sz="6" w:space="0" w:color="auto"/>
+            </w:tcBorders>
+            <w:tcMar>
+              <w:top w:w="240" w:type="dxa"/>
+              <w:left w:w="0" w:type="dxa"/>
+              <w:bottom w:w="240" w:type="dxa"/>
+              <w:right w:w="0" w:type="dxa"/>
+            </w:tcMar>
+            <w:vAlign w:val="center"/>
+            <w:hideMark/>
+          </w:tcPr>
+          <w:p>
+            <w:pPr>
+              <w:spacing w:after="0" w:line="240" w:lineRule="auto"/>
+              <w:rPr>
+                <w:rFonts w:ascii="Times New Roman" w:eastAsia="Times New Roman" w:hAnsi="Times New Roman" w:cs="Times New Roman"/>
+                <w:color w:val="1F1F1F"/>
+                <w:sz w:val="24"/>
+                <w:szCs w:val="24"/>
+                <w:lang w:eastAsia="uk-UA"/>
+              </w:rPr>
+            </w:pPr>
+            <w:r>
+              <w:rPr>
+                <w:rFonts w:ascii="Times New Roman" w:eastAsia="Times New Roman" w:hAnsi="Times New Roman" w:cs="Times New Roman"/>
+                <w:color w:val="1F1F1F"/>
+                <w:sz w:val="24"/>
+                <w:szCs w:val="24"/>
+                <w:bdr w:val="none" w:sz="0" w:space="0" w:color="auto" w:frame="1"/>
+                <w:lang w:eastAsia="uk-UA"/>
+              </w:rPr>
+              <w:t>~ 2</w:t>
+            </w:r>
+          </w:p>
+        </w:tc>
+      </w:tr>
+      <w:tr>
+        <w:trPr>
+          <w:tblCellSpacing w:w="15" w:type="dxa"/>
+        </w:trPr>
+        <w:tc>
+          <w:tcPr>
+            <w:tcW w:w="0" w:type="auto"/>
+            <w:tcBorders>
+              <w:top w:val="single" w:sz="6" w:space="0" w:color="auto"/>
+              <w:left w:val="single" w:sz="6" w:space="0" w:color="auto"/>
+              <w:bottom w:val="single" w:sz="6" w:space="0" w:color="auto"/>
+              <w:right w:val="single" w:sz="6" w:space="0" w:color="auto"/>
+            </w:tcBorders>
+            <w:tcMar>
+              <w:top w:w="240" w:type="dxa"/>
+              <w:left w:w="0" w:type="dxa"/>
+              <w:bottom w:w="240" w:type="dxa"/>
+              <w:right w:w="180" w:type="dxa"/>
+            </w:tcMar>
+            <w:vAlign w:val="center"/>
+            <w:hideMark/>
+          </w:tcPr>
+          <w:p>
+            <w:pPr>
+              <w:spacing w:after="0" w:line="240" w:lineRule="auto"/>
+              <w:rPr>
+                <w:rFonts w:ascii="Times New Roman" w:eastAsia="Times New Roman" w:hAnsi="Times New Roman" w:cs="Times New Roman"/>
+                <w:color w:val="1F1F1F"/>
+                <w:sz w:val="24"/>
+                <w:szCs w:val="24"/>
+                <w:lang w:eastAsia="uk-UA"/>
+              </w:rPr>
+            </w:pPr>
+            <w:r>
+              <w:rPr>
+                <w:rFonts w:ascii="Times New Roman" w:eastAsia="Times New Roman" w:hAnsi="Times New Roman" w:cs="Times New Roman"/>
+                <w:color w:val="1F1F1F"/>
+                <w:sz w:val="24"/>
+                <w:szCs w:val="24"/>
+                <w:bdr w:val="none" w:sz="0" w:space="0" w:color="auto" w:frame="1"/>
+                <w:lang w:eastAsia="uk-UA"/>
+              </w:rPr>
+              <w:t>4</w:t>
+            </w:r>
+          </w:p>
+        </w:tc>
+        <w:tc>
+          <w:tcPr>
+            <w:tcW w:w="0" w:type="auto"/>
+            <w:tcBorders>
+              <w:top w:val="single" w:sz="6" w:space="0" w:color="auto"/>
+              <w:left w:val="single" w:sz="6" w:space="0" w:color="auto"/>
+              <w:bottom w:val="single" w:sz="6" w:space="0" w:color="auto"/>
+              <w:right w:val="single" w:sz="6" w:space="0" w:color="auto"/>
+            </w:tcBorders>
+            <w:tcMar>
+              <w:top w:w="240" w:type="dxa"/>
+              <w:left w:w="0" w:type="dxa"/>
+              <w:bottom w:w="240" w:type="dxa"/>
+              <w:right w:w="180" w:type="dxa"/>
+            </w:tcMar>
+            <w:vAlign w:val="center"/>
+            <w:hideMark/>
+          </w:tcPr>
+          <w:p>
+            <w:pPr>
+              <w:spacing w:after="0" w:line="240" w:lineRule="auto"/>
+              <w:rPr>
+                <w:rFonts w:ascii="Times New Roman" w:eastAsia="Times New Roman" w:hAnsi="Times New Roman" w:cs="Times New Roman"/>
+                <w:color w:val="1F1F1F"/>
+                <w:sz w:val="24"/>
+                <w:szCs w:val="24"/>
+                <w:lang w:eastAsia="uk-UA"/>
+              </w:rPr>
+            </w:pPr>
+            <w:r>
+              <w:rPr>
+                <w:rFonts w:ascii="Times New Roman" w:eastAsia="Times New Roman" w:hAnsi="Times New Roman" w:cs="Times New Roman"/>
+                <w:color w:val="1F1F1F"/>
+                <w:sz w:val="24"/>
+                <w:szCs w:val="24"/>
+                <w:bdr w:val="none" w:sz="0" w:space="0" w:color="auto" w:frame="1"/>
+                <w:lang w:eastAsia="uk-UA"/>
+              </w:rPr>
+              <w:t>Відкрита місцевість (Точка 4, 18:18)</w:t>
+            </w:r>
+          </w:p>
+        </w:tc>
+        <w:tc>
+          <w:tcPr>
+            <w:tcW w:w="0" w:type="auto"/>
+            <w:tcBorders>
+              <w:top w:val="single" w:sz="6" w:space="0" w:color="auto"/>
+              <w:left w:val="single" w:sz="6" w:space="0" w:color="auto"/>
+              <w:bottom w:val="single" w:sz="6" w:space="0" w:color="auto"/>
+              <w:right w:val="single" w:sz="6" w:space="0" w:color="auto"/>
+            </w:tcBorders>
+            <w:tcMar>
+              <w:top w:w="240" w:type="dxa"/>
+              <w:left w:w="0" w:type="dxa"/>
+              <w:bottom w:w="240" w:type="dxa"/>
+              <w:right w:w="180" w:type="dxa"/>
+            </w:tcMar>
+            <w:vAlign w:val="center"/>
+            <w:hideMark/>
+          </w:tcPr>
+          <w:p>
+            <w:pPr>
+              <w:spacing w:after="0" w:line="240" w:lineRule="auto"/>
+              <w:rPr>
+                <w:rFonts w:ascii="Times New Roman" w:eastAsia="Times New Roman" w:hAnsi="Times New Roman" w:cs="Times New Roman"/>
+                <w:color w:val="1F1F1F"/>
+                <w:sz w:val="24"/>
+                <w:szCs w:val="24"/>
+                <w:lang w:eastAsia="uk-UA"/>
+              </w:rPr>
+            </w:pPr>
+            <w:r>
+              <w:rPr>
+                <w:rFonts w:ascii="Times New Roman" w:eastAsia="Times New Roman" w:hAnsi="Times New Roman" w:cs="Times New Roman"/>
+                <w:color w:val="1F1F1F"/>
+                <w:sz w:val="24"/>
+                <w:szCs w:val="24"/>
+                <w:bdr w:val="none" w:sz="0" w:space="0" w:color="auto" w:frame="1"/>
+                <w:lang w:eastAsia="uk-UA"/>
+              </w:rPr>
+              <w:t xml:space="preserve">3D </w:t>
+            </w:r>
+            <w:proofErr w:type="spellStart"/>
+            <w:r>
+              <w:rPr>
+                <w:rFonts w:ascii="Times New Roman" w:eastAsia="Times New Roman" w:hAnsi="Times New Roman" w:cs="Times New Roman"/>
+                <w:color w:val="1F1F1F"/>
+                <w:sz w:val="24"/>
+                <w:szCs w:val="24"/>
+                <w:bdr w:val="none" w:sz="0" w:space="0" w:color="auto" w:frame="1"/>
+                <w:lang w:eastAsia="uk-UA"/>
+              </w:rPr>
+              <w:t>Fix</w:t>
+            </w:r>
+            <w:proofErr w:type="spellEnd"/>
+          </w:p>
+        </w:tc>
+        <w:tc>
+          <w:tcPr>
+            <w:tcW w:w="0" w:type="auto"/>
+            <w:tcBorders>
+              <w:top w:val="single" w:sz="6" w:space="0" w:color="auto"/>
+              <w:left w:val="single" w:sz="6" w:space="0" w:color="auto"/>
+              <w:bottom w:val="single" w:sz="6" w:space="0" w:color="auto"/>
+              <w:right w:val="single" w:sz="6" w:space="0" w:color="auto"/>
+            </w:tcBorders>
+            <w:tcMar>
+              <w:top w:w="240" w:type="dxa"/>
+              <w:left w:w="0" w:type="dxa"/>
+              <w:bottom w:w="240" w:type="dxa"/>
+              <w:right w:w="180" w:type="dxa"/>
+            </w:tcMar>
+            <w:vAlign w:val="center"/>
+            <w:hideMark/>
+          </w:tcPr>
+          <w:p>
+            <w:pPr>
+              <w:spacing w:after="0" w:line="240" w:lineRule="auto"/>
+              <w:rPr>
+                <w:rFonts w:ascii="Times New Roman" w:eastAsia="Times New Roman" w:hAnsi="Times New Roman" w:cs="Times New Roman"/>
+                <w:color w:val="1F1F1F"/>
+                <w:sz w:val="24"/>
+                <w:szCs w:val="24"/>
+                <w:lang w:eastAsia="uk-UA"/>
+              </w:rPr>
+            </w:pPr>
+            <w:r>
+              <w:rPr>
+                <w:rFonts w:ascii="Times New Roman" w:eastAsia="Times New Roman" w:hAnsi="Times New Roman" w:cs="Times New Roman"/>
+                <w:color w:val="1F1F1F"/>
+                <w:sz w:val="24"/>
+                <w:szCs w:val="24"/>
+                <w:bdr w:val="none" w:sz="0" w:space="0" w:color="auto" w:frame="1"/>
+                <w:lang w:eastAsia="uk-UA"/>
+              </w:rPr>
+              <w:t>69</w:t>
+            </w:r>
+          </w:p>
+        </w:tc>
+        <w:tc>
+          <w:tcPr>
+            <w:tcW w:w="0" w:type="auto"/>
+            <w:tcBorders>
+              <w:top w:val="single" w:sz="6" w:space="0" w:color="auto"/>
+              <w:left w:val="single" w:sz="6" w:space="0" w:color="auto"/>
+              <w:bottom w:val="single" w:sz="6" w:space="0" w:color="auto"/>
+              <w:right w:val="single" w:sz="6" w:space="0" w:color="auto"/>
+            </w:tcBorders>
+            <w:tcMar>
+              <w:top w:w="240" w:type="dxa"/>
+              <w:left w:w="0" w:type="dxa"/>
+              <w:bottom w:w="240" w:type="dxa"/>
+              <w:right w:w="180" w:type="dxa"/>
+            </w:tcMar>
+            <w:vAlign w:val="center"/>
+            <w:hideMark/>
+          </w:tcPr>
+          <w:p>
+            <w:pPr>
+              <w:spacing w:after="0" w:line="240" w:lineRule="auto"/>
+              <w:rPr>
+                <w:rFonts w:ascii="Times New Roman" w:eastAsia="Times New Roman" w:hAnsi="Times New Roman" w:cs="Times New Roman"/>
+                <w:color w:val="1F1F1F"/>
+                <w:sz w:val="24"/>
+                <w:szCs w:val="24"/>
+                <w:lang w:eastAsia="uk-UA"/>
+              </w:rPr>
+            </w:pPr>
+            <w:r>
+              <w:rPr>
+                <w:rFonts w:ascii="Times New Roman" w:eastAsia="Times New Roman" w:hAnsi="Times New Roman" w:cs="Times New Roman"/>
+                <w:color w:val="1F1F1F"/>
+                <w:sz w:val="24"/>
+                <w:szCs w:val="24"/>
+                <w:bdr w:val="none" w:sz="0" w:space="0" w:color="auto" w:frame="1"/>
+                <w:lang w:eastAsia="uk-UA"/>
+              </w:rPr>
+              <w:t>0.30</w:t>
+            </w:r>
+          </w:p>
+        </w:tc>
+        <w:tc>
+          <w:tcPr>
+            <w:tcW w:w="0" w:type="auto"/>
+            <w:tcBorders>
+              <w:top w:val="single" w:sz="6" w:space="0" w:color="auto"/>
+              <w:left w:val="single" w:sz="6" w:space="0" w:color="auto"/>
+              <w:bottom w:val="single" w:sz="6" w:space="0" w:color="auto"/>
+              <w:right w:val="single" w:sz="6" w:space="0" w:color="auto"/>
+            </w:tcBorders>
+            <w:tcMar>
+              <w:top w:w="240" w:type="dxa"/>
+              <w:left w:w="0" w:type="dxa"/>
+              <w:bottom w:w="240" w:type="dxa"/>
+              <w:right w:w="0" w:type="dxa"/>
+            </w:tcMar>
+            <w:vAlign w:val="center"/>
+            <w:hideMark/>
+          </w:tcPr>
+          <w:p>
+            <w:pPr>
+              <w:spacing w:after="0" w:line="240" w:lineRule="auto"/>
+              <w:rPr>
+                <w:rFonts w:ascii="Times New Roman" w:eastAsia="Times New Roman" w:hAnsi="Times New Roman" w:cs="Times New Roman"/>
+                <w:color w:val="1F1F1F"/>
+                <w:sz w:val="24"/>
+                <w:szCs w:val="24"/>
+                <w:lang w:eastAsia="uk-UA"/>
+              </w:rPr>
+            </w:pPr>
+            <w:r>
+              <w:rPr>
+                <w:rFonts w:ascii="Times New Roman" w:eastAsia="Times New Roman" w:hAnsi="Times New Roman" w:cs="Times New Roman"/>
+                <w:color w:val="1F1F1F"/>
+                <w:sz w:val="24"/>
+                <w:szCs w:val="24"/>
+                <w:bdr w:val="none" w:sz="0" w:space="0" w:color="auto" w:frame="1"/>
+                <w:lang w:eastAsia="uk-UA"/>
+              </w:rPr>
+              <w:t>~ 1.5</w:t>
+            </w:r>
+          </w:p>
+        </w:tc>
+      </w:tr>
+      <w:tr>
+        <w:trPr>
+          <w:tblCellSpacing w:w="15" w:type="dxa"/>
+        </w:trPr>
+        <w:tc>
+          <w:tcPr>
+            <w:tcW w:w="0" w:type="auto"/>
+            <w:tcBorders>
+              <w:top w:val="single" w:sz="6" w:space="0" w:color="auto"/>
+              <w:left w:val="single" w:sz="6" w:space="0" w:color="auto"/>
+              <w:bottom w:val="single" w:sz="6" w:space="0" w:color="auto"/>
+              <w:right w:val="single" w:sz="6" w:space="0" w:color="auto"/>
+            </w:tcBorders>
+            <w:tcMar>
+              <w:top w:w="240" w:type="dxa"/>
+              <w:left w:w="0" w:type="dxa"/>
+              <w:bottom w:w="240" w:type="dxa"/>
+              <w:right w:w="180" w:type="dxa"/>
+            </w:tcMar>
+            <w:vAlign w:val="center"/>
+            <w:hideMark/>
+          </w:tcPr>
+          <w:p>
+            <w:pPr>
+              <w:spacing w:after="0" w:line="240" w:lineRule="auto"/>
+              <w:rPr>
+                <w:rFonts w:ascii="Times New Roman" w:eastAsia="Times New Roman" w:hAnsi="Times New Roman" w:cs="Times New Roman"/>
+                <w:color w:val="1F1F1F"/>
+                <w:sz w:val="24"/>
+                <w:szCs w:val="24"/>
+                <w:lang w:eastAsia="uk-UA"/>
+              </w:rPr>
+            </w:pPr>
+            <w:r>
+              <w:rPr>
+                <w:rFonts w:ascii="Times New Roman" w:eastAsia="Times New Roman" w:hAnsi="Times New Roman" w:cs="Times New Roman"/>
+                <w:color w:val="1F1F1F"/>
+                <w:sz w:val="24"/>
+                <w:szCs w:val="24"/>
+                <w:bdr w:val="none" w:sz="0" w:space="0" w:color="auto" w:frame="1"/>
+                <w:lang w:eastAsia="uk-UA"/>
+              </w:rPr>
+              <w:t>5</w:t>
+            </w:r>
+          </w:p>
+        </w:tc>
+        <w:tc>
+          <w:tcPr>
+            <w:tcW w:w="0" w:type="auto"/>
+            <w:tcBorders>
+              <w:top w:val="single" w:sz="6" w:space="0" w:color="auto"/>
+              <w:left w:val="single" w:sz="6" w:space="0" w:color="auto"/>
+              <w:bottom w:val="single" w:sz="6" w:space="0" w:color="auto"/>
+              <w:right w:val="single" w:sz="6" w:space="0" w:color="auto"/>
+            </w:tcBorders>
+            <w:tcMar>
+              <w:top w:w="240" w:type="dxa"/>
+              <w:left w:w="0" w:type="dxa"/>
+              <w:bottom w:w="240" w:type="dxa"/>
+              <w:right w:w="180" w:type="dxa"/>
+            </w:tcMar>
+            <w:vAlign w:val="center"/>
+            <w:hideMark/>
+          </w:tcPr>
+          <w:p>
+            <w:pPr>
+              <w:spacing w:after="0" w:line="240" w:lineRule="auto"/>
+              <w:rPr>
+                <w:rFonts w:ascii="Times New Roman" w:eastAsia="Times New Roman" w:hAnsi="Times New Roman" w:cs="Times New Roman"/>
+                <w:color w:val="1F1F1F"/>
+                <w:sz w:val="24"/>
+                <w:szCs w:val="24"/>
+                <w:lang w:eastAsia="uk-UA"/>
+              </w:rPr>
+            </w:pPr>
+            <w:r>
+              <w:rPr>
+                <w:rFonts w:ascii="Times New Roman" w:eastAsia="Times New Roman" w:hAnsi="Times New Roman" w:cs="Times New Roman"/>
+                <w:color w:val="1F1F1F"/>
+                <w:sz w:val="24"/>
+                <w:szCs w:val="24"/>
+                <w:bdr w:val="none" w:sz="0" w:space="0" w:color="auto" w:frame="1"/>
+                <w:lang w:eastAsia="uk-UA"/>
+              </w:rPr>
+              <w:t>Відкрита місцевість (Точка 5, 19:07)</w:t>
+            </w:r>
+          </w:p>
+        </w:tc>
+        <w:tc>
+          <w:tcPr>
+            <w:tcW w:w="0" w:type="auto"/>
+            <w:tcBorders>
+              <w:top w:val="single" w:sz="6" w:space="0" w:color="auto"/>
+              <w:left w:val="single" w:sz="6" w:space="0" w:color="auto"/>
+              <w:bottom w:val="single" w:sz="6" w:space="0" w:color="auto"/>
+              <w:right w:val="single" w:sz="6" w:space="0" w:color="auto"/>
+            </w:tcBorders>
+            <w:tcMar>
+              <w:top w:w="240" w:type="dxa"/>
+              <w:left w:w="0" w:type="dxa"/>
+              <w:bottom w:w="240" w:type="dxa"/>
+              <w:right w:w="180" w:type="dxa"/>
+            </w:tcMar>
+            <w:vAlign w:val="center"/>
+            <w:hideMark/>
+          </w:tcPr>
+          <w:p>
+            <w:pPr>
+              <w:spacing w:after="0" w:line="240" w:lineRule="auto"/>
+              <w:rPr>
+                <w:rFonts w:ascii="Times New Roman" w:eastAsia="Times New Roman" w:hAnsi="Times New Roman" w:cs="Times New Roman"/>
+                <w:color w:val="1F1F1F"/>
+                <w:sz w:val="24"/>
+                <w:szCs w:val="24"/>
+                <w:lang w:eastAsia="uk-UA"/>
+              </w:rPr>
+            </w:pPr>
+            <w:r>
+              <w:rPr>
+                <w:rFonts w:ascii="Times New Roman" w:eastAsia="Times New Roman" w:hAnsi="Times New Roman" w:cs="Times New Roman"/>
+                <w:color w:val="1F1F1F"/>
+                <w:sz w:val="24"/>
+                <w:szCs w:val="24"/>
+                <w:bdr w:val="none" w:sz="0" w:space="0" w:color="auto" w:frame="1"/>
+                <w:lang w:eastAsia="uk-UA"/>
+              </w:rPr>
+              <w:t xml:space="preserve">3D </w:t>
+            </w:r>
+            <w:proofErr w:type="spellStart"/>
+            <w:r>
+              <w:rPr>
+                <w:rFonts w:ascii="Times New Roman" w:eastAsia="Times New Roman" w:hAnsi="Times New Roman" w:cs="Times New Roman"/>
+                <w:color w:val="1F1F1F"/>
+                <w:sz w:val="24"/>
+                <w:szCs w:val="24"/>
+                <w:bdr w:val="none" w:sz="0" w:space="0" w:color="auto" w:frame="1"/>
+                <w:lang w:eastAsia="uk-UA"/>
+              </w:rPr>
+              <w:t>Fix</w:t>
+            </w:r>
+            <w:proofErr w:type="spellEnd"/>
+          </w:p>
+        </w:tc>
+        <w:tc>
+          <w:tcPr>
+            <w:tcW w:w="0" w:type="auto"/>
+            <w:tcBorders>
+              <w:top w:val="single" w:sz="6" w:space="0" w:color="auto"/>
+              <w:left w:val="single" w:sz="6" w:space="0" w:color="auto"/>
+              <w:bottom w:val="single" w:sz="6" w:space="0" w:color="auto"/>
+              <w:right w:val="single" w:sz="6" w:space="0" w:color="auto"/>
+            </w:tcBorders>
+            <w:tcMar>
+              <w:top w:w="240" w:type="dxa"/>
+              <w:left w:w="0" w:type="dxa"/>
+              <w:bottom w:w="240" w:type="dxa"/>
+              <w:right w:w="180" w:type="dxa"/>
+            </w:tcMar>
+            <w:vAlign w:val="center"/>
+            <w:hideMark/>
+          </w:tcPr>
+          <w:p>
+            <w:pPr>
+              <w:spacing w:after="0" w:line="240" w:lineRule="auto"/>
+              <w:rPr>
+                <w:rFonts w:ascii="Times New Roman" w:eastAsia="Times New Roman" w:hAnsi="Times New Roman" w:cs="Times New Roman"/>
+                <w:color w:val="1F1F1F"/>
+                <w:sz w:val="24"/>
+                <w:szCs w:val="24"/>
+                <w:lang w:eastAsia="uk-UA"/>
+              </w:rPr>
+            </w:pPr>
+            <w:r>
+              <w:rPr>
+                <w:rFonts w:ascii="Times New Roman" w:eastAsia="Times New Roman" w:hAnsi="Times New Roman" w:cs="Times New Roman"/>
+                <w:color w:val="1F1F1F"/>
+                <w:sz w:val="24"/>
+                <w:szCs w:val="24"/>
+                <w:bdr w:val="none" w:sz="0" w:space="0" w:color="auto" w:frame="1"/>
+                <w:lang w:eastAsia="uk-UA"/>
+              </w:rPr>
+              <w:t>70</w:t>
+            </w:r>
+          </w:p>
+        </w:tc>
+        <w:tc>
+          <w:tcPr>
+            <w:tcW w:w="0" w:type="auto"/>
+            <w:tcBorders>
+              <w:top w:val="single" w:sz="6" w:space="0" w:color="auto"/>
+              <w:left w:val="single" w:sz="6" w:space="0" w:color="auto"/>
+              <w:bottom w:val="single" w:sz="6" w:space="0" w:color="auto"/>
+              <w:right w:val="single" w:sz="6" w:space="0" w:color="auto"/>
+            </w:tcBorders>
+            <w:tcMar>
+              <w:top w:w="240" w:type="dxa"/>
+              <w:left w:w="0" w:type="dxa"/>
+              <w:bottom w:w="240" w:type="dxa"/>
+              <w:right w:w="180" w:type="dxa"/>
+            </w:tcMar>
+            <w:vAlign w:val="center"/>
+            <w:hideMark/>
+          </w:tcPr>
+          <w:p>
+            <w:pPr>
+              <w:spacing w:after="0" w:line="240" w:lineRule="auto"/>
+              <w:rPr>
+                <w:rFonts w:ascii="Times New Roman" w:eastAsia="Times New Roman" w:hAnsi="Times New Roman" w:cs="Times New Roman"/>
+                <w:color w:val="1F1F1F"/>
+                <w:sz w:val="24"/>
+                <w:szCs w:val="24"/>
+                <w:lang w:eastAsia="uk-UA"/>
+              </w:rPr>
+            </w:pPr>
+            <w:r>
+              <w:rPr>
+                <w:rFonts w:ascii="Times New Roman" w:eastAsia="Times New Roman" w:hAnsi="Times New Roman" w:cs="Times New Roman"/>
+                <w:color w:val="1F1F1F"/>
+                <w:sz w:val="24"/>
+                <w:szCs w:val="24"/>
+                <w:bdr w:val="none" w:sz="0" w:space="0" w:color="auto" w:frame="1"/>
+                <w:lang w:eastAsia="uk-UA"/>
+              </w:rPr>
+              <w:t>0.30</w:t>
+            </w:r>
+          </w:p>
+        </w:tc>
+        <w:tc>
+          <w:tcPr>
+            <w:tcW w:w="0" w:type="auto"/>
+            <w:tcBorders>
+              <w:top w:val="single" w:sz="6" w:space="0" w:color="auto"/>
+              <w:left w:val="single" w:sz="6" w:space="0" w:color="auto"/>
+              <w:bottom w:val="single" w:sz="6" w:space="0" w:color="auto"/>
+              <w:right w:val="single" w:sz="6" w:space="0" w:color="auto"/>
+            </w:tcBorders>
+            <w:tcMar>
+              <w:top w:w="240" w:type="dxa"/>
+              <w:left w:w="0" w:type="dxa"/>
+              <w:bottom w:w="240" w:type="dxa"/>
+              <w:right w:w="0" w:type="dxa"/>
+            </w:tcMar>
+            <w:vAlign w:val="center"/>
+            <w:hideMark/>
+          </w:tcPr>
+          <w:p>
+            <w:pPr>
+              <w:spacing w:after="0" w:line="240" w:lineRule="auto"/>
+              <w:rPr>
+                <w:rFonts w:ascii="Times New Roman" w:eastAsia="Times New Roman" w:hAnsi="Times New Roman" w:cs="Times New Roman"/>
+                <w:color w:val="1F1F1F"/>
+                <w:sz w:val="24"/>
+                <w:szCs w:val="24"/>
+                <w:lang w:eastAsia="uk-UA"/>
+              </w:rPr>
+            </w:pPr>
+            <w:r>
+              <w:rPr>
+                <w:rFonts w:ascii="Times New Roman" w:eastAsia="Times New Roman" w:hAnsi="Times New Roman" w:cs="Times New Roman"/>
+                <w:color w:val="1F1F1F"/>
+                <w:sz w:val="24"/>
+                <w:szCs w:val="24"/>
+                <w:bdr w:val="none" w:sz="0" w:space="0" w:color="auto" w:frame="1"/>
+                <w:lang w:eastAsia="uk-UA"/>
+              </w:rPr>
+              <w:t>~ 1.5</w:t>
+            </w:r>
+          </w:p>
+        </w:tc>
+      </w:tr>
+    </w:tbl>
+    <w:p>
+      <w:pPr>
+        <w:pStyle w:val="a4"/>
+        <w:jc w:val="both"/>
+        <w:rPr>
+          <w:b/>
+          <w:bCs/>
+          <w:sz w:val="28"/>
+          <w:szCs w:val="28"/>
+        </w:rPr>
+      </w:pPr>
+      <w:r>
+        <w:rPr>
+          <w:b/>
+          <w:bCs/>
+          <w:sz w:val="28"/>
+          <w:szCs w:val="28"/>
+        </w:rPr>
+        <w:lastRenderedPageBreak/>
+        <w:drawing>
+          <wp:inline distT="0" distB="0" distL="0" distR="0" wp14:anchorId="03B15DB8" wp14:editId="325AE1D0">
+            <wp:extent cx="2126498" cy="2880360"/>
+            <wp:effectExtent l="0" t="0" r="7620" b="0"/>
+            <wp:docPr id="3" name="Рисунок 3"/>
+            <wp:cNvGraphicFramePr>
+              <a:graphicFrameLocks xmlns:a="http://schemas.openxmlformats.org/drawingml/2006/main" noChangeAspect="1"/>
+            </wp:cNvGraphicFramePr>
+            <a:graphic xmlns:a="http://schemas.openxmlformats.org/drawingml/2006/main">
+              <a:graphicData uri="http://schemas.openxmlformats.org/drawingml/2006/picture">
+                <pic:pic xmlns:pic="http://schemas.openxmlformats.org/drawingml/2006/picture">
+                  <pic:nvPicPr>
+                    <pic:cNvPr id="1" name=""/>
+                    <pic:cNvPicPr/>
+                  </pic:nvPicPr>
+                  <pic:blipFill>
+                    <a:blip r:embed="rId5"/>
+                    <a:stretch>
+                      <a:fillRect/>
+                    </a:stretch>
+                  </pic:blipFill>
+                  <pic:spPr>
+                    <a:xfrm>
+                      <a:off x="0" y="0"/>
+                      <a:ext cx="2144981" cy="2905395"/>
+                    </a:xfrm>
+                    <a:prstGeom prst="rect">
+                      <a:avLst/>
+                    </a:prstGeom>
+                  </pic:spPr>
+                </pic:pic>
+              </a:graphicData>
+            </a:graphic>
+          </wp:inline>
+        </w:drawing>
+      </w:r>
+      <w:r>
+        <w:rPr>
+          <w:b/>
+          <w:bCs/>
+          <w:sz w:val="28"/>
+          <w:szCs w:val="28"/>
+        </w:rPr>
+        <w:drawing>
+          <wp:inline distT="0" distB="0" distL="0" distR="0" wp14:anchorId="3555F9C9" wp14:editId="78713F4D">
+            <wp:extent cx="1874520" cy="2509438"/>
+            <wp:effectExtent l="0" t="0" r="0" b="5715"/>
+            <wp:docPr id="5" name="Рисунок 5"/>
+            <wp:cNvGraphicFramePr>
+              <a:graphicFrameLocks xmlns:a="http://schemas.openxmlformats.org/drawingml/2006/main" noChangeAspect="1"/>
+            </wp:cNvGraphicFramePr>
+            <a:graphic xmlns:a="http://schemas.openxmlformats.org/drawingml/2006/main">
+              <a:graphicData uri="http://schemas.openxmlformats.org/drawingml/2006/picture">
+                <pic:pic xmlns:pic="http://schemas.openxmlformats.org/drawingml/2006/picture">
+                  <pic:nvPicPr>
+                    <pic:cNvPr id="1" name=""/>
+                    <pic:cNvPicPr/>
+                  </pic:nvPicPr>
+                  <pic:blipFill>
+                    <a:blip r:embed="rId6"/>
+                    <a:stretch>
+                      <a:fillRect/>
+                    </a:stretch>
+                  </pic:blipFill>
+                  <pic:spPr>
+                    <a:xfrm>
+                      <a:off x="0" y="0"/>
+                      <a:ext cx="1889881" cy="2530002"/>
+                    </a:xfrm>
+                    <a:prstGeom prst="rect">
+                      <a:avLst/>
+                    </a:prstGeom>
+                  </pic:spPr>
+                </pic:pic>
+              </a:graphicData>
+            </a:graphic>
+          </wp:inline>
+        </w:drawing>
+      </w:r>
+      <w:r>
+        <w:rPr>
+          <w:b/>
+          <w:bCs/>
+          <w:sz w:val="28"/>
+          <w:szCs w:val="28"/>
+        </w:rPr>
+        <w:drawing>
+          <wp:inline distT="0" distB="0" distL="0" distR="0" wp14:anchorId="154CAC15" wp14:editId="763CD02E">
+            <wp:extent cx="2095500" cy="2796818"/>
+            <wp:effectExtent l="0" t="0" r="0" b="3810"/>
+            <wp:docPr id="7" name="Рисунок 7"/>
+            <wp:cNvGraphicFramePr>
+              <a:graphicFrameLocks xmlns:a="http://schemas.openxmlformats.org/drawingml/2006/main" noChangeAspect="1"/>
+            </wp:cNvGraphicFramePr>
+            <a:graphic xmlns:a="http://schemas.openxmlformats.org/drawingml/2006/main">
+              <a:graphicData uri="http://schemas.openxmlformats.org/drawingml/2006/picture">
+                <pic:pic xmlns:pic="http://schemas.openxmlformats.org/drawingml/2006/picture">
+                  <pic:nvPicPr>
+                    <pic:cNvPr id="1" name=""/>
+                    <pic:cNvPicPr/>
+                  </pic:nvPicPr>
+                  <pic:blipFill>
+                    <a:blip r:embed="rId7"/>
+                    <a:stretch>
+                      <a:fillRect/>
+                    </a:stretch>
+                  </pic:blipFill>
+                  <pic:spPr>
+                    <a:xfrm>
+                      <a:off x="0" y="0"/>
+                      <a:ext cx="2134322" cy="2848633"/>
+                    </a:xfrm>
+                    <a:prstGeom prst="rect">
+                      <a:avLst/>
+                    </a:prstGeom>
+                  </pic:spPr>
+                </pic:pic>
+              </a:graphicData>
+            </a:graphic>
+          </wp:inline>
+        </w:drawing>
+      </w:r>
+    </w:p>
+    <w:p>
+      <w:pPr>
+        <w:pStyle w:val="a4"/>
+        <w:jc w:val="both"/>
+        <w:rPr>
+          <w:b/>
+          <w:bCs/>
+          <w:sz w:val="28"/>
+          <w:szCs w:val="28"/>
+        </w:rPr>
+      </w:pPr>
+      <w:r>
+        <w:rPr>
+          <w:b/>
+          <w:bCs/>
+          <w:sz w:val="28"/>
+          <w:szCs w:val="28"/>
+        </w:rPr>
+        <w:drawing>
+          <wp:inline distT="0" distB="0" distL="0" distR="0" wp14:anchorId="63568D65" wp14:editId="3C73B0EF">
+            <wp:extent cx="2895600" cy="3853063"/>
+            <wp:effectExtent l="0" t="0" r="0" b="0"/>
+            <wp:docPr id="8" name="Рисунок 8"/>
+            <wp:cNvGraphicFramePr>
+              <a:graphicFrameLocks xmlns:a="http://schemas.openxmlformats.org/drawingml/2006/main" noChangeAspect="1"/>
+            </wp:cNvGraphicFramePr>
+            <a:graphic xmlns:a="http://schemas.openxmlformats.org/drawingml/2006/main">
+              <a:graphicData uri="http://schemas.openxmlformats.org/drawingml/2006/picture">
+                <pic:pic xmlns:pic="http://schemas.openxmlformats.org/drawingml/2006/picture">
+                  <pic:nvPicPr>
+                    <pic:cNvPr id="1" name=""/>
+                    <pic:cNvPicPr/>
+                  </pic:nvPicPr>
+                  <pic:blipFill>
+                    <a:blip r:embed="rId8"/>
+                    <a:stretch>
+                      <a:fillRect/>
+                    </a:stretch>
+                  </pic:blipFill>
+                  <pic:spPr>
+                    <a:xfrm>
+                      <a:off x="0" y="0"/>
+                      <a:ext cx="2914117" cy="3877703"/>
+                    </a:xfrm>
+                    <a:prstGeom prst="rect">
+                      <a:avLst/>
+                    </a:prstGeom>
+                  </pic:spPr>
+                </pic:pic>
+              </a:graphicData>
+            </a:graphic>
+          </wp:inline>
+        </w:drawing>
+      </w:r>
+      <w:r>
+        <w:rPr>
+          <w:b/>
+          <w:bCs/>
+          <w:sz w:val="28"/>
+          <w:szCs w:val="28"/>
+        </w:rPr>
+        <w:drawing>
+          <wp:inline distT="0" distB="0" distL="0" distR="0" wp14:anchorId="5BF8B7D0" wp14:editId="021EC81A">
+            <wp:extent cx="2865120" cy="3846955"/>
+            <wp:effectExtent l="0" t="0" r="0" b="1270"/>
+            <wp:docPr id="9" name="Рисунок 9"/>
+            <wp:cNvGraphicFramePr>
+              <a:graphicFrameLocks xmlns:a="http://schemas.openxmlformats.org/drawingml/2006/main" noChangeAspect="1"/>
+            </wp:cNvGraphicFramePr>
+            <a:graphic xmlns:a="http://schemas.openxmlformats.org/drawingml/2006/main">
+              <a:graphicData uri="http://schemas.openxmlformats.org/drawingml/2006/picture">
+                <pic:pic xmlns:pic="http://schemas.openxmlformats.org/drawingml/2006/picture">
+                  <pic:nvPicPr>
+                    <pic:cNvPr id="1" name=""/>
+                    <pic:cNvPicPr/>
+                  </pic:nvPicPr>
+                  <pic:blipFill>
+                    <a:blip r:embed="rId9"/>
+                    <a:stretch>
+                      <a:fillRect/>
+                    </a:stretch>
+                  </pic:blipFill>
+                  <pic:spPr>
+                    <a:xfrm>
+                      <a:off x="0" y="0"/>
+                      <a:ext cx="2868399" cy="3851358"/>
+                    </a:xfrm>
+                    <a:prstGeom prst="rect">
+                      <a:avLst/>
+                    </a:prstGeom>
+                  </pic:spPr>
+                </pic:pic>
+              </a:graphicData>
+            </a:graphic>
+          </wp:inline>
+        </w:drawing>
+      </w:r>
+    </w:p>
+    <w:p>
+      <w:pPr>
+        <w:pStyle w:val="a4"/>
+        <w:jc w:val="both"/>
+        <w:rPr>
+          <w:sz w:val="28"/>
+          <w:szCs w:val="28"/>
+        </w:rPr>
+      </w:pPr>
+      <w:r>
+        <w:rPr>
+          <w:b/>
+          <w:bCs/>
+          <w:sz w:val="28"/>
+          <w:szCs w:val="28"/>
+        </w:rPr>
+        <w:t>Аналіз якості супутникового зв'язку:</w:t>
+      </w:r>
+      <w:r>
+        <w:rPr>
+          <w:sz w:val="28"/>
+          <w:szCs w:val="28"/>
+        </w:rPr>
+        <w:t xml:space="preserve"> Аналізуючи дані з Таблиці 1, можна зробити висновок про ідеальні умови приймання супутникового сигналу протягом усього періоду тестування:</w:t>
+      </w:r>
+    </w:p>
+    <w:p>
+      <w:pPr>
+        <w:pStyle w:val="a4"/>
+        <w:numPr>
+          <w:ilvl w:val="0"/>
+          <w:numId w:val="1"/>
+        </w:numPr>
+        <w:jc w:val="both"/>
+        <w:rPr>
+          <w:sz w:val="28"/>
+          <w:szCs w:val="28"/>
+        </w:rPr>
+      </w:pPr>
+      <w:r>
+        <w:rPr>
+          <w:sz w:val="28"/>
+          <w:szCs w:val="28"/>
+        </w:rPr>
+        <w:t>Приймач стабільно фіксував від 61 до 70 навігаційних супутників (</w:t>
+      </w:r>
+      <w:proofErr w:type="spellStart"/>
+      <w:r>
+        <w:rPr>
+          <w:sz w:val="28"/>
+          <w:szCs w:val="28"/>
+        </w:rPr>
+        <w:t>Visible</w:t>
+      </w:r>
+      <w:proofErr w:type="spellEnd"/>
+      <w:r>
+        <w:rPr>
+          <w:sz w:val="28"/>
+          <w:szCs w:val="28"/>
+        </w:rPr>
+        <w:t xml:space="preserve"> GNSS), що є дуже високим показником і свідчить про відсутність щільної висотної забудови чи густих дерев, які б екранували небосхил.</w:t>
+      </w:r>
+    </w:p>
+    <w:p>
+      <w:pPr>
+        <w:pStyle w:val="a4"/>
+        <w:numPr>
+          <w:ilvl w:val="0"/>
+          <w:numId w:val="1"/>
+        </w:numPr>
+        <w:jc w:val="both"/>
+        <w:rPr>
+          <w:sz w:val="28"/>
+          <w:szCs w:val="28"/>
+        </w:rPr>
+      </w:pPr>
+      <w:r>
+        <w:rPr>
+          <w:sz w:val="28"/>
+          <w:szCs w:val="28"/>
+        </w:rPr>
+        <w:t>Показник HDOP знаходився в межах 0.30 – 0.34. У навігації значення HDOP менше 1.0 вважається ідеальним. Це гарантує максимальну точність визначення координат на рівні 1.5-2 метрів.</w:t>
+      </w:r>
+    </w:p>
+    <w:p>
+      <w:pPr>
+        <w:pStyle w:val="a4"/>
+        <w:numPr>
+          <w:ilvl w:val="0"/>
+          <w:numId w:val="1"/>
+        </w:numPr>
+        <w:jc w:val="both"/>
+        <w:rPr>
+          <w:sz w:val="28"/>
+          <w:szCs w:val="28"/>
+        </w:rPr>
+      </w:pPr>
+      <w:r>
+        <w:rPr>
+          <w:sz w:val="28"/>
+          <w:szCs w:val="28"/>
+        </w:rPr>
+        <w:lastRenderedPageBreak/>
+        <w:t>Зафіксована тенденція: ближче до вечора (18:18 – 19:07) кількість видимих супутників досягла максимуму (70 штук), а показник похибки знизився до рекордних 0.30.</w:t>
+      </w:r>
+    </w:p>
+    <w:p>
+      <w:pPr>
+        <w:pStyle w:val="a4"/>
+        <w:jc w:val="both"/>
+        <w:rPr>
+          <w:sz w:val="28"/>
+          <w:szCs w:val="28"/>
+        </w:rPr>
+      </w:pPr>
+      <w:r>
+        <w:rPr>
+          <w:b/>
+          <w:bCs/>
+          <w:sz w:val="28"/>
+          <w:szCs w:val="28"/>
+        </w:rPr>
+        <w:t>Практичні рекомендації:</w:t>
+      </w:r>
+      <w:r>
+        <w:rPr>
+          <w:sz w:val="28"/>
+          <w:szCs w:val="28"/>
+        </w:rPr>
+        <w:t xml:space="preserve"> Для забезпечення найвищої точності позиціювання необхідно знаходитися на відкритому просторі з мінімальною кількістю перешкод. Використане ПЗ також показало здатність смартфона відстежувати низькоорбітальні супутники (</w:t>
+      </w:r>
+      <w:proofErr w:type="spellStart"/>
+      <w:r>
+        <w:rPr>
+          <w:sz w:val="28"/>
+          <w:szCs w:val="28"/>
+        </w:rPr>
+        <w:t>Starlink</w:t>
+      </w:r>
+      <w:proofErr w:type="spellEnd"/>
+      <w:r>
+        <w:rPr>
+          <w:sz w:val="28"/>
+          <w:szCs w:val="28"/>
+        </w:rPr>
+        <w:t xml:space="preserve">, </w:t>
+      </w:r>
+      <w:proofErr w:type="spellStart"/>
+      <w:r>
+        <w:rPr>
+          <w:sz w:val="28"/>
+          <w:szCs w:val="28"/>
+        </w:rPr>
+        <w:t>Kuiper</w:t>
+      </w:r>
+      <w:proofErr w:type="spellEnd"/>
+      <w:r>
+        <w:rPr>
+          <w:sz w:val="28"/>
+          <w:szCs w:val="28"/>
+        </w:rPr>
+        <w:t>, супутники ДЗЗ), що розширює можливості сучасних мобільних терміналів.</w:t>
+      </w:r>
+    </w:p>
+    <w:p>
+      <w:pPr>
+        <w:jc w:val="both"/>
+        <w:rPr>
+          <w:rFonts w:ascii="Times New Roman" w:hAnsi="Times New Roman" w:cs="Times New Roman"/>
+          <w:sz w:val="28"/>
+          <w:szCs w:val="28"/>
+        </w:rPr>
+      </w:pPr>
+      <w:r>
+        <w:rPr>
+          <w:rFonts w:ascii="Times New Roman" w:hAnsi="Times New Roman" w:cs="Times New Roman"/>
+          <w:sz w:val="28"/>
+          <w:szCs w:val="28"/>
+        </w:rPr>
+        <w:t xml:space="preserve">2. Проаналізувати якість супутникового зв’язку в залежності від умов приймання сигналу, навести необхідні </w:t>
+      </w:r>
+      <w:proofErr w:type="spellStart"/>
+      <w:r>
+        <w:rPr>
+          <w:rFonts w:ascii="Times New Roman" w:hAnsi="Times New Roman" w:cs="Times New Roman"/>
+          <w:sz w:val="28"/>
+          <w:szCs w:val="28"/>
+        </w:rPr>
+        <w:t>скріншоти</w:t>
+      </w:r>
+      <w:proofErr w:type="spellEnd"/>
+      <w:r>
+        <w:rPr>
+          <w:rFonts w:ascii="Times New Roman" w:hAnsi="Times New Roman" w:cs="Times New Roman"/>
+          <w:sz w:val="28"/>
+          <w:szCs w:val="28"/>
+        </w:rPr>
+        <w:t xml:space="preserve"> зображень, надати практичні рекомендації. 3. Визначити параметри супутникового зв’язку різних систем GNSS в однакових умовах. Результати вимірювань занести в табл. 2</w:t>
+      </w:r>
+    </w:p>
+    <w:tbl>
+      <w:tblPr>
+        <w:tblW w:w="0" w:type="auto"/>
+        <w:tblCellSpacing w:w="15" w:type="dxa"/>
+        <w:tblCellMar>
+          <w:left w:w="0" w:type="dxa"/>
+          <w:right w:w="0" w:type="dxa"/>
+        </w:tblCellMar>
+        <w:tblLook w:val="04A0" w:firstRow="1" w:lastRow="0" w:firstColumn="1" w:lastColumn="0" w:noHBand="0" w:noVBand="1"/>
+      </w:tblPr>
+      <w:tblGrid>
+        <w:gridCol w:w="667"/>
+        <w:gridCol w:w="1985"/>
+        <w:gridCol w:w="1432"/>
+        <w:gridCol w:w="1932"/>
+        <w:gridCol w:w="1723"/>
+        <w:gridCol w:w="1884"/>
+      </w:tblGrid>
+      <w:tr>
+        <w:trPr>
+          <w:tblHeader/>
+          <w:tblCellSpacing w:w="15" w:type="dxa"/>
+        </w:trPr>
+        <w:tc>
+          <w:tcPr>
+            <w:tcW w:w="0" w:type="auto"/>
+            <w:tcBorders>
+              <w:top w:val="single" w:sz="6" w:space="0" w:color="auto"/>
+              <w:left w:val="single" w:sz="6" w:space="0" w:color="auto"/>
+              <w:bottom w:val="single" w:sz="6" w:space="0" w:color="auto"/>
+              <w:right w:val="single" w:sz="6" w:space="0" w:color="auto"/>
+            </w:tcBorders>
+            <w:tcMar>
+              <w:top w:w="240" w:type="dxa"/>
+              <w:left w:w="0" w:type="dxa"/>
+              <w:bottom w:w="240" w:type="dxa"/>
+              <w:right w:w="180" w:type="dxa"/>
+            </w:tcMar>
+            <w:vAlign w:val="center"/>
+            <w:hideMark/>
+          </w:tcPr>
+          <w:p>
+            <w:pPr>
+              <w:spacing w:after="0" w:line="240" w:lineRule="auto"/>
+              <w:rPr>
+                <w:rFonts w:ascii="Times New Roman" w:eastAsia="Times New Roman" w:hAnsi="Times New Roman" w:cs="Times New Roman"/>
+                <w:color w:val="1F1F1F"/>
+                <w:sz w:val="24"/>
+                <w:szCs w:val="24"/>
+                <w:lang w:eastAsia="uk-UA"/>
+              </w:rPr>
+            </w:pPr>
+            <w:r>
+              <w:rPr>
+                <w:rFonts w:ascii="Times New Roman" w:eastAsia="Times New Roman" w:hAnsi="Times New Roman" w:cs="Times New Roman"/>
+                <w:b/>
+                <w:bCs/>
+                <w:color w:val="1F1F1F"/>
+                <w:sz w:val="24"/>
+                <w:szCs w:val="24"/>
+                <w:bdr w:val="none" w:sz="0" w:space="0" w:color="auto" w:frame="1"/>
+                <w:lang w:eastAsia="uk-UA"/>
+              </w:rPr>
+              <w:t>№ п/п</w:t>
+            </w:r>
+          </w:p>
+        </w:tc>
+        <w:tc>
+          <w:tcPr>
+            <w:tcW w:w="0" w:type="auto"/>
+            <w:tcBorders>
+              <w:top w:val="single" w:sz="6" w:space="0" w:color="auto"/>
+              <w:left w:val="single" w:sz="6" w:space="0" w:color="auto"/>
+              <w:bottom w:val="single" w:sz="6" w:space="0" w:color="auto"/>
+              <w:right w:val="single" w:sz="6" w:space="0" w:color="auto"/>
+            </w:tcBorders>
+            <w:tcMar>
+              <w:top w:w="240" w:type="dxa"/>
+              <w:left w:w="0" w:type="dxa"/>
+              <w:bottom w:w="240" w:type="dxa"/>
+              <w:right w:w="180" w:type="dxa"/>
+            </w:tcMar>
+            <w:vAlign w:val="center"/>
+            <w:hideMark/>
+          </w:tcPr>
+          <w:p>
+            <w:pPr>
+              <w:spacing w:after="0" w:line="240" w:lineRule="auto"/>
+              <w:rPr>
+                <w:rFonts w:ascii="Times New Roman" w:eastAsia="Times New Roman" w:hAnsi="Times New Roman" w:cs="Times New Roman"/>
+                <w:color w:val="1F1F1F"/>
+                <w:sz w:val="24"/>
+                <w:szCs w:val="24"/>
+                <w:lang w:eastAsia="uk-UA"/>
+              </w:rPr>
+            </w:pPr>
+            <w:r>
+              <w:rPr>
+                <w:rFonts w:ascii="Times New Roman" w:eastAsia="Times New Roman" w:hAnsi="Times New Roman" w:cs="Times New Roman"/>
+                <w:b/>
+                <w:bCs/>
+                <w:color w:val="1F1F1F"/>
+                <w:sz w:val="24"/>
+                <w:szCs w:val="24"/>
+                <w:bdr w:val="none" w:sz="0" w:space="0" w:color="auto" w:frame="1"/>
+                <w:lang w:eastAsia="uk-UA"/>
+              </w:rPr>
+              <w:t>Назва системи GNSS</w:t>
+            </w:r>
+          </w:p>
+        </w:tc>
+        <w:tc>
+          <w:tcPr>
+            <w:tcW w:w="0" w:type="auto"/>
+            <w:tcBorders>
+              <w:top w:val="single" w:sz="6" w:space="0" w:color="auto"/>
+              <w:left w:val="single" w:sz="6" w:space="0" w:color="auto"/>
+              <w:bottom w:val="single" w:sz="6" w:space="0" w:color="auto"/>
+              <w:right w:val="single" w:sz="6" w:space="0" w:color="auto"/>
+            </w:tcBorders>
+            <w:tcMar>
+              <w:top w:w="240" w:type="dxa"/>
+              <w:left w:w="0" w:type="dxa"/>
+              <w:bottom w:w="240" w:type="dxa"/>
+              <w:right w:w="180" w:type="dxa"/>
+            </w:tcMar>
+            <w:vAlign w:val="center"/>
+            <w:hideMark/>
+          </w:tcPr>
+          <w:p>
+            <w:pPr>
+              <w:spacing w:after="0" w:line="240" w:lineRule="auto"/>
+              <w:rPr>
+                <w:rFonts w:ascii="Times New Roman" w:eastAsia="Times New Roman" w:hAnsi="Times New Roman" w:cs="Times New Roman"/>
+                <w:color w:val="1F1F1F"/>
+                <w:sz w:val="24"/>
+                <w:szCs w:val="24"/>
+                <w:lang w:eastAsia="uk-UA"/>
+              </w:rPr>
+            </w:pPr>
+            <w:r>
+              <w:rPr>
+                <w:rFonts w:ascii="Times New Roman" w:eastAsia="Times New Roman" w:hAnsi="Times New Roman" w:cs="Times New Roman"/>
+                <w:b/>
+                <w:bCs/>
+                <w:color w:val="1F1F1F"/>
+                <w:sz w:val="24"/>
+                <w:szCs w:val="24"/>
+                <w:bdr w:val="none" w:sz="0" w:space="0" w:color="auto" w:frame="1"/>
+                <w:lang w:eastAsia="uk-UA"/>
+              </w:rPr>
+              <w:t xml:space="preserve">GNSS </w:t>
+            </w:r>
+            <w:proofErr w:type="spellStart"/>
+            <w:r>
+              <w:rPr>
+                <w:rFonts w:ascii="Times New Roman" w:eastAsia="Times New Roman" w:hAnsi="Times New Roman" w:cs="Times New Roman"/>
+                <w:b/>
+                <w:bCs/>
+                <w:color w:val="1F1F1F"/>
+                <w:sz w:val="24"/>
+                <w:szCs w:val="24"/>
+                <w:bdr w:val="none" w:sz="0" w:space="0" w:color="auto" w:frame="1"/>
+                <w:lang w:eastAsia="uk-UA"/>
+              </w:rPr>
+              <w:t>Status</w:t>
+            </w:r>
+            <w:proofErr w:type="spellEnd"/>
+          </w:p>
+        </w:tc>
+        <w:tc>
+          <w:tcPr>
+            <w:tcW w:w="0" w:type="auto"/>
+            <w:tcBorders>
+              <w:top w:val="single" w:sz="6" w:space="0" w:color="auto"/>
+              <w:left w:val="single" w:sz="6" w:space="0" w:color="auto"/>
+              <w:bottom w:val="single" w:sz="6" w:space="0" w:color="auto"/>
+              <w:right w:val="single" w:sz="6" w:space="0" w:color="auto"/>
+            </w:tcBorders>
+            <w:tcMar>
+              <w:top w:w="240" w:type="dxa"/>
+              <w:left w:w="0" w:type="dxa"/>
+              <w:bottom w:w="240" w:type="dxa"/>
+              <w:right w:w="180" w:type="dxa"/>
+            </w:tcMar>
+            <w:vAlign w:val="center"/>
+            <w:hideMark/>
+          </w:tcPr>
+          <w:p>
+            <w:pPr>
+              <w:spacing w:after="0" w:line="240" w:lineRule="auto"/>
+              <w:rPr>
+                <w:rFonts w:ascii="Times New Roman" w:eastAsia="Times New Roman" w:hAnsi="Times New Roman" w:cs="Times New Roman"/>
+                <w:color w:val="1F1F1F"/>
+                <w:sz w:val="24"/>
+                <w:szCs w:val="24"/>
+                <w:lang w:eastAsia="uk-UA"/>
+              </w:rPr>
+            </w:pPr>
+            <w:r>
+              <w:rPr>
+                <w:rFonts w:ascii="Times New Roman" w:eastAsia="Times New Roman" w:hAnsi="Times New Roman" w:cs="Times New Roman"/>
+                <w:b/>
+                <w:bCs/>
+                <w:color w:val="1F1F1F"/>
+                <w:sz w:val="24"/>
+                <w:szCs w:val="24"/>
+                <w:bdr w:val="none" w:sz="0" w:space="0" w:color="auto" w:frame="1"/>
+                <w:lang w:eastAsia="uk-UA"/>
+              </w:rPr>
+              <w:t>Кількість видимих супутників</w:t>
+            </w:r>
+          </w:p>
+        </w:tc>
+        <w:tc>
+          <w:tcPr>
+            <w:tcW w:w="0" w:type="auto"/>
+            <w:tcBorders>
+              <w:top w:val="single" w:sz="6" w:space="0" w:color="auto"/>
+              <w:left w:val="single" w:sz="6" w:space="0" w:color="auto"/>
+              <w:bottom w:val="single" w:sz="6" w:space="0" w:color="auto"/>
+              <w:right w:val="single" w:sz="6" w:space="0" w:color="auto"/>
+            </w:tcBorders>
+            <w:tcMar>
+              <w:top w:w="240" w:type="dxa"/>
+              <w:left w:w="0" w:type="dxa"/>
+              <w:bottom w:w="240" w:type="dxa"/>
+              <w:right w:w="180" w:type="dxa"/>
+            </w:tcMar>
+            <w:vAlign w:val="center"/>
+            <w:hideMark/>
+          </w:tcPr>
+          <w:p>
+            <w:pPr>
+              <w:spacing w:after="0" w:line="240" w:lineRule="auto"/>
+              <w:rPr>
+                <w:rFonts w:ascii="Times New Roman" w:eastAsia="Times New Roman" w:hAnsi="Times New Roman" w:cs="Times New Roman"/>
+                <w:color w:val="1F1F1F"/>
+                <w:sz w:val="24"/>
+                <w:szCs w:val="24"/>
+                <w:lang w:eastAsia="uk-UA"/>
+              </w:rPr>
+            </w:pPr>
+            <w:r>
+              <w:rPr>
+                <w:rFonts w:ascii="Times New Roman" w:eastAsia="Times New Roman" w:hAnsi="Times New Roman" w:cs="Times New Roman"/>
+                <w:b/>
+                <w:bCs/>
+                <w:color w:val="1F1F1F"/>
+                <w:sz w:val="24"/>
+                <w:szCs w:val="24"/>
+                <w:bdr w:val="none" w:sz="0" w:space="0" w:color="auto" w:frame="1"/>
+                <w:lang w:eastAsia="uk-UA"/>
+              </w:rPr>
+              <w:t>Показник HDOP системи</w:t>
+            </w:r>
+          </w:p>
+        </w:tc>
+        <w:tc>
+          <w:tcPr>
+            <w:tcW w:w="0" w:type="auto"/>
+            <w:tcBorders>
+              <w:top w:val="single" w:sz="6" w:space="0" w:color="auto"/>
+              <w:left w:val="single" w:sz="6" w:space="0" w:color="auto"/>
+              <w:bottom w:val="single" w:sz="6" w:space="0" w:color="auto"/>
+              <w:right w:val="single" w:sz="6" w:space="0" w:color="auto"/>
+            </w:tcBorders>
+            <w:tcMar>
+              <w:top w:w="240" w:type="dxa"/>
+              <w:left w:w="0" w:type="dxa"/>
+              <w:bottom w:w="240" w:type="dxa"/>
+              <w:right w:w="0" w:type="dxa"/>
+            </w:tcMar>
+            <w:vAlign w:val="center"/>
+            <w:hideMark/>
+          </w:tcPr>
+          <w:p>
+            <w:pPr>
+              <w:spacing w:after="0" w:line="240" w:lineRule="auto"/>
+              <w:rPr>
+                <w:rFonts w:ascii="Times New Roman" w:eastAsia="Times New Roman" w:hAnsi="Times New Roman" w:cs="Times New Roman"/>
+                <w:color w:val="1F1F1F"/>
+                <w:sz w:val="24"/>
+                <w:szCs w:val="24"/>
+                <w:lang w:eastAsia="uk-UA"/>
+              </w:rPr>
+            </w:pPr>
+            <w:r>
+              <w:rPr>
+                <w:rFonts w:ascii="Times New Roman" w:eastAsia="Times New Roman" w:hAnsi="Times New Roman" w:cs="Times New Roman"/>
+                <w:b/>
+                <w:bCs/>
+                <w:color w:val="1F1F1F"/>
+                <w:sz w:val="24"/>
+                <w:szCs w:val="24"/>
+                <w:bdr w:val="none" w:sz="0" w:space="0" w:color="auto" w:frame="1"/>
+                <w:lang w:eastAsia="uk-UA"/>
+              </w:rPr>
+              <w:t>Орієнтовна точність (</w:t>
+            </w:r>
+            <w:proofErr w:type="spellStart"/>
+            <w:r>
+              <w:rPr>
+                <w:rFonts w:ascii="Times New Roman" w:eastAsia="Times New Roman" w:hAnsi="Times New Roman" w:cs="Times New Roman"/>
+                <w:b/>
+                <w:bCs/>
+                <w:color w:val="1F1F1F"/>
+                <w:sz w:val="24"/>
+                <w:szCs w:val="24"/>
+                <w:bdr w:val="none" w:sz="0" w:space="0" w:color="auto" w:frame="1"/>
+                <w:lang w:eastAsia="uk-UA"/>
+              </w:rPr>
+              <w:t>Accuracy</w:t>
+            </w:r>
+            <w:proofErr w:type="spellEnd"/>
+            <w:r>
+              <w:rPr>
+                <w:rFonts w:ascii="Times New Roman" w:eastAsia="Times New Roman" w:hAnsi="Times New Roman" w:cs="Times New Roman"/>
+                <w:b/>
+                <w:bCs/>
+                <w:color w:val="1F1F1F"/>
+                <w:sz w:val="24"/>
+                <w:szCs w:val="24"/>
+                <w:bdr w:val="none" w:sz="0" w:space="0" w:color="auto" w:frame="1"/>
+                <w:lang w:eastAsia="uk-UA"/>
+              </w:rPr>
+              <w:t>), м</w:t>
+            </w:r>
+          </w:p>
+        </w:tc>
+      </w:tr>
+      <w:tr>
+        <w:trPr>
+          <w:tblCellSpacing w:w="15" w:type="dxa"/>
+        </w:trPr>
+        <w:tc>
+          <w:tcPr>
+            <w:tcW w:w="0" w:type="auto"/>
+            <w:tcBorders>
+              <w:top w:val="single" w:sz="6" w:space="0" w:color="auto"/>
+              <w:left w:val="single" w:sz="6" w:space="0" w:color="auto"/>
+              <w:bottom w:val="single" w:sz="6" w:space="0" w:color="auto"/>
+              <w:right w:val="single" w:sz="6" w:space="0" w:color="auto"/>
+            </w:tcBorders>
+            <w:tcMar>
+              <w:top w:w="240" w:type="dxa"/>
+              <w:left w:w="0" w:type="dxa"/>
+              <w:bottom w:w="240" w:type="dxa"/>
+              <w:right w:w="180" w:type="dxa"/>
+            </w:tcMar>
+            <w:vAlign w:val="center"/>
+            <w:hideMark/>
+          </w:tcPr>
+          <w:p>
+            <w:pPr>
+              <w:spacing w:after="0" w:line="240" w:lineRule="auto"/>
+              <w:rPr>
+                <w:rFonts w:ascii="Times New Roman" w:eastAsia="Times New Roman" w:hAnsi="Times New Roman" w:cs="Times New Roman"/>
+                <w:color w:val="1F1F1F"/>
+                <w:sz w:val="24"/>
+                <w:szCs w:val="24"/>
+                <w:lang w:eastAsia="uk-UA"/>
+              </w:rPr>
+            </w:pPr>
+            <w:r>
+              <w:rPr>
+                <w:rFonts w:ascii="Times New Roman" w:eastAsia="Times New Roman" w:hAnsi="Times New Roman" w:cs="Times New Roman"/>
+                <w:color w:val="1F1F1F"/>
+                <w:sz w:val="24"/>
+                <w:szCs w:val="24"/>
+                <w:bdr w:val="none" w:sz="0" w:space="0" w:color="auto" w:frame="1"/>
+                <w:lang w:eastAsia="uk-UA"/>
+              </w:rPr>
+              <w:t>1</w:t>
+            </w:r>
+          </w:p>
+        </w:tc>
+        <w:tc>
+          <w:tcPr>
+            <w:tcW w:w="0" w:type="auto"/>
+            <w:tcBorders>
+              <w:top w:val="single" w:sz="6" w:space="0" w:color="auto"/>
+              <w:left w:val="single" w:sz="6" w:space="0" w:color="auto"/>
+              <w:bottom w:val="single" w:sz="6" w:space="0" w:color="auto"/>
+              <w:right w:val="single" w:sz="6" w:space="0" w:color="auto"/>
+            </w:tcBorders>
+            <w:tcMar>
+              <w:top w:w="240" w:type="dxa"/>
+              <w:left w:w="0" w:type="dxa"/>
+              <w:bottom w:w="240" w:type="dxa"/>
+              <w:right w:w="180" w:type="dxa"/>
+            </w:tcMar>
+            <w:vAlign w:val="center"/>
+            <w:hideMark/>
+          </w:tcPr>
+          <w:p>
+            <w:pPr>
+              <w:spacing w:after="0" w:line="240" w:lineRule="auto"/>
+              <w:rPr>
+                <w:rFonts w:ascii="Times New Roman" w:eastAsia="Times New Roman" w:hAnsi="Times New Roman" w:cs="Times New Roman"/>
+                <w:color w:val="1F1F1F"/>
+                <w:sz w:val="24"/>
+                <w:szCs w:val="24"/>
+                <w:lang w:eastAsia="uk-UA"/>
+              </w:rPr>
+            </w:pPr>
+            <w:r>
+              <w:rPr>
+                <w:rFonts w:ascii="Times New Roman" w:eastAsia="Times New Roman" w:hAnsi="Times New Roman" w:cs="Times New Roman"/>
+                <w:color w:val="1F1F1F"/>
+                <w:sz w:val="24"/>
+                <w:szCs w:val="24"/>
+                <w:bdr w:val="none" w:sz="0" w:space="0" w:color="auto" w:frame="1"/>
+                <w:lang w:eastAsia="uk-UA"/>
+              </w:rPr>
+              <w:t>GPS (США)</w:t>
+            </w:r>
+          </w:p>
+        </w:tc>
+        <w:tc>
+          <w:tcPr>
+            <w:tcW w:w="0" w:type="auto"/>
+            <w:tcBorders>
+              <w:top w:val="single" w:sz="6" w:space="0" w:color="auto"/>
+              <w:left w:val="single" w:sz="6" w:space="0" w:color="auto"/>
+              <w:bottom w:val="single" w:sz="6" w:space="0" w:color="auto"/>
+              <w:right w:val="single" w:sz="6" w:space="0" w:color="auto"/>
+            </w:tcBorders>
+            <w:tcMar>
+              <w:top w:w="240" w:type="dxa"/>
+              <w:left w:w="0" w:type="dxa"/>
+              <w:bottom w:w="240" w:type="dxa"/>
+              <w:right w:w="180" w:type="dxa"/>
+            </w:tcMar>
+            <w:vAlign w:val="center"/>
+            <w:hideMark/>
+          </w:tcPr>
+          <w:p>
+            <w:pPr>
+              <w:spacing w:after="0" w:line="240" w:lineRule="auto"/>
+              <w:rPr>
+                <w:rFonts w:ascii="Times New Roman" w:eastAsia="Times New Roman" w:hAnsi="Times New Roman" w:cs="Times New Roman"/>
+                <w:color w:val="1F1F1F"/>
+                <w:sz w:val="24"/>
+                <w:szCs w:val="24"/>
+                <w:lang w:eastAsia="uk-UA"/>
+              </w:rPr>
+            </w:pPr>
+            <w:r>
+              <w:rPr>
+                <w:rFonts w:ascii="Times New Roman" w:eastAsia="Times New Roman" w:hAnsi="Times New Roman" w:cs="Times New Roman"/>
+                <w:color w:val="1F1F1F"/>
+                <w:sz w:val="24"/>
+                <w:szCs w:val="24"/>
+                <w:bdr w:val="none" w:sz="0" w:space="0" w:color="auto" w:frame="1"/>
+                <w:lang w:eastAsia="uk-UA"/>
+              </w:rPr>
+              <w:t xml:space="preserve">3D </w:t>
+            </w:r>
+            <w:proofErr w:type="spellStart"/>
+            <w:r>
+              <w:rPr>
+                <w:rFonts w:ascii="Times New Roman" w:eastAsia="Times New Roman" w:hAnsi="Times New Roman" w:cs="Times New Roman"/>
+                <w:color w:val="1F1F1F"/>
+                <w:sz w:val="24"/>
+                <w:szCs w:val="24"/>
+                <w:bdr w:val="none" w:sz="0" w:space="0" w:color="auto" w:frame="1"/>
+                <w:lang w:eastAsia="uk-UA"/>
+              </w:rPr>
+              <w:t>Fix</w:t>
+            </w:r>
+            <w:proofErr w:type="spellEnd"/>
+          </w:p>
+        </w:tc>
+        <w:tc>
+          <w:tcPr>
+            <w:tcW w:w="0" w:type="auto"/>
+            <w:tcBorders>
+              <w:top w:val="single" w:sz="6" w:space="0" w:color="auto"/>
+              <w:left w:val="single" w:sz="6" w:space="0" w:color="auto"/>
+              <w:bottom w:val="single" w:sz="6" w:space="0" w:color="auto"/>
+              <w:right w:val="single" w:sz="6" w:space="0" w:color="auto"/>
+            </w:tcBorders>
+            <w:tcMar>
+              <w:top w:w="240" w:type="dxa"/>
+              <w:left w:w="0" w:type="dxa"/>
+              <w:bottom w:w="240" w:type="dxa"/>
+              <w:right w:w="180" w:type="dxa"/>
+            </w:tcMar>
+            <w:vAlign w:val="center"/>
+            <w:hideMark/>
+          </w:tcPr>
+          <w:p>
+            <w:pPr>
+              <w:spacing w:after="0" w:line="240" w:lineRule="auto"/>
+              <w:rPr>
+                <w:rFonts w:ascii="Times New Roman" w:eastAsia="Times New Roman" w:hAnsi="Times New Roman" w:cs="Times New Roman"/>
+                <w:color w:val="1F1F1F"/>
+                <w:sz w:val="24"/>
+                <w:szCs w:val="24"/>
+                <w:lang w:eastAsia="uk-UA"/>
+              </w:rPr>
+            </w:pPr>
+            <w:r>
+              <w:rPr>
+                <w:rFonts w:ascii="Times New Roman" w:eastAsia="Times New Roman" w:hAnsi="Times New Roman" w:cs="Times New Roman"/>
+                <w:color w:val="1F1F1F"/>
+                <w:sz w:val="24"/>
+                <w:szCs w:val="24"/>
+                <w:bdr w:val="none" w:sz="0" w:space="0" w:color="auto" w:frame="1"/>
+                <w:lang w:eastAsia="uk-UA"/>
+              </w:rPr>
+              <w:t>11</w:t>
+            </w:r>
+          </w:p>
+        </w:tc>
+        <w:tc>
+          <w:tcPr>
+            <w:tcW w:w="0" w:type="auto"/>
+            <w:tcBorders>
+              <w:top w:val="single" w:sz="6" w:space="0" w:color="auto"/>
+              <w:left w:val="single" w:sz="6" w:space="0" w:color="auto"/>
+              <w:bottom w:val="single" w:sz="6" w:space="0" w:color="auto"/>
+              <w:right w:val="single" w:sz="6" w:space="0" w:color="auto"/>
+            </w:tcBorders>
+            <w:tcMar>
+              <w:top w:w="240" w:type="dxa"/>
+              <w:left w:w="0" w:type="dxa"/>
+              <w:bottom w:w="240" w:type="dxa"/>
+              <w:right w:w="180" w:type="dxa"/>
+            </w:tcMar>
+            <w:vAlign w:val="center"/>
+            <w:hideMark/>
+          </w:tcPr>
+          <w:p>
+            <w:pPr>
+              <w:spacing w:after="0" w:line="240" w:lineRule="auto"/>
+              <w:rPr>
+                <w:rFonts w:ascii="Times New Roman" w:eastAsia="Times New Roman" w:hAnsi="Times New Roman" w:cs="Times New Roman"/>
+                <w:color w:val="1F1F1F"/>
+                <w:sz w:val="24"/>
+                <w:szCs w:val="24"/>
+                <w:lang w:eastAsia="uk-UA"/>
+              </w:rPr>
+            </w:pPr>
+            <w:r>
+              <w:rPr>
+                <w:rFonts w:ascii="Times New Roman" w:eastAsia="Times New Roman" w:hAnsi="Times New Roman" w:cs="Times New Roman"/>
+                <w:color w:val="1F1F1F"/>
+                <w:sz w:val="24"/>
+                <w:szCs w:val="24"/>
+                <w:bdr w:val="none" w:sz="0" w:space="0" w:color="auto" w:frame="1"/>
+                <w:lang w:eastAsia="uk-UA"/>
+              </w:rPr>
+              <w:t>Сумарний: 0.30</w:t>
+            </w:r>
+          </w:p>
+        </w:tc>
+        <w:tc>
+          <w:tcPr>
+            <w:tcW w:w="0" w:type="auto"/>
+            <w:tcBorders>
+              <w:top w:val="single" w:sz="6" w:space="0" w:color="auto"/>
+              <w:left w:val="single" w:sz="6" w:space="0" w:color="auto"/>
+              <w:bottom w:val="single" w:sz="6" w:space="0" w:color="auto"/>
+              <w:right w:val="single" w:sz="6" w:space="0" w:color="auto"/>
+            </w:tcBorders>
+            <w:tcMar>
+              <w:top w:w="240" w:type="dxa"/>
+              <w:left w:w="0" w:type="dxa"/>
+              <w:bottom w:w="240" w:type="dxa"/>
+              <w:right w:w="0" w:type="dxa"/>
+            </w:tcMar>
+            <w:vAlign w:val="center"/>
+            <w:hideMark/>
+          </w:tcPr>
+          <w:p>
+            <w:pPr>
+              <w:spacing w:after="0" w:line="240" w:lineRule="auto"/>
+              <w:rPr>
+                <w:rFonts w:ascii="Times New Roman" w:eastAsia="Times New Roman" w:hAnsi="Times New Roman" w:cs="Times New Roman"/>
+                <w:color w:val="1F1F1F"/>
+                <w:sz w:val="24"/>
+                <w:szCs w:val="24"/>
+                <w:lang w:eastAsia="uk-UA"/>
+              </w:rPr>
+            </w:pPr>
+            <w:r>
+              <w:rPr>
+                <w:rFonts w:ascii="Times New Roman" w:eastAsia="Times New Roman" w:hAnsi="Times New Roman" w:cs="Times New Roman"/>
+                <w:color w:val="1F1F1F"/>
+                <w:sz w:val="24"/>
+                <w:szCs w:val="24"/>
+                <w:bdr w:val="none" w:sz="0" w:space="0" w:color="auto" w:frame="1"/>
+                <w:lang w:eastAsia="uk-UA"/>
+              </w:rPr>
+              <w:t>~ 1.5</w:t>
+            </w:r>
+          </w:p>
+        </w:tc>
+      </w:tr>
+      <w:tr>
+        <w:trPr>
+          <w:tblCellSpacing w:w="15" w:type="dxa"/>
+        </w:trPr>
+        <w:tc>
+          <w:tcPr>
+            <w:tcW w:w="0" w:type="auto"/>
+            <w:tcBorders>
+              <w:top w:val="single" w:sz="6" w:space="0" w:color="auto"/>
+              <w:left w:val="single" w:sz="6" w:space="0" w:color="auto"/>
+              <w:bottom w:val="single" w:sz="6" w:space="0" w:color="auto"/>
+              <w:right w:val="single" w:sz="6" w:space="0" w:color="auto"/>
+            </w:tcBorders>
+            <w:tcMar>
+              <w:top w:w="240" w:type="dxa"/>
+              <w:left w:w="0" w:type="dxa"/>
+              <w:bottom w:w="240" w:type="dxa"/>
+              <w:right w:w="180" w:type="dxa"/>
+            </w:tcMar>
+            <w:vAlign w:val="center"/>
+            <w:hideMark/>
+          </w:tcPr>
+          <w:p>
+            <w:pPr>
+              <w:spacing w:after="0" w:line="240" w:lineRule="auto"/>
+              <w:rPr>
+                <w:rFonts w:ascii="Times New Roman" w:eastAsia="Times New Roman" w:hAnsi="Times New Roman" w:cs="Times New Roman"/>
+                <w:color w:val="1F1F1F"/>
+                <w:sz w:val="24"/>
+                <w:szCs w:val="24"/>
+                <w:lang w:eastAsia="uk-UA"/>
+              </w:rPr>
+            </w:pPr>
+            <w:r>
+              <w:rPr>
+                <w:rFonts w:ascii="Times New Roman" w:eastAsia="Times New Roman" w:hAnsi="Times New Roman" w:cs="Times New Roman"/>
+                <w:color w:val="1F1F1F"/>
+                <w:sz w:val="24"/>
+                <w:szCs w:val="24"/>
+                <w:bdr w:val="none" w:sz="0" w:space="0" w:color="auto" w:frame="1"/>
+                <w:lang w:eastAsia="uk-UA"/>
+              </w:rPr>
+              <w:t>2</w:t>
+            </w:r>
+          </w:p>
+        </w:tc>
+        <w:tc>
+          <w:tcPr>
+            <w:tcW w:w="0" w:type="auto"/>
+            <w:tcBorders>
+              <w:top w:val="single" w:sz="6" w:space="0" w:color="auto"/>
+              <w:left w:val="single" w:sz="6" w:space="0" w:color="auto"/>
+              <w:bottom w:val="single" w:sz="6" w:space="0" w:color="auto"/>
+              <w:right w:val="single" w:sz="6" w:space="0" w:color="auto"/>
+            </w:tcBorders>
+            <w:tcMar>
+              <w:top w:w="240" w:type="dxa"/>
+              <w:left w:w="0" w:type="dxa"/>
+              <w:bottom w:w="240" w:type="dxa"/>
+              <w:right w:w="180" w:type="dxa"/>
+            </w:tcMar>
+            <w:vAlign w:val="center"/>
+            <w:hideMark/>
+          </w:tcPr>
+          <w:p>
+            <w:pPr>
+              <w:spacing w:after="0" w:line="240" w:lineRule="auto"/>
+              <w:rPr>
+                <w:rFonts w:ascii="Times New Roman" w:eastAsia="Times New Roman" w:hAnsi="Times New Roman" w:cs="Times New Roman"/>
+                <w:color w:val="1F1F1F"/>
+                <w:sz w:val="24"/>
+                <w:szCs w:val="24"/>
+                <w:lang w:eastAsia="uk-UA"/>
+              </w:rPr>
+            </w:pPr>
+            <w:r>
+              <w:rPr>
+                <w:rFonts w:ascii="Times New Roman" w:eastAsia="Times New Roman" w:hAnsi="Times New Roman" w:cs="Times New Roman"/>
+                <w:color w:val="1F1F1F"/>
+                <w:sz w:val="24"/>
+                <w:szCs w:val="24"/>
+                <w:bdr w:val="none" w:sz="0" w:space="0" w:color="auto" w:frame="1"/>
+                <w:lang w:eastAsia="uk-UA"/>
+              </w:rPr>
+              <w:t>GLONASS</w:t>
+            </w:r>
+          </w:p>
+        </w:tc>
+        <w:tc>
+          <w:tcPr>
+            <w:tcW w:w="0" w:type="auto"/>
+            <w:tcBorders>
+              <w:top w:val="single" w:sz="6" w:space="0" w:color="auto"/>
+              <w:left w:val="single" w:sz="6" w:space="0" w:color="auto"/>
+              <w:bottom w:val="single" w:sz="6" w:space="0" w:color="auto"/>
+              <w:right w:val="single" w:sz="6" w:space="0" w:color="auto"/>
+            </w:tcBorders>
+            <w:tcMar>
+              <w:top w:w="240" w:type="dxa"/>
+              <w:left w:w="0" w:type="dxa"/>
+              <w:bottom w:w="240" w:type="dxa"/>
+              <w:right w:w="180" w:type="dxa"/>
+            </w:tcMar>
+            <w:vAlign w:val="center"/>
+            <w:hideMark/>
+          </w:tcPr>
+          <w:p>
+            <w:pPr>
+              <w:spacing w:after="0" w:line="240" w:lineRule="auto"/>
+              <w:rPr>
+                <w:rFonts w:ascii="Times New Roman" w:eastAsia="Times New Roman" w:hAnsi="Times New Roman" w:cs="Times New Roman"/>
+                <w:color w:val="1F1F1F"/>
+                <w:sz w:val="24"/>
+                <w:szCs w:val="24"/>
+                <w:lang w:eastAsia="uk-UA"/>
+              </w:rPr>
+            </w:pPr>
+            <w:r>
+              <w:rPr>
+                <w:rFonts w:ascii="Times New Roman" w:eastAsia="Times New Roman" w:hAnsi="Times New Roman" w:cs="Times New Roman"/>
+                <w:color w:val="1F1F1F"/>
+                <w:sz w:val="24"/>
+                <w:szCs w:val="24"/>
+                <w:bdr w:val="none" w:sz="0" w:space="0" w:color="auto" w:frame="1"/>
+                <w:lang w:eastAsia="uk-UA"/>
+              </w:rPr>
+              <w:t xml:space="preserve">3D </w:t>
+            </w:r>
+            <w:proofErr w:type="spellStart"/>
+            <w:r>
+              <w:rPr>
+                <w:rFonts w:ascii="Times New Roman" w:eastAsia="Times New Roman" w:hAnsi="Times New Roman" w:cs="Times New Roman"/>
+                <w:color w:val="1F1F1F"/>
+                <w:sz w:val="24"/>
+                <w:szCs w:val="24"/>
+                <w:bdr w:val="none" w:sz="0" w:space="0" w:color="auto" w:frame="1"/>
+                <w:lang w:eastAsia="uk-UA"/>
+              </w:rPr>
+              <w:t>Fix</w:t>
+            </w:r>
+            <w:proofErr w:type="spellEnd"/>
+          </w:p>
+        </w:tc>
+        <w:tc>
+          <w:tcPr>
+            <w:tcW w:w="0" w:type="auto"/>
+            <w:tcBorders>
+              <w:top w:val="single" w:sz="6" w:space="0" w:color="auto"/>
+              <w:left w:val="single" w:sz="6" w:space="0" w:color="auto"/>
+              <w:bottom w:val="single" w:sz="6" w:space="0" w:color="auto"/>
+              <w:right w:val="single" w:sz="6" w:space="0" w:color="auto"/>
+            </w:tcBorders>
+            <w:tcMar>
+              <w:top w:w="240" w:type="dxa"/>
+              <w:left w:w="0" w:type="dxa"/>
+              <w:bottom w:w="240" w:type="dxa"/>
+              <w:right w:w="180" w:type="dxa"/>
+            </w:tcMar>
+            <w:vAlign w:val="center"/>
+            <w:hideMark/>
+          </w:tcPr>
+          <w:p>
+            <w:pPr>
+              <w:spacing w:after="0" w:line="240" w:lineRule="auto"/>
+              <w:rPr>
+                <w:rFonts w:ascii="Times New Roman" w:eastAsia="Times New Roman" w:hAnsi="Times New Roman" w:cs="Times New Roman"/>
+                <w:color w:val="1F1F1F"/>
+                <w:sz w:val="24"/>
+                <w:szCs w:val="24"/>
+                <w:lang w:eastAsia="uk-UA"/>
+              </w:rPr>
+            </w:pPr>
+            <w:r>
+              <w:rPr>
+                <w:rFonts w:ascii="Times New Roman" w:eastAsia="Times New Roman" w:hAnsi="Times New Roman" w:cs="Times New Roman"/>
+                <w:color w:val="1F1F1F"/>
+                <w:sz w:val="24"/>
+                <w:szCs w:val="24"/>
+                <w:bdr w:val="none" w:sz="0" w:space="0" w:color="auto" w:frame="1"/>
+                <w:lang w:eastAsia="uk-UA"/>
+              </w:rPr>
+              <w:t>11</w:t>
+            </w:r>
+          </w:p>
+        </w:tc>
+        <w:tc>
+          <w:tcPr>
+            <w:tcW w:w="0" w:type="auto"/>
+            <w:tcBorders>
+              <w:top w:val="single" w:sz="6" w:space="0" w:color="auto"/>
+              <w:left w:val="single" w:sz="6" w:space="0" w:color="auto"/>
+              <w:bottom w:val="single" w:sz="6" w:space="0" w:color="auto"/>
+              <w:right w:val="single" w:sz="6" w:space="0" w:color="auto"/>
+            </w:tcBorders>
+            <w:tcMar>
+              <w:top w:w="240" w:type="dxa"/>
+              <w:left w:w="0" w:type="dxa"/>
+              <w:bottom w:w="240" w:type="dxa"/>
+              <w:right w:w="180" w:type="dxa"/>
+            </w:tcMar>
+            <w:vAlign w:val="center"/>
+            <w:hideMark/>
+          </w:tcPr>
+          <w:p>
+            <w:pPr>
+              <w:spacing w:after="0" w:line="240" w:lineRule="auto"/>
+              <w:rPr>
+                <w:rFonts w:ascii="Times New Roman" w:eastAsia="Times New Roman" w:hAnsi="Times New Roman" w:cs="Times New Roman"/>
+                <w:color w:val="1F1F1F"/>
+                <w:sz w:val="24"/>
+                <w:szCs w:val="24"/>
+                <w:lang w:eastAsia="uk-UA"/>
+              </w:rPr>
+            </w:pPr>
+            <w:r>
+              <w:rPr>
+                <w:rFonts w:ascii="Times New Roman" w:eastAsia="Times New Roman" w:hAnsi="Times New Roman" w:cs="Times New Roman"/>
+                <w:color w:val="1F1F1F"/>
+                <w:sz w:val="24"/>
+                <w:szCs w:val="24"/>
+                <w:bdr w:val="none" w:sz="0" w:space="0" w:color="auto" w:frame="1"/>
+                <w:lang w:eastAsia="uk-UA"/>
+              </w:rPr>
+              <w:t>Сумарний: 0.30</w:t>
+            </w:r>
+          </w:p>
+        </w:tc>
+        <w:tc>
+          <w:tcPr>
+            <w:tcW w:w="0" w:type="auto"/>
+            <w:tcBorders>
+              <w:top w:val="single" w:sz="6" w:space="0" w:color="auto"/>
+              <w:left w:val="single" w:sz="6" w:space="0" w:color="auto"/>
+              <w:bottom w:val="single" w:sz="6" w:space="0" w:color="auto"/>
+              <w:right w:val="single" w:sz="6" w:space="0" w:color="auto"/>
+            </w:tcBorders>
+            <w:tcMar>
+              <w:top w:w="240" w:type="dxa"/>
+              <w:left w:w="0" w:type="dxa"/>
+              <w:bottom w:w="240" w:type="dxa"/>
+              <w:right w:w="0" w:type="dxa"/>
+            </w:tcMar>
+            <w:vAlign w:val="center"/>
+            <w:hideMark/>
+          </w:tcPr>
+          <w:p>
+            <w:pPr>
+              <w:spacing w:after="0" w:line="240" w:lineRule="auto"/>
+              <w:rPr>
+                <w:rFonts w:ascii="Times New Roman" w:eastAsia="Times New Roman" w:hAnsi="Times New Roman" w:cs="Times New Roman"/>
+                <w:color w:val="1F1F1F"/>
+                <w:sz w:val="24"/>
+                <w:szCs w:val="24"/>
+                <w:lang w:eastAsia="uk-UA"/>
+              </w:rPr>
+            </w:pPr>
+            <w:r>
+              <w:rPr>
+                <w:rFonts w:ascii="Times New Roman" w:eastAsia="Times New Roman" w:hAnsi="Times New Roman" w:cs="Times New Roman"/>
+                <w:color w:val="1F1F1F"/>
+                <w:sz w:val="24"/>
+                <w:szCs w:val="24"/>
+                <w:bdr w:val="none" w:sz="0" w:space="0" w:color="auto" w:frame="1"/>
+                <w:lang w:eastAsia="uk-UA"/>
+              </w:rPr>
+              <w:t>~ 1.5</w:t>
+            </w:r>
+          </w:p>
+        </w:tc>
+      </w:tr>
+      <w:tr>
+        <w:trPr>
+          <w:tblCellSpacing w:w="15" w:type="dxa"/>
+        </w:trPr>
+        <w:tc>
+          <w:tcPr>
+            <w:tcW w:w="0" w:type="auto"/>
+            <w:tcBorders>
+              <w:top w:val="single" w:sz="6" w:space="0" w:color="auto"/>
+              <w:left w:val="single" w:sz="6" w:space="0" w:color="auto"/>
+              <w:bottom w:val="single" w:sz="6" w:space="0" w:color="auto"/>
+              <w:right w:val="single" w:sz="6" w:space="0" w:color="auto"/>
+            </w:tcBorders>
+            <w:tcMar>
+              <w:top w:w="240" w:type="dxa"/>
+              <w:left w:w="0" w:type="dxa"/>
+              <w:bottom w:w="240" w:type="dxa"/>
+              <w:right w:w="180" w:type="dxa"/>
+            </w:tcMar>
+            <w:vAlign w:val="center"/>
+            <w:hideMark/>
+          </w:tcPr>
+          <w:p>
+            <w:pPr>
+              <w:spacing w:after="0" w:line="240" w:lineRule="auto"/>
+              <w:rPr>
+                <w:rFonts w:ascii="Times New Roman" w:eastAsia="Times New Roman" w:hAnsi="Times New Roman" w:cs="Times New Roman"/>
+                <w:color w:val="1F1F1F"/>
+                <w:sz w:val="24"/>
+                <w:szCs w:val="24"/>
+                <w:lang w:eastAsia="uk-UA"/>
+              </w:rPr>
+            </w:pPr>
+            <w:r>
+              <w:rPr>
+                <w:rFonts w:ascii="Times New Roman" w:eastAsia="Times New Roman" w:hAnsi="Times New Roman" w:cs="Times New Roman"/>
+                <w:color w:val="1F1F1F"/>
+                <w:sz w:val="24"/>
+                <w:szCs w:val="24"/>
+                <w:bdr w:val="none" w:sz="0" w:space="0" w:color="auto" w:frame="1"/>
+                <w:lang w:eastAsia="uk-UA"/>
+              </w:rPr>
+              <w:t>3</w:t>
+            </w:r>
+          </w:p>
+        </w:tc>
+        <w:tc>
+          <w:tcPr>
+            <w:tcW w:w="0" w:type="auto"/>
+            <w:tcBorders>
+              <w:top w:val="single" w:sz="6" w:space="0" w:color="auto"/>
+              <w:left w:val="single" w:sz="6" w:space="0" w:color="auto"/>
+              <w:bottom w:val="single" w:sz="6" w:space="0" w:color="auto"/>
+              <w:right w:val="single" w:sz="6" w:space="0" w:color="auto"/>
+            </w:tcBorders>
+            <w:tcMar>
+              <w:top w:w="240" w:type="dxa"/>
+              <w:left w:w="0" w:type="dxa"/>
+              <w:bottom w:w="240" w:type="dxa"/>
+              <w:right w:w="180" w:type="dxa"/>
+            </w:tcMar>
+            <w:vAlign w:val="center"/>
+            <w:hideMark/>
+          </w:tcPr>
+          <w:p>
+            <w:pPr>
+              <w:spacing w:after="0" w:line="240" w:lineRule="auto"/>
+              <w:rPr>
+                <w:rFonts w:ascii="Times New Roman" w:eastAsia="Times New Roman" w:hAnsi="Times New Roman" w:cs="Times New Roman"/>
+                <w:color w:val="1F1F1F"/>
+                <w:sz w:val="24"/>
+                <w:szCs w:val="24"/>
+                <w:lang w:eastAsia="uk-UA"/>
+              </w:rPr>
+            </w:pPr>
+            <w:proofErr w:type="spellStart"/>
+            <w:r>
+              <w:rPr>
+                <w:rFonts w:ascii="Times New Roman" w:eastAsia="Times New Roman" w:hAnsi="Times New Roman" w:cs="Times New Roman"/>
+                <w:color w:val="1F1F1F"/>
+                <w:sz w:val="24"/>
+                <w:szCs w:val="24"/>
+                <w:bdr w:val="none" w:sz="0" w:space="0" w:color="auto" w:frame="1"/>
+                <w:lang w:eastAsia="uk-UA"/>
+              </w:rPr>
+              <w:t>Galileo</w:t>
+            </w:r>
+            <w:proofErr w:type="spellEnd"/>
+            <w:r>
+              <w:rPr>
+                <w:rFonts w:ascii="Times New Roman" w:eastAsia="Times New Roman" w:hAnsi="Times New Roman" w:cs="Times New Roman"/>
+                <w:color w:val="1F1F1F"/>
+                <w:sz w:val="24"/>
+                <w:szCs w:val="24"/>
+                <w:bdr w:val="none" w:sz="0" w:space="0" w:color="auto" w:frame="1"/>
+                <w:lang w:eastAsia="uk-UA"/>
+              </w:rPr>
+              <w:t xml:space="preserve"> (ЄС)</w:t>
+            </w:r>
+          </w:p>
+        </w:tc>
+        <w:tc>
+          <w:tcPr>
+            <w:tcW w:w="0" w:type="auto"/>
+            <w:tcBorders>
+              <w:top w:val="single" w:sz="6" w:space="0" w:color="auto"/>
+              <w:left w:val="single" w:sz="6" w:space="0" w:color="auto"/>
+              <w:bottom w:val="single" w:sz="6" w:space="0" w:color="auto"/>
+              <w:right w:val="single" w:sz="6" w:space="0" w:color="auto"/>
+            </w:tcBorders>
+            <w:tcMar>
+              <w:top w:w="240" w:type="dxa"/>
+              <w:left w:w="0" w:type="dxa"/>
+              <w:bottom w:w="240" w:type="dxa"/>
+              <w:right w:w="180" w:type="dxa"/>
+            </w:tcMar>
+            <w:vAlign w:val="center"/>
+            <w:hideMark/>
+          </w:tcPr>
+          <w:p>
+            <w:pPr>
+              <w:spacing w:after="0" w:line="240" w:lineRule="auto"/>
+              <w:rPr>
+                <w:rFonts w:ascii="Times New Roman" w:eastAsia="Times New Roman" w:hAnsi="Times New Roman" w:cs="Times New Roman"/>
+                <w:color w:val="1F1F1F"/>
+                <w:sz w:val="24"/>
+                <w:szCs w:val="24"/>
+                <w:lang w:eastAsia="uk-UA"/>
+              </w:rPr>
+            </w:pPr>
+            <w:r>
+              <w:rPr>
+                <w:rFonts w:ascii="Times New Roman" w:eastAsia="Times New Roman" w:hAnsi="Times New Roman" w:cs="Times New Roman"/>
+                <w:color w:val="1F1F1F"/>
+                <w:sz w:val="24"/>
+                <w:szCs w:val="24"/>
+                <w:bdr w:val="none" w:sz="0" w:space="0" w:color="auto" w:frame="1"/>
+                <w:lang w:eastAsia="uk-UA"/>
+              </w:rPr>
+              <w:t xml:space="preserve">3D </w:t>
+            </w:r>
+            <w:proofErr w:type="spellStart"/>
+            <w:r>
+              <w:rPr>
+                <w:rFonts w:ascii="Times New Roman" w:eastAsia="Times New Roman" w:hAnsi="Times New Roman" w:cs="Times New Roman"/>
+                <w:color w:val="1F1F1F"/>
+                <w:sz w:val="24"/>
+                <w:szCs w:val="24"/>
+                <w:bdr w:val="none" w:sz="0" w:space="0" w:color="auto" w:frame="1"/>
+                <w:lang w:eastAsia="uk-UA"/>
+              </w:rPr>
+              <w:t>Fix</w:t>
+            </w:r>
+            <w:proofErr w:type="spellEnd"/>
+          </w:p>
+        </w:tc>
+        <w:tc>
+          <w:tcPr>
+            <w:tcW w:w="0" w:type="auto"/>
+            <w:tcBorders>
+              <w:top w:val="single" w:sz="6" w:space="0" w:color="auto"/>
+              <w:left w:val="single" w:sz="6" w:space="0" w:color="auto"/>
+              <w:bottom w:val="single" w:sz="6" w:space="0" w:color="auto"/>
+              <w:right w:val="single" w:sz="6" w:space="0" w:color="auto"/>
+            </w:tcBorders>
+            <w:tcMar>
+              <w:top w:w="240" w:type="dxa"/>
+              <w:left w:w="0" w:type="dxa"/>
+              <w:bottom w:w="240" w:type="dxa"/>
+              <w:right w:w="180" w:type="dxa"/>
+            </w:tcMar>
+            <w:vAlign w:val="center"/>
+            <w:hideMark/>
+          </w:tcPr>
+          <w:p>
+            <w:pPr>
+              <w:spacing w:after="0" w:line="240" w:lineRule="auto"/>
+              <w:rPr>
+                <w:rFonts w:ascii="Times New Roman" w:eastAsia="Times New Roman" w:hAnsi="Times New Roman" w:cs="Times New Roman"/>
+                <w:color w:val="1F1F1F"/>
+                <w:sz w:val="24"/>
+                <w:szCs w:val="24"/>
+                <w:lang w:eastAsia="uk-UA"/>
+              </w:rPr>
+            </w:pPr>
+            <w:r>
+              <w:rPr>
+                <w:rFonts w:ascii="Times New Roman" w:eastAsia="Times New Roman" w:hAnsi="Times New Roman" w:cs="Times New Roman"/>
+                <w:color w:val="1F1F1F"/>
+                <w:sz w:val="24"/>
+                <w:szCs w:val="24"/>
+                <w:bdr w:val="none" w:sz="0" w:space="0" w:color="auto" w:frame="1"/>
+                <w:lang w:eastAsia="uk-UA"/>
+              </w:rPr>
+              <w:t>10</w:t>
+            </w:r>
+          </w:p>
+        </w:tc>
+        <w:tc>
+          <w:tcPr>
+            <w:tcW w:w="0" w:type="auto"/>
+            <w:tcBorders>
+              <w:top w:val="single" w:sz="6" w:space="0" w:color="auto"/>
+              <w:left w:val="single" w:sz="6" w:space="0" w:color="auto"/>
+              <w:bottom w:val="single" w:sz="6" w:space="0" w:color="auto"/>
+              <w:right w:val="single" w:sz="6" w:space="0" w:color="auto"/>
+            </w:tcBorders>
+            <w:tcMar>
+              <w:top w:w="240" w:type="dxa"/>
+              <w:left w:w="0" w:type="dxa"/>
+              <w:bottom w:w="240" w:type="dxa"/>
+              <w:right w:w="180" w:type="dxa"/>
+            </w:tcMar>
+            <w:vAlign w:val="center"/>
+            <w:hideMark/>
+          </w:tcPr>
+          <w:p>
+            <w:pPr>
+              <w:spacing w:after="0" w:line="240" w:lineRule="auto"/>
+              <w:rPr>
+                <w:rFonts w:ascii="Times New Roman" w:eastAsia="Times New Roman" w:hAnsi="Times New Roman" w:cs="Times New Roman"/>
+                <w:color w:val="1F1F1F"/>
+                <w:sz w:val="24"/>
+                <w:szCs w:val="24"/>
+                <w:lang w:eastAsia="uk-UA"/>
+              </w:rPr>
+            </w:pPr>
+            <w:r>
+              <w:rPr>
+                <w:rFonts w:ascii="Times New Roman" w:eastAsia="Times New Roman" w:hAnsi="Times New Roman" w:cs="Times New Roman"/>
+                <w:color w:val="1F1F1F"/>
+                <w:sz w:val="24"/>
+                <w:szCs w:val="24"/>
+                <w:bdr w:val="none" w:sz="0" w:space="0" w:color="auto" w:frame="1"/>
+                <w:lang w:eastAsia="uk-UA"/>
+              </w:rPr>
+              <w:t>Сумарний: 0.30</w:t>
+            </w:r>
+          </w:p>
+        </w:tc>
+        <w:tc>
+          <w:tcPr>
+            <w:tcW w:w="0" w:type="auto"/>
+            <w:tcBorders>
+              <w:top w:val="single" w:sz="6" w:space="0" w:color="auto"/>
+              <w:left w:val="single" w:sz="6" w:space="0" w:color="auto"/>
+              <w:bottom w:val="single" w:sz="6" w:space="0" w:color="auto"/>
+              <w:right w:val="single" w:sz="6" w:space="0" w:color="auto"/>
+            </w:tcBorders>
+            <w:tcMar>
+              <w:top w:w="240" w:type="dxa"/>
+              <w:left w:w="0" w:type="dxa"/>
+              <w:bottom w:w="240" w:type="dxa"/>
+              <w:right w:w="0" w:type="dxa"/>
+            </w:tcMar>
+            <w:vAlign w:val="center"/>
+            <w:hideMark/>
+          </w:tcPr>
+          <w:p>
+            <w:pPr>
+              <w:spacing w:after="0" w:line="240" w:lineRule="auto"/>
+              <w:rPr>
+                <w:rFonts w:ascii="Times New Roman" w:eastAsia="Times New Roman" w:hAnsi="Times New Roman" w:cs="Times New Roman"/>
+                <w:color w:val="1F1F1F"/>
+                <w:sz w:val="24"/>
+                <w:szCs w:val="24"/>
+                <w:lang w:eastAsia="uk-UA"/>
+              </w:rPr>
+            </w:pPr>
+            <w:r>
+              <w:rPr>
+                <w:rFonts w:ascii="Times New Roman" w:eastAsia="Times New Roman" w:hAnsi="Times New Roman" w:cs="Times New Roman"/>
+                <w:color w:val="1F1F1F"/>
+                <w:sz w:val="24"/>
+                <w:szCs w:val="24"/>
+                <w:bdr w:val="none" w:sz="0" w:space="0" w:color="auto" w:frame="1"/>
+                <w:lang w:eastAsia="uk-UA"/>
+              </w:rPr>
+              <w:t>~ 1.5</w:t>
+            </w:r>
+          </w:p>
+        </w:tc>
+      </w:tr>
+      <w:tr>
+        <w:trPr>
+          <w:tblCellSpacing w:w="15" w:type="dxa"/>
+        </w:trPr>
+        <w:tc>
+          <w:tcPr>
+            <w:tcW w:w="0" w:type="auto"/>
+            <w:tcBorders>
+              <w:top w:val="single" w:sz="6" w:space="0" w:color="auto"/>
+              <w:left w:val="single" w:sz="6" w:space="0" w:color="auto"/>
+              <w:bottom w:val="single" w:sz="6" w:space="0" w:color="auto"/>
+              <w:right w:val="single" w:sz="6" w:space="0" w:color="auto"/>
+            </w:tcBorders>
+            <w:tcMar>
+              <w:top w:w="240" w:type="dxa"/>
+              <w:left w:w="0" w:type="dxa"/>
+              <w:bottom w:w="240" w:type="dxa"/>
+              <w:right w:w="180" w:type="dxa"/>
+            </w:tcMar>
+            <w:vAlign w:val="center"/>
+            <w:hideMark/>
+          </w:tcPr>
+          <w:p>
+            <w:pPr>
+              <w:spacing w:after="0" w:line="240" w:lineRule="auto"/>
+              <w:rPr>
+                <w:rFonts w:ascii="Times New Roman" w:eastAsia="Times New Roman" w:hAnsi="Times New Roman" w:cs="Times New Roman"/>
+                <w:color w:val="1F1F1F"/>
+                <w:sz w:val="24"/>
+                <w:szCs w:val="24"/>
+                <w:lang w:eastAsia="uk-UA"/>
+              </w:rPr>
+            </w:pPr>
+            <w:r>
+              <w:rPr>
+                <w:rFonts w:ascii="Times New Roman" w:eastAsia="Times New Roman" w:hAnsi="Times New Roman" w:cs="Times New Roman"/>
+                <w:color w:val="1F1F1F"/>
+                <w:sz w:val="24"/>
+                <w:szCs w:val="24"/>
+                <w:bdr w:val="none" w:sz="0" w:space="0" w:color="auto" w:frame="1"/>
+                <w:lang w:eastAsia="uk-UA"/>
+              </w:rPr>
+              <w:t>4</w:t>
+            </w:r>
+          </w:p>
+        </w:tc>
+        <w:tc>
+          <w:tcPr>
+            <w:tcW w:w="0" w:type="auto"/>
+            <w:tcBorders>
+              <w:top w:val="single" w:sz="6" w:space="0" w:color="auto"/>
+              <w:left w:val="single" w:sz="6" w:space="0" w:color="auto"/>
+              <w:bottom w:val="single" w:sz="6" w:space="0" w:color="auto"/>
+              <w:right w:val="single" w:sz="6" w:space="0" w:color="auto"/>
+            </w:tcBorders>
+            <w:tcMar>
+              <w:top w:w="240" w:type="dxa"/>
+              <w:left w:w="0" w:type="dxa"/>
+              <w:bottom w:w="240" w:type="dxa"/>
+              <w:right w:w="180" w:type="dxa"/>
+            </w:tcMar>
+            <w:vAlign w:val="center"/>
+            <w:hideMark/>
+          </w:tcPr>
+          <w:p>
+            <w:pPr>
+              <w:spacing w:after="0" w:line="240" w:lineRule="auto"/>
+              <w:rPr>
+                <w:rFonts w:ascii="Times New Roman" w:eastAsia="Times New Roman" w:hAnsi="Times New Roman" w:cs="Times New Roman"/>
+                <w:color w:val="1F1F1F"/>
+                <w:sz w:val="24"/>
+                <w:szCs w:val="24"/>
+                <w:lang w:eastAsia="uk-UA"/>
+              </w:rPr>
+            </w:pPr>
+            <w:proofErr w:type="spellStart"/>
+            <w:r>
+              <w:rPr>
+                <w:rFonts w:ascii="Times New Roman" w:eastAsia="Times New Roman" w:hAnsi="Times New Roman" w:cs="Times New Roman"/>
+                <w:color w:val="1F1F1F"/>
+                <w:sz w:val="24"/>
+                <w:szCs w:val="24"/>
+                <w:bdr w:val="none" w:sz="0" w:space="0" w:color="auto" w:frame="1"/>
+                <w:lang w:eastAsia="uk-UA"/>
+              </w:rPr>
+              <w:t>BeiDou</w:t>
+            </w:r>
+            <w:proofErr w:type="spellEnd"/>
+            <w:r>
+              <w:rPr>
+                <w:rFonts w:ascii="Times New Roman" w:eastAsia="Times New Roman" w:hAnsi="Times New Roman" w:cs="Times New Roman"/>
+                <w:color w:val="1F1F1F"/>
+                <w:sz w:val="24"/>
+                <w:szCs w:val="24"/>
+                <w:bdr w:val="none" w:sz="0" w:space="0" w:color="auto" w:frame="1"/>
+                <w:lang w:eastAsia="uk-UA"/>
+              </w:rPr>
+              <w:t xml:space="preserve"> (Китай)</w:t>
+            </w:r>
+          </w:p>
+        </w:tc>
+        <w:tc>
+          <w:tcPr>
+            <w:tcW w:w="0" w:type="auto"/>
+            <w:tcBorders>
+              <w:top w:val="single" w:sz="6" w:space="0" w:color="auto"/>
+              <w:left w:val="single" w:sz="6" w:space="0" w:color="auto"/>
+              <w:bottom w:val="single" w:sz="6" w:space="0" w:color="auto"/>
+              <w:right w:val="single" w:sz="6" w:space="0" w:color="auto"/>
+            </w:tcBorders>
+            <w:tcMar>
+              <w:top w:w="240" w:type="dxa"/>
+              <w:left w:w="0" w:type="dxa"/>
+              <w:bottom w:w="240" w:type="dxa"/>
+              <w:right w:w="180" w:type="dxa"/>
+            </w:tcMar>
+            <w:vAlign w:val="center"/>
+            <w:hideMark/>
+          </w:tcPr>
+          <w:p>
+            <w:pPr>
+              <w:spacing w:after="0" w:line="240" w:lineRule="auto"/>
+              <w:rPr>
+                <w:rFonts w:ascii="Times New Roman" w:eastAsia="Times New Roman" w:hAnsi="Times New Roman" w:cs="Times New Roman"/>
+                <w:color w:val="1F1F1F"/>
+                <w:sz w:val="24"/>
+                <w:szCs w:val="24"/>
+                <w:lang w:eastAsia="uk-UA"/>
+              </w:rPr>
+            </w:pPr>
+            <w:r>
+              <w:rPr>
+                <w:rFonts w:ascii="Times New Roman" w:eastAsia="Times New Roman" w:hAnsi="Times New Roman" w:cs="Times New Roman"/>
+                <w:color w:val="1F1F1F"/>
+                <w:sz w:val="24"/>
+                <w:szCs w:val="24"/>
+                <w:bdr w:val="none" w:sz="0" w:space="0" w:color="auto" w:frame="1"/>
+                <w:lang w:eastAsia="uk-UA"/>
+              </w:rPr>
+              <w:t xml:space="preserve">3D </w:t>
+            </w:r>
+            <w:proofErr w:type="spellStart"/>
+            <w:r>
+              <w:rPr>
+                <w:rFonts w:ascii="Times New Roman" w:eastAsia="Times New Roman" w:hAnsi="Times New Roman" w:cs="Times New Roman"/>
+                <w:color w:val="1F1F1F"/>
+                <w:sz w:val="24"/>
+                <w:szCs w:val="24"/>
+                <w:bdr w:val="none" w:sz="0" w:space="0" w:color="auto" w:frame="1"/>
+                <w:lang w:eastAsia="uk-UA"/>
+              </w:rPr>
+              <w:t>Fix</w:t>
+            </w:r>
+            <w:proofErr w:type="spellEnd"/>
+          </w:p>
+        </w:tc>
+        <w:tc>
+          <w:tcPr>
+            <w:tcW w:w="0" w:type="auto"/>
+            <w:tcBorders>
+              <w:top w:val="single" w:sz="6" w:space="0" w:color="auto"/>
+              <w:left w:val="single" w:sz="6" w:space="0" w:color="auto"/>
+              <w:bottom w:val="single" w:sz="6" w:space="0" w:color="auto"/>
+              <w:right w:val="single" w:sz="6" w:space="0" w:color="auto"/>
+            </w:tcBorders>
+            <w:tcMar>
+              <w:top w:w="240" w:type="dxa"/>
+              <w:left w:w="0" w:type="dxa"/>
+              <w:bottom w:w="240" w:type="dxa"/>
+              <w:right w:w="180" w:type="dxa"/>
+            </w:tcMar>
+            <w:vAlign w:val="center"/>
+            <w:hideMark/>
+          </w:tcPr>
+          <w:p>
+            <w:pPr>
+              <w:spacing w:after="0" w:line="240" w:lineRule="auto"/>
+              <w:rPr>
+                <w:rFonts w:ascii="Times New Roman" w:eastAsia="Times New Roman" w:hAnsi="Times New Roman" w:cs="Times New Roman"/>
+                <w:color w:val="1F1F1F"/>
+                <w:sz w:val="24"/>
+                <w:szCs w:val="24"/>
+                <w:lang w:eastAsia="uk-UA"/>
+              </w:rPr>
+            </w:pPr>
+            <w:r>
+              <w:rPr>
+                <w:rFonts w:ascii="Times New Roman" w:eastAsia="Times New Roman" w:hAnsi="Times New Roman" w:cs="Times New Roman"/>
+                <w:color w:val="1F1F1F"/>
+                <w:sz w:val="24"/>
+                <w:szCs w:val="24"/>
+                <w:bdr w:val="none" w:sz="0" w:space="0" w:color="auto" w:frame="1"/>
+                <w:lang w:eastAsia="uk-UA"/>
+              </w:rPr>
+              <w:t>29</w:t>
+            </w:r>
+          </w:p>
+        </w:tc>
+        <w:tc>
+          <w:tcPr>
+            <w:tcW w:w="0" w:type="auto"/>
+            <w:tcBorders>
+              <w:top w:val="single" w:sz="6" w:space="0" w:color="auto"/>
+              <w:left w:val="single" w:sz="6" w:space="0" w:color="auto"/>
+              <w:bottom w:val="single" w:sz="6" w:space="0" w:color="auto"/>
+              <w:right w:val="single" w:sz="6" w:space="0" w:color="auto"/>
+            </w:tcBorders>
+            <w:tcMar>
+              <w:top w:w="240" w:type="dxa"/>
+              <w:left w:w="0" w:type="dxa"/>
+              <w:bottom w:w="240" w:type="dxa"/>
+              <w:right w:w="180" w:type="dxa"/>
+            </w:tcMar>
+            <w:vAlign w:val="center"/>
+            <w:hideMark/>
+          </w:tcPr>
+          <w:p>
+            <w:pPr>
+              <w:spacing w:after="0" w:line="240" w:lineRule="auto"/>
+              <w:rPr>
+                <w:rFonts w:ascii="Times New Roman" w:eastAsia="Times New Roman" w:hAnsi="Times New Roman" w:cs="Times New Roman"/>
+                <w:color w:val="1F1F1F"/>
+                <w:sz w:val="24"/>
+                <w:szCs w:val="24"/>
+                <w:lang w:eastAsia="uk-UA"/>
+              </w:rPr>
+            </w:pPr>
+            <w:r>
+              <w:rPr>
+                <w:rFonts w:ascii="Times New Roman" w:eastAsia="Times New Roman" w:hAnsi="Times New Roman" w:cs="Times New Roman"/>
+                <w:color w:val="1F1F1F"/>
+                <w:sz w:val="24"/>
+                <w:szCs w:val="24"/>
+                <w:bdr w:val="none" w:sz="0" w:space="0" w:color="auto" w:frame="1"/>
+                <w:lang w:eastAsia="uk-UA"/>
+              </w:rPr>
+              <w:t>Сумарний: 0.30</w:t>
+            </w:r>
+          </w:p>
+        </w:tc>
+        <w:tc>
+          <w:tcPr>
+            <w:tcW w:w="0" w:type="auto"/>
+            <w:tcBorders>
+              <w:top w:val="single" w:sz="6" w:space="0" w:color="auto"/>
+              <w:left w:val="single" w:sz="6" w:space="0" w:color="auto"/>
+              <w:bottom w:val="single" w:sz="6" w:space="0" w:color="auto"/>
+              <w:right w:val="single" w:sz="6" w:space="0" w:color="auto"/>
+            </w:tcBorders>
+            <w:tcMar>
+              <w:top w:w="240" w:type="dxa"/>
+              <w:left w:w="0" w:type="dxa"/>
+              <w:bottom w:w="240" w:type="dxa"/>
+              <w:right w:w="0" w:type="dxa"/>
+            </w:tcMar>
+            <w:vAlign w:val="center"/>
+            <w:hideMark/>
+          </w:tcPr>
+          <w:p>
+            <w:pPr>
+              <w:spacing w:after="0" w:line="240" w:lineRule="auto"/>
+              <w:rPr>
+                <w:rFonts w:ascii="Times New Roman" w:eastAsia="Times New Roman" w:hAnsi="Times New Roman" w:cs="Times New Roman"/>
+                <w:color w:val="1F1F1F"/>
+                <w:sz w:val="24"/>
+                <w:szCs w:val="24"/>
+                <w:lang w:eastAsia="uk-UA"/>
+              </w:rPr>
+            </w:pPr>
+            <w:r>
+              <w:rPr>
+                <w:rFonts w:ascii="Times New Roman" w:eastAsia="Times New Roman" w:hAnsi="Times New Roman" w:cs="Times New Roman"/>
+                <w:color w:val="1F1F1F"/>
+                <w:sz w:val="24"/>
+                <w:szCs w:val="24"/>
+                <w:bdr w:val="none" w:sz="0" w:space="0" w:color="auto" w:frame="1"/>
+                <w:lang w:eastAsia="uk-UA"/>
+              </w:rPr>
+              <w:t>~ 1.5</w:t>
+            </w:r>
+          </w:p>
+        </w:tc>
+      </w:tr>
+      <w:tr>
+        <w:trPr>
+          <w:tblCellSpacing w:w="15" w:type="dxa"/>
+        </w:trPr>
+        <w:tc>
+          <w:tcPr>
+            <w:tcW w:w="0" w:type="auto"/>
+            <w:tcBorders>
+              <w:top w:val="single" w:sz="6" w:space="0" w:color="auto"/>
+              <w:left w:val="single" w:sz="6" w:space="0" w:color="auto"/>
+              <w:bottom w:val="single" w:sz="6" w:space="0" w:color="auto"/>
+              <w:right w:val="single" w:sz="6" w:space="0" w:color="auto"/>
+            </w:tcBorders>
+            <w:tcMar>
+              <w:top w:w="240" w:type="dxa"/>
+              <w:left w:w="0" w:type="dxa"/>
+              <w:bottom w:w="240" w:type="dxa"/>
+              <w:right w:w="180" w:type="dxa"/>
+            </w:tcMar>
+            <w:vAlign w:val="center"/>
+            <w:hideMark/>
+          </w:tcPr>
+          <w:p>
+            <w:pPr>
+              <w:spacing w:after="0" w:line="240" w:lineRule="auto"/>
+              <w:rPr>
+                <w:rFonts w:ascii="Times New Roman" w:eastAsia="Times New Roman" w:hAnsi="Times New Roman" w:cs="Times New Roman"/>
+                <w:color w:val="1F1F1F"/>
+                <w:sz w:val="24"/>
+                <w:szCs w:val="24"/>
+                <w:lang w:eastAsia="uk-UA"/>
+              </w:rPr>
+            </w:pPr>
+            <w:r>
+              <w:rPr>
+                <w:rFonts w:ascii="Times New Roman" w:eastAsia="Times New Roman" w:hAnsi="Times New Roman" w:cs="Times New Roman"/>
+                <w:color w:val="1F1F1F"/>
+                <w:sz w:val="24"/>
+                <w:szCs w:val="24"/>
+                <w:bdr w:val="none" w:sz="0" w:space="0" w:color="auto" w:frame="1"/>
+                <w:lang w:eastAsia="uk-UA"/>
+              </w:rPr>
+              <w:t>5</w:t>
+            </w:r>
+          </w:p>
+        </w:tc>
+        <w:tc>
+          <w:tcPr>
+            <w:tcW w:w="0" w:type="auto"/>
+            <w:tcBorders>
+              <w:top w:val="single" w:sz="6" w:space="0" w:color="auto"/>
+              <w:left w:val="single" w:sz="6" w:space="0" w:color="auto"/>
+              <w:bottom w:val="single" w:sz="6" w:space="0" w:color="auto"/>
+              <w:right w:val="single" w:sz="6" w:space="0" w:color="auto"/>
+            </w:tcBorders>
+            <w:tcMar>
+              <w:top w:w="240" w:type="dxa"/>
+              <w:left w:w="0" w:type="dxa"/>
+              <w:bottom w:w="240" w:type="dxa"/>
+              <w:right w:w="180" w:type="dxa"/>
+            </w:tcMar>
+            <w:vAlign w:val="center"/>
+            <w:hideMark/>
+          </w:tcPr>
+          <w:p>
+            <w:pPr>
+              <w:spacing w:after="0" w:line="240" w:lineRule="auto"/>
+              <w:rPr>
+                <w:rFonts w:ascii="Times New Roman" w:eastAsia="Times New Roman" w:hAnsi="Times New Roman" w:cs="Times New Roman"/>
+                <w:color w:val="1F1F1F"/>
+                <w:sz w:val="24"/>
+                <w:szCs w:val="24"/>
+                <w:lang w:eastAsia="uk-UA"/>
+              </w:rPr>
+            </w:pPr>
+            <w:r>
+              <w:rPr>
+                <w:rFonts w:ascii="Times New Roman" w:eastAsia="Times New Roman" w:hAnsi="Times New Roman" w:cs="Times New Roman"/>
+                <w:color w:val="1F1F1F"/>
+                <w:sz w:val="24"/>
+                <w:szCs w:val="24"/>
+                <w:bdr w:val="none" w:sz="0" w:space="0" w:color="auto" w:frame="1"/>
+                <w:lang w:eastAsia="uk-UA"/>
+              </w:rPr>
+              <w:t>QZSS (Японія)</w:t>
+            </w:r>
+          </w:p>
+        </w:tc>
+        <w:tc>
+          <w:tcPr>
+            <w:tcW w:w="0" w:type="auto"/>
+            <w:tcBorders>
+              <w:top w:val="single" w:sz="6" w:space="0" w:color="auto"/>
+              <w:left w:val="single" w:sz="6" w:space="0" w:color="auto"/>
+              <w:bottom w:val="single" w:sz="6" w:space="0" w:color="auto"/>
+              <w:right w:val="single" w:sz="6" w:space="0" w:color="auto"/>
+            </w:tcBorders>
+            <w:tcMar>
+              <w:top w:w="240" w:type="dxa"/>
+              <w:left w:w="0" w:type="dxa"/>
+              <w:bottom w:w="240" w:type="dxa"/>
+              <w:right w:w="180" w:type="dxa"/>
+            </w:tcMar>
+            <w:vAlign w:val="center"/>
+            <w:hideMark/>
+          </w:tcPr>
+          <w:p>
+            <w:pPr>
+              <w:spacing w:after="0" w:line="240" w:lineRule="auto"/>
+              <w:rPr>
+                <w:rFonts w:ascii="Times New Roman" w:eastAsia="Times New Roman" w:hAnsi="Times New Roman" w:cs="Times New Roman"/>
+                <w:color w:val="1F1F1F"/>
+                <w:sz w:val="24"/>
+                <w:szCs w:val="24"/>
+                <w:lang w:eastAsia="uk-UA"/>
+              </w:rPr>
+            </w:pPr>
+            <w:r>
+              <w:rPr>
+                <w:rFonts w:ascii="Times New Roman" w:eastAsia="Times New Roman" w:hAnsi="Times New Roman" w:cs="Times New Roman"/>
+                <w:color w:val="1F1F1F"/>
+                <w:sz w:val="24"/>
+                <w:szCs w:val="24"/>
+                <w:bdr w:val="none" w:sz="0" w:space="0" w:color="auto" w:frame="1"/>
+                <w:lang w:eastAsia="uk-UA"/>
+              </w:rPr>
+              <w:t xml:space="preserve">3D </w:t>
+            </w:r>
+            <w:proofErr w:type="spellStart"/>
+            <w:r>
+              <w:rPr>
+                <w:rFonts w:ascii="Times New Roman" w:eastAsia="Times New Roman" w:hAnsi="Times New Roman" w:cs="Times New Roman"/>
+                <w:color w:val="1F1F1F"/>
+                <w:sz w:val="24"/>
+                <w:szCs w:val="24"/>
+                <w:bdr w:val="none" w:sz="0" w:space="0" w:color="auto" w:frame="1"/>
+                <w:lang w:eastAsia="uk-UA"/>
+              </w:rPr>
+              <w:t>Fix</w:t>
+            </w:r>
+            <w:proofErr w:type="spellEnd"/>
+          </w:p>
+        </w:tc>
+        <w:tc>
+          <w:tcPr>
+            <w:tcW w:w="0" w:type="auto"/>
+            <w:tcBorders>
+              <w:top w:val="single" w:sz="6" w:space="0" w:color="auto"/>
+              <w:left w:val="single" w:sz="6" w:space="0" w:color="auto"/>
+              <w:bottom w:val="single" w:sz="6" w:space="0" w:color="auto"/>
+              <w:right w:val="single" w:sz="6" w:space="0" w:color="auto"/>
+            </w:tcBorders>
+            <w:tcMar>
+              <w:top w:w="240" w:type="dxa"/>
+              <w:left w:w="0" w:type="dxa"/>
+              <w:bottom w:w="240" w:type="dxa"/>
+              <w:right w:w="180" w:type="dxa"/>
+            </w:tcMar>
+            <w:vAlign w:val="center"/>
+            <w:hideMark/>
+          </w:tcPr>
+          <w:p>
+            <w:pPr>
+              <w:spacing w:after="0" w:line="240" w:lineRule="auto"/>
+              <w:rPr>
+                <w:rFonts w:ascii="Times New Roman" w:eastAsia="Times New Roman" w:hAnsi="Times New Roman" w:cs="Times New Roman"/>
+                <w:color w:val="1F1F1F"/>
+                <w:sz w:val="24"/>
+                <w:szCs w:val="24"/>
+                <w:lang w:eastAsia="uk-UA"/>
+              </w:rPr>
+            </w:pPr>
+            <w:r>
+              <w:rPr>
+                <w:rFonts w:ascii="Times New Roman" w:eastAsia="Times New Roman" w:hAnsi="Times New Roman" w:cs="Times New Roman"/>
+                <w:color w:val="1F1F1F"/>
+                <w:sz w:val="24"/>
+                <w:szCs w:val="24"/>
+                <w:bdr w:val="none" w:sz="0" w:space="0" w:color="auto" w:frame="1"/>
+                <w:lang w:eastAsia="uk-UA"/>
+              </w:rPr>
+              <w:t>5</w:t>
+            </w:r>
+          </w:p>
+        </w:tc>
+        <w:tc>
+          <w:tcPr>
+            <w:tcW w:w="0" w:type="auto"/>
+            <w:tcBorders>
+              <w:top w:val="single" w:sz="6" w:space="0" w:color="auto"/>
+              <w:left w:val="single" w:sz="6" w:space="0" w:color="auto"/>
+              <w:bottom w:val="single" w:sz="6" w:space="0" w:color="auto"/>
+              <w:right w:val="single" w:sz="6" w:space="0" w:color="auto"/>
+            </w:tcBorders>
+            <w:tcMar>
+              <w:top w:w="240" w:type="dxa"/>
+              <w:left w:w="0" w:type="dxa"/>
+              <w:bottom w:w="240" w:type="dxa"/>
+              <w:right w:w="180" w:type="dxa"/>
+            </w:tcMar>
+            <w:vAlign w:val="center"/>
+            <w:hideMark/>
+          </w:tcPr>
+          <w:p>
+            <w:pPr>
+              <w:spacing w:after="0" w:line="240" w:lineRule="auto"/>
+              <w:rPr>
+                <w:rFonts w:ascii="Times New Roman" w:eastAsia="Times New Roman" w:hAnsi="Times New Roman" w:cs="Times New Roman"/>
+                <w:color w:val="1F1F1F"/>
+                <w:sz w:val="24"/>
+                <w:szCs w:val="24"/>
+                <w:lang w:eastAsia="uk-UA"/>
+              </w:rPr>
+            </w:pPr>
+            <w:r>
+              <w:rPr>
+                <w:rFonts w:ascii="Times New Roman" w:eastAsia="Times New Roman" w:hAnsi="Times New Roman" w:cs="Times New Roman"/>
+                <w:color w:val="1F1F1F"/>
+                <w:sz w:val="24"/>
+                <w:szCs w:val="24"/>
+                <w:bdr w:val="none" w:sz="0" w:space="0" w:color="auto" w:frame="1"/>
+                <w:lang w:eastAsia="uk-UA"/>
+              </w:rPr>
+              <w:t>Сумарний: 0.30</w:t>
+            </w:r>
+          </w:p>
+        </w:tc>
+        <w:tc>
+          <w:tcPr>
+            <w:tcW w:w="0" w:type="auto"/>
+            <w:tcBorders>
+              <w:top w:val="single" w:sz="6" w:space="0" w:color="auto"/>
+              <w:left w:val="single" w:sz="6" w:space="0" w:color="auto"/>
+              <w:bottom w:val="single" w:sz="6" w:space="0" w:color="auto"/>
+              <w:right w:val="single" w:sz="6" w:space="0" w:color="auto"/>
+            </w:tcBorders>
+            <w:tcMar>
+              <w:top w:w="240" w:type="dxa"/>
+              <w:left w:w="0" w:type="dxa"/>
+              <w:bottom w:w="240" w:type="dxa"/>
+              <w:right w:w="0" w:type="dxa"/>
+            </w:tcMar>
+            <w:vAlign w:val="center"/>
+            <w:hideMark/>
+          </w:tcPr>
+          <w:p>
+            <w:pPr>
+              <w:spacing w:after="0" w:line="240" w:lineRule="auto"/>
+              <w:rPr>
+                <w:rFonts w:ascii="Times New Roman" w:eastAsia="Times New Roman" w:hAnsi="Times New Roman" w:cs="Times New Roman"/>
+                <w:color w:val="1F1F1F"/>
+                <w:sz w:val="24"/>
+                <w:szCs w:val="24"/>
+                <w:lang w:eastAsia="uk-UA"/>
+              </w:rPr>
+            </w:pPr>
+            <w:r>
+              <w:rPr>
+                <w:rFonts w:ascii="Times New Roman" w:eastAsia="Times New Roman" w:hAnsi="Times New Roman" w:cs="Times New Roman"/>
+                <w:color w:val="1F1F1F"/>
+                <w:sz w:val="24"/>
+                <w:szCs w:val="24"/>
+                <w:bdr w:val="none" w:sz="0" w:space="0" w:color="auto" w:frame="1"/>
+                <w:lang w:eastAsia="uk-UA"/>
+              </w:rPr>
+              <w:t>~ 1.5</w:t>
+            </w:r>
+          </w:p>
+        </w:tc>
+      </w:tr>
+      <w:tr>
+        <w:trPr>
+          <w:tblCellSpacing w:w="15" w:type="dxa"/>
+        </w:trPr>
+        <w:tc>
+          <w:tcPr>
+            <w:tcW w:w="0" w:type="auto"/>
+            <w:tcBorders>
+              <w:top w:val="single" w:sz="6" w:space="0" w:color="auto"/>
+              <w:left w:val="single" w:sz="6" w:space="0" w:color="auto"/>
+              <w:bottom w:val="single" w:sz="6" w:space="0" w:color="auto"/>
+              <w:right w:val="single" w:sz="6" w:space="0" w:color="auto"/>
+            </w:tcBorders>
+            <w:tcMar>
+              <w:top w:w="240" w:type="dxa"/>
+              <w:left w:w="0" w:type="dxa"/>
+              <w:bottom w:w="240" w:type="dxa"/>
+              <w:right w:w="180" w:type="dxa"/>
+            </w:tcMar>
+            <w:vAlign w:val="center"/>
+            <w:hideMark/>
+          </w:tcPr>
+          <w:p>
+            <w:pPr>
+              <w:spacing w:after="0" w:line="240" w:lineRule="auto"/>
+              <w:rPr>
+                <w:rFonts w:ascii="Times New Roman" w:eastAsia="Times New Roman" w:hAnsi="Times New Roman" w:cs="Times New Roman"/>
+                <w:color w:val="1F1F1F"/>
+                <w:sz w:val="24"/>
+                <w:szCs w:val="24"/>
+                <w:lang w:eastAsia="uk-UA"/>
+              </w:rPr>
+            </w:pPr>
+            <w:r>
+              <w:rPr>
+                <w:rFonts w:ascii="Times New Roman" w:eastAsia="Times New Roman" w:hAnsi="Times New Roman" w:cs="Times New Roman"/>
+                <w:color w:val="1F1F1F"/>
+                <w:sz w:val="24"/>
+                <w:szCs w:val="24"/>
+                <w:bdr w:val="none" w:sz="0" w:space="0" w:color="auto" w:frame="1"/>
+                <w:lang w:eastAsia="uk-UA"/>
+              </w:rPr>
+              <w:t>6</w:t>
+            </w:r>
+          </w:p>
+        </w:tc>
+        <w:tc>
+          <w:tcPr>
+            <w:tcW w:w="0" w:type="auto"/>
+            <w:tcBorders>
+              <w:top w:val="single" w:sz="6" w:space="0" w:color="auto"/>
+              <w:left w:val="single" w:sz="6" w:space="0" w:color="auto"/>
+              <w:bottom w:val="single" w:sz="6" w:space="0" w:color="auto"/>
+              <w:right w:val="single" w:sz="6" w:space="0" w:color="auto"/>
+            </w:tcBorders>
+            <w:tcMar>
+              <w:top w:w="240" w:type="dxa"/>
+              <w:left w:w="0" w:type="dxa"/>
+              <w:bottom w:w="240" w:type="dxa"/>
+              <w:right w:w="180" w:type="dxa"/>
+            </w:tcMar>
+            <w:vAlign w:val="center"/>
+            <w:hideMark/>
+          </w:tcPr>
+          <w:p>
+            <w:pPr>
+              <w:spacing w:after="0" w:line="240" w:lineRule="auto"/>
+              <w:rPr>
+                <w:rFonts w:ascii="Times New Roman" w:eastAsia="Times New Roman" w:hAnsi="Times New Roman" w:cs="Times New Roman"/>
+                <w:color w:val="1F1F1F"/>
+                <w:sz w:val="24"/>
+                <w:szCs w:val="24"/>
+                <w:lang w:eastAsia="uk-UA"/>
+              </w:rPr>
+            </w:pPr>
+            <w:r>
+              <w:rPr>
+                <w:rFonts w:ascii="Times New Roman" w:eastAsia="Times New Roman" w:hAnsi="Times New Roman" w:cs="Times New Roman"/>
+                <w:color w:val="1F1F1F"/>
+                <w:sz w:val="24"/>
+                <w:szCs w:val="24"/>
+                <w:bdr w:val="none" w:sz="0" w:space="0" w:color="auto" w:frame="1"/>
+                <w:lang w:eastAsia="uk-UA"/>
+              </w:rPr>
+              <w:t>SBAS (Коригувальна)</w:t>
+            </w:r>
+          </w:p>
+        </w:tc>
+        <w:tc>
+          <w:tcPr>
+            <w:tcW w:w="0" w:type="auto"/>
+            <w:tcBorders>
+              <w:top w:val="single" w:sz="6" w:space="0" w:color="auto"/>
+              <w:left w:val="single" w:sz="6" w:space="0" w:color="auto"/>
+              <w:bottom w:val="single" w:sz="6" w:space="0" w:color="auto"/>
+              <w:right w:val="single" w:sz="6" w:space="0" w:color="auto"/>
+            </w:tcBorders>
+            <w:tcMar>
+              <w:top w:w="240" w:type="dxa"/>
+              <w:left w:w="0" w:type="dxa"/>
+              <w:bottom w:w="240" w:type="dxa"/>
+              <w:right w:w="180" w:type="dxa"/>
+            </w:tcMar>
+            <w:vAlign w:val="center"/>
+            <w:hideMark/>
+          </w:tcPr>
+          <w:p>
+            <w:pPr>
+              <w:spacing w:after="0" w:line="240" w:lineRule="auto"/>
+              <w:rPr>
+                <w:rFonts w:ascii="Times New Roman" w:eastAsia="Times New Roman" w:hAnsi="Times New Roman" w:cs="Times New Roman"/>
+                <w:color w:val="1F1F1F"/>
+                <w:sz w:val="24"/>
+                <w:szCs w:val="24"/>
+                <w:lang w:eastAsia="uk-UA"/>
+              </w:rPr>
+            </w:pPr>
+            <w:r>
+              <w:rPr>
+                <w:rFonts w:ascii="Times New Roman" w:eastAsia="Times New Roman" w:hAnsi="Times New Roman" w:cs="Times New Roman"/>
+                <w:color w:val="1F1F1F"/>
+                <w:sz w:val="24"/>
+                <w:szCs w:val="24"/>
+                <w:bdr w:val="none" w:sz="0" w:space="0" w:color="auto" w:frame="1"/>
+                <w:lang w:eastAsia="uk-UA"/>
+              </w:rPr>
+              <w:t>Допоміжна</w:t>
+            </w:r>
+          </w:p>
+        </w:tc>
+        <w:tc>
+          <w:tcPr>
+            <w:tcW w:w="0" w:type="auto"/>
+            <w:tcBorders>
+              <w:top w:val="single" w:sz="6" w:space="0" w:color="auto"/>
+              <w:left w:val="single" w:sz="6" w:space="0" w:color="auto"/>
+              <w:bottom w:val="single" w:sz="6" w:space="0" w:color="auto"/>
+              <w:right w:val="single" w:sz="6" w:space="0" w:color="auto"/>
+            </w:tcBorders>
+            <w:tcMar>
+              <w:top w:w="240" w:type="dxa"/>
+              <w:left w:w="0" w:type="dxa"/>
+              <w:bottom w:w="240" w:type="dxa"/>
+              <w:right w:w="180" w:type="dxa"/>
+            </w:tcMar>
+            <w:vAlign w:val="center"/>
+            <w:hideMark/>
+          </w:tcPr>
+          <w:p>
+            <w:pPr>
+              <w:spacing w:after="0" w:line="240" w:lineRule="auto"/>
+              <w:rPr>
+                <w:rFonts w:ascii="Times New Roman" w:eastAsia="Times New Roman" w:hAnsi="Times New Roman" w:cs="Times New Roman"/>
+                <w:color w:val="1F1F1F"/>
+                <w:sz w:val="24"/>
+                <w:szCs w:val="24"/>
+                <w:lang w:eastAsia="uk-UA"/>
+              </w:rPr>
+            </w:pPr>
+            <w:r>
+              <w:rPr>
+                <w:rFonts w:ascii="Times New Roman" w:eastAsia="Times New Roman" w:hAnsi="Times New Roman" w:cs="Times New Roman"/>
+                <w:color w:val="1F1F1F"/>
+                <w:sz w:val="24"/>
+                <w:szCs w:val="24"/>
+                <w:bdr w:val="none" w:sz="0" w:space="0" w:color="auto" w:frame="1"/>
+                <w:lang w:eastAsia="uk-UA"/>
+              </w:rPr>
+              <w:t>4</w:t>
+            </w:r>
+          </w:p>
+        </w:tc>
+        <w:tc>
+          <w:tcPr>
+            <w:tcW w:w="0" w:type="auto"/>
+            <w:tcBorders>
+              <w:top w:val="single" w:sz="6" w:space="0" w:color="auto"/>
+              <w:left w:val="single" w:sz="6" w:space="0" w:color="auto"/>
+              <w:bottom w:val="single" w:sz="6" w:space="0" w:color="auto"/>
+              <w:right w:val="single" w:sz="6" w:space="0" w:color="auto"/>
+            </w:tcBorders>
+            <w:tcMar>
+              <w:top w:w="240" w:type="dxa"/>
+              <w:left w:w="0" w:type="dxa"/>
+              <w:bottom w:w="240" w:type="dxa"/>
+              <w:right w:w="180" w:type="dxa"/>
+            </w:tcMar>
+            <w:vAlign w:val="center"/>
+            <w:hideMark/>
+          </w:tcPr>
+          <w:p>
+            <w:pPr>
+              <w:spacing w:after="0" w:line="240" w:lineRule="auto"/>
+              <w:rPr>
+                <w:rFonts w:ascii="Times New Roman" w:eastAsia="Times New Roman" w:hAnsi="Times New Roman" w:cs="Times New Roman"/>
+                <w:color w:val="1F1F1F"/>
+                <w:sz w:val="24"/>
+                <w:szCs w:val="24"/>
+                <w:lang w:eastAsia="uk-UA"/>
+              </w:rPr>
+            </w:pPr>
+            <w:r>
+              <w:rPr>
+                <w:rFonts w:ascii="Times New Roman" w:eastAsia="Times New Roman" w:hAnsi="Times New Roman" w:cs="Times New Roman"/>
+                <w:color w:val="1F1F1F"/>
+                <w:sz w:val="24"/>
+                <w:szCs w:val="24"/>
+                <w:bdr w:val="none" w:sz="0" w:space="0" w:color="auto" w:frame="1"/>
+                <w:lang w:eastAsia="uk-UA"/>
+              </w:rPr>
+              <w:t>-</w:t>
+            </w:r>
+          </w:p>
+        </w:tc>
+        <w:tc>
+          <w:tcPr>
+            <w:tcW w:w="0" w:type="auto"/>
+            <w:tcBorders>
+              <w:top w:val="single" w:sz="6" w:space="0" w:color="auto"/>
+              <w:left w:val="single" w:sz="6" w:space="0" w:color="auto"/>
+              <w:bottom w:val="single" w:sz="6" w:space="0" w:color="auto"/>
+              <w:right w:val="single" w:sz="6" w:space="0" w:color="auto"/>
+            </w:tcBorders>
+            <w:tcMar>
+              <w:top w:w="240" w:type="dxa"/>
+              <w:left w:w="0" w:type="dxa"/>
+              <w:bottom w:w="240" w:type="dxa"/>
+              <w:right w:w="0" w:type="dxa"/>
+            </w:tcMar>
+            <w:vAlign w:val="center"/>
+            <w:hideMark/>
+          </w:tcPr>
+          <w:p>
+            <w:pPr>
+              <w:spacing w:after="0" w:line="240" w:lineRule="auto"/>
+              <w:rPr>
+                <w:rFonts w:ascii="Times New Roman" w:eastAsia="Times New Roman" w:hAnsi="Times New Roman" w:cs="Times New Roman"/>
+                <w:color w:val="1F1F1F"/>
+                <w:sz w:val="24"/>
+                <w:szCs w:val="24"/>
+                <w:lang w:eastAsia="uk-UA"/>
+              </w:rPr>
+            </w:pPr>
+            <w:r>
+              <w:rPr>
+                <w:rFonts w:ascii="Times New Roman" w:eastAsia="Times New Roman" w:hAnsi="Times New Roman" w:cs="Times New Roman"/>
+                <w:color w:val="1F1F1F"/>
+                <w:sz w:val="24"/>
+                <w:szCs w:val="24"/>
+                <w:bdr w:val="none" w:sz="0" w:space="0" w:color="auto" w:frame="1"/>
+                <w:lang w:eastAsia="uk-UA"/>
+              </w:rPr>
+              <w:t>-</w:t>
+            </w:r>
+          </w:p>
+        </w:tc>
+      </w:tr>
+    </w:tbl>
+    <w:p>
+      <w:pPr>
+        <w:spacing w:before="100" w:beforeAutospacing="1" w:after="100" w:afterAutospacing="1" w:line="240" w:lineRule="auto"/>
+        <w:jc w:val="center"/>
+        <w:rPr>
+          <w:rFonts w:ascii="Times New Roman" w:eastAsia="Times New Roman" w:hAnsi="Times New Roman" w:cs="Times New Roman"/>
+          <w:b/>
+          <w:bCs/>
+          <w:sz w:val="28"/>
+          <w:szCs w:val="28"/>
+          <w:lang w:eastAsia="uk-UA"/>
+        </w:rPr>
+      </w:pPr>
+      <w:r>
+        <w:rPr>
+          <w:rFonts w:ascii="Times New Roman" w:eastAsia="Times New Roman" w:hAnsi="Times New Roman" w:cs="Times New Roman"/>
+          <w:b/>
+          <w:bCs/>
+          <w:sz w:val="28"/>
+          <w:szCs w:val="28"/>
+          <w:lang w:eastAsia="uk-UA"/>
+        </w:rPr>
+        <w:lastRenderedPageBreak/>
+        <w:drawing>
+          <wp:inline distT="0" distB="0" distL="0" distR="0" wp14:anchorId="18C8CA7C" wp14:editId="2BC1BFC8">
+            <wp:extent cx="3329940" cy="4518246"/>
+            <wp:effectExtent l="0" t="0" r="3810" b="0"/>
+            <wp:docPr id="10" name="Рисунок 10"/>
+            <wp:cNvGraphicFramePr>
+              <a:graphicFrameLocks xmlns:a="http://schemas.openxmlformats.org/drawingml/2006/main" noChangeAspect="1"/>
+            </wp:cNvGraphicFramePr>
+            <a:graphic xmlns:a="http://schemas.openxmlformats.org/drawingml/2006/main">
+              <a:graphicData uri="http://schemas.openxmlformats.org/drawingml/2006/picture">
+                <pic:pic xmlns:pic="http://schemas.openxmlformats.org/drawingml/2006/picture">
+                  <pic:nvPicPr>
+                    <pic:cNvPr id="1" name=""/>
+                    <pic:cNvPicPr/>
+                  </pic:nvPicPr>
+                  <pic:blipFill>
+                    <a:blip r:embed="rId10"/>
+                    <a:stretch>
+                      <a:fillRect/>
+                    </a:stretch>
+                  </pic:blipFill>
+                  <pic:spPr>
+                    <a:xfrm>
+                      <a:off x="0" y="0"/>
+                      <a:ext cx="3334207" cy="4524036"/>
+                    </a:xfrm>
+                    <a:prstGeom prst="rect">
+                      <a:avLst/>
+                    </a:prstGeom>
+                  </pic:spPr>
+                </pic:pic>
+              </a:graphicData>
+            </a:graphic>
+          </wp:inline>
+        </w:drawing>
+      </w:r>
+    </w:p>
+    <w:p>
+      <w:pPr>
+        <w:spacing w:before="100" w:beforeAutospacing="1" w:after="100" w:afterAutospacing="1" w:line="240" w:lineRule="auto"/>
+        <w:jc w:val="both"/>
+        <w:rPr>
+          <w:rFonts w:ascii="Times New Roman" w:eastAsia="Times New Roman" w:hAnsi="Times New Roman" w:cs="Times New Roman"/>
+          <w:sz w:val="28"/>
+          <w:szCs w:val="28"/>
+          <w:lang w:eastAsia="uk-UA"/>
+        </w:rPr>
+      </w:pPr>
+      <w:r>
+        <w:rPr>
+          <w:rFonts w:ascii="Times New Roman" w:eastAsia="Times New Roman" w:hAnsi="Times New Roman" w:cs="Times New Roman"/>
+          <w:b/>
+          <w:bCs/>
+          <w:sz w:val="28"/>
+          <w:szCs w:val="28"/>
+          <w:lang w:eastAsia="uk-UA"/>
+        </w:rPr>
+        <w:t>Аналіз систем GNSS:</w:t>
+      </w:r>
+    </w:p>
+    <w:p>
+      <w:pPr>
+        <w:numPr>
+          <w:ilvl w:val="0"/>
+          <w:numId w:val="2"/>
+        </w:numPr>
+        <w:spacing w:before="100" w:beforeAutospacing="1" w:after="100" w:afterAutospacing="1" w:line="240" w:lineRule="auto"/>
+        <w:jc w:val="both"/>
+        <w:rPr>
+          <w:rFonts w:ascii="Times New Roman" w:eastAsia="Times New Roman" w:hAnsi="Times New Roman" w:cs="Times New Roman"/>
+          <w:sz w:val="28"/>
+          <w:szCs w:val="28"/>
+          <w:lang w:eastAsia="uk-UA"/>
+        </w:rPr>
+      </w:pPr>
+      <w:r>
+        <w:rPr>
+          <w:rFonts w:ascii="Times New Roman" w:eastAsia="Times New Roman" w:hAnsi="Times New Roman" w:cs="Times New Roman"/>
+          <w:sz w:val="28"/>
+          <w:szCs w:val="28"/>
+          <w:lang w:eastAsia="uk-UA"/>
+        </w:rPr>
+        <w:t xml:space="preserve">Дослідження показало абсолютне домінування китайської системи </w:t>
+      </w:r>
+      <w:proofErr w:type="spellStart"/>
+      <w:r>
+        <w:rPr>
+          <w:rFonts w:ascii="Times New Roman" w:eastAsia="Times New Roman" w:hAnsi="Times New Roman" w:cs="Times New Roman"/>
+          <w:b/>
+          <w:bCs/>
+          <w:sz w:val="28"/>
+          <w:szCs w:val="28"/>
+          <w:lang w:eastAsia="uk-UA"/>
+        </w:rPr>
+        <w:t>BeiDou</w:t>
+      </w:r>
+      <w:proofErr w:type="spellEnd"/>
+      <w:r>
+        <w:rPr>
+          <w:rFonts w:ascii="Times New Roman" w:eastAsia="Times New Roman" w:hAnsi="Times New Roman" w:cs="Times New Roman"/>
+          <w:b/>
+          <w:bCs/>
+          <w:sz w:val="28"/>
+          <w:szCs w:val="28"/>
+          <w:lang w:eastAsia="uk-UA"/>
+        </w:rPr>
+        <w:t xml:space="preserve"> (BDS)</w:t>
+      </w:r>
+      <w:r>
+        <w:rPr>
+          <w:rFonts w:ascii="Times New Roman" w:eastAsia="Times New Roman" w:hAnsi="Times New Roman" w:cs="Times New Roman"/>
+          <w:sz w:val="28"/>
+          <w:szCs w:val="28"/>
+          <w:lang w:eastAsia="uk-UA"/>
+        </w:rPr>
+        <w:t xml:space="preserve"> — зафіксовано 29 супутників, що майже втричі перевищує показники інших окремих систем. Це свідчить про високу щільність їхнього орбітального угруповання над нашим регіоном на момент вимірювання.</w:t>
+      </w:r>
+    </w:p>
+    <w:p>
+      <w:pPr>
+        <w:numPr>
+          <w:ilvl w:val="0"/>
+          <w:numId w:val="2"/>
+        </w:numPr>
+        <w:spacing w:before="100" w:beforeAutospacing="1" w:after="100" w:afterAutospacing="1" w:line="240" w:lineRule="auto"/>
+        <w:jc w:val="both"/>
+        <w:rPr>
+          <w:rFonts w:ascii="Times New Roman" w:eastAsia="Times New Roman" w:hAnsi="Times New Roman" w:cs="Times New Roman"/>
+          <w:sz w:val="28"/>
+          <w:szCs w:val="28"/>
+          <w:lang w:eastAsia="uk-UA"/>
+        </w:rPr>
+      </w:pPr>
+      <w:r>
+        <w:rPr>
+          <w:rFonts w:ascii="Times New Roman" w:eastAsia="Times New Roman" w:hAnsi="Times New Roman" w:cs="Times New Roman"/>
+          <w:sz w:val="28"/>
+          <w:szCs w:val="28"/>
+          <w:lang w:eastAsia="uk-UA"/>
+        </w:rPr>
+        <w:t xml:space="preserve">Американська </w:t>
+      </w:r>
+      <w:r>
+        <w:rPr>
+          <w:rFonts w:ascii="Times New Roman" w:eastAsia="Times New Roman" w:hAnsi="Times New Roman" w:cs="Times New Roman"/>
+          <w:b/>
+          <w:bCs/>
+          <w:sz w:val="28"/>
+          <w:szCs w:val="28"/>
+          <w:lang w:eastAsia="uk-UA"/>
+        </w:rPr>
+        <w:t>GPS</w:t>
+      </w:r>
+      <w:r>
+        <w:rPr>
+          <w:rFonts w:ascii="Times New Roman" w:eastAsia="Times New Roman" w:hAnsi="Times New Roman" w:cs="Times New Roman"/>
+          <w:sz w:val="28"/>
+          <w:szCs w:val="28"/>
+          <w:lang w:eastAsia="uk-UA"/>
+        </w:rPr>
+        <w:t xml:space="preserve">, європейська </w:t>
+      </w:r>
+      <w:proofErr w:type="spellStart"/>
+      <w:r>
+        <w:rPr>
+          <w:rFonts w:ascii="Times New Roman" w:eastAsia="Times New Roman" w:hAnsi="Times New Roman" w:cs="Times New Roman"/>
+          <w:b/>
+          <w:bCs/>
+          <w:sz w:val="28"/>
+          <w:szCs w:val="28"/>
+          <w:lang w:eastAsia="uk-UA"/>
+        </w:rPr>
+        <w:t>Galileo</w:t>
+      </w:r>
+      <w:proofErr w:type="spellEnd"/>
+      <w:r>
+        <w:rPr>
+          <w:rFonts w:ascii="Times New Roman" w:eastAsia="Times New Roman" w:hAnsi="Times New Roman" w:cs="Times New Roman"/>
+          <w:sz w:val="28"/>
+          <w:szCs w:val="28"/>
+          <w:lang w:eastAsia="uk-UA"/>
+        </w:rPr>
+        <w:t xml:space="preserve"> та </w:t>
+      </w:r>
+      <w:r>
+        <w:rPr>
+          <w:rFonts w:ascii="Times New Roman" w:eastAsia="Times New Roman" w:hAnsi="Times New Roman" w:cs="Times New Roman"/>
+          <w:b/>
+          <w:bCs/>
+          <w:sz w:val="28"/>
+          <w:szCs w:val="28"/>
+          <w:lang w:eastAsia="uk-UA"/>
+        </w:rPr>
+        <w:t>GLONASS</w:t>
+      </w:r>
+      <w:r>
+        <w:rPr>
+          <w:rFonts w:ascii="Times New Roman" w:eastAsia="Times New Roman" w:hAnsi="Times New Roman" w:cs="Times New Roman"/>
+          <w:sz w:val="28"/>
+          <w:szCs w:val="28"/>
+          <w:lang w:eastAsia="uk-UA"/>
+        </w:rPr>
+        <w:t xml:space="preserve"> показали стабільний і рівномірний результат (від 10 до 11 супутників кожна). Сучасний смартфон </w:t>
+      </w:r>
+      <w:proofErr w:type="spellStart"/>
+      <w:r>
+        <w:rPr>
+          <w:rFonts w:ascii="Times New Roman" w:eastAsia="Times New Roman" w:hAnsi="Times New Roman" w:cs="Times New Roman"/>
+          <w:sz w:val="28"/>
+          <w:szCs w:val="28"/>
+          <w:lang w:eastAsia="uk-UA"/>
+        </w:rPr>
+        <w:t>агрегує</w:t>
+      </w:r>
+      <w:proofErr w:type="spellEnd"/>
+      <w:r>
+        <w:rPr>
+          <w:rFonts w:ascii="Times New Roman" w:eastAsia="Times New Roman" w:hAnsi="Times New Roman" w:cs="Times New Roman"/>
+          <w:sz w:val="28"/>
+          <w:szCs w:val="28"/>
+          <w:lang w:eastAsia="uk-UA"/>
+        </w:rPr>
+        <w:t xml:space="preserve"> сигнали від усіх цих систем одночасно для досягнення HDOP 0.30.</w:t>
+      </w:r>
+    </w:p>
+    <w:p>
+      <w:pPr>
+        <w:numPr>
+          <w:ilvl w:val="0"/>
+          <w:numId w:val="2"/>
+        </w:numPr>
+        <w:spacing w:before="100" w:beforeAutospacing="1" w:after="100" w:afterAutospacing="1" w:line="240" w:lineRule="auto"/>
+        <w:jc w:val="both"/>
+        <w:rPr>
+          <w:rFonts w:ascii="Times New Roman" w:eastAsia="Times New Roman" w:hAnsi="Times New Roman" w:cs="Times New Roman"/>
+          <w:sz w:val="28"/>
+          <w:szCs w:val="28"/>
+          <w:lang w:eastAsia="uk-UA"/>
+        </w:rPr>
+      </w:pPr>
+      <w:r>
+        <w:rPr>
+          <w:rFonts w:ascii="Times New Roman" w:eastAsia="Times New Roman" w:hAnsi="Times New Roman" w:cs="Times New Roman"/>
+          <w:sz w:val="28"/>
+          <w:szCs w:val="28"/>
+          <w:lang w:eastAsia="uk-UA"/>
+        </w:rPr>
+        <w:t xml:space="preserve">Нетиповим і цікавим результатом є фіксація 5 супутників японської </w:t>
+      </w:r>
+      <w:proofErr w:type="spellStart"/>
+      <w:r>
+        <w:rPr>
+          <w:rFonts w:ascii="Times New Roman" w:eastAsia="Times New Roman" w:hAnsi="Times New Roman" w:cs="Times New Roman"/>
+          <w:sz w:val="28"/>
+          <w:szCs w:val="28"/>
+          <w:lang w:eastAsia="uk-UA"/>
+        </w:rPr>
+        <w:t>квазізенітної</w:t>
+      </w:r>
+      <w:proofErr w:type="spellEnd"/>
+      <w:r>
+        <w:rPr>
+          <w:rFonts w:ascii="Times New Roman" w:eastAsia="Times New Roman" w:hAnsi="Times New Roman" w:cs="Times New Roman"/>
+          <w:sz w:val="28"/>
+          <w:szCs w:val="28"/>
+          <w:lang w:eastAsia="uk-UA"/>
+        </w:rPr>
+        <w:t xml:space="preserve"> системи </w:t>
+      </w:r>
+      <w:r>
+        <w:rPr>
+          <w:rFonts w:ascii="Times New Roman" w:eastAsia="Times New Roman" w:hAnsi="Times New Roman" w:cs="Times New Roman"/>
+          <w:b/>
+          <w:bCs/>
+          <w:sz w:val="28"/>
+          <w:szCs w:val="28"/>
+          <w:lang w:eastAsia="uk-UA"/>
+        </w:rPr>
+        <w:t>QZSS</w:t>
+      </w:r>
+      <w:r>
+        <w:rPr>
+          <w:rFonts w:ascii="Times New Roman" w:eastAsia="Times New Roman" w:hAnsi="Times New Roman" w:cs="Times New Roman"/>
+          <w:sz w:val="28"/>
+          <w:szCs w:val="28"/>
+          <w:lang w:eastAsia="uk-UA"/>
+        </w:rPr>
+        <w:t xml:space="preserve">, яка переважно орієнтована на </w:t>
+      </w:r>
+      <w:proofErr w:type="spellStart"/>
+      <w:r>
+        <w:rPr>
+          <w:rFonts w:ascii="Times New Roman" w:eastAsia="Times New Roman" w:hAnsi="Times New Roman" w:cs="Times New Roman"/>
+          <w:sz w:val="28"/>
+          <w:szCs w:val="28"/>
+          <w:lang w:eastAsia="uk-UA"/>
+        </w:rPr>
+        <w:t>Азійсько</w:t>
+      </w:r>
+      <w:proofErr w:type="spellEnd"/>
+      <w:r>
+        <w:rPr>
+          <w:rFonts w:ascii="Times New Roman" w:eastAsia="Times New Roman" w:hAnsi="Times New Roman" w:cs="Times New Roman"/>
+          <w:sz w:val="28"/>
+          <w:szCs w:val="28"/>
+          <w:lang w:eastAsia="uk-UA"/>
+        </w:rPr>
+        <w:t>-Тихоокеанський регіон.</w:t>
+      </w:r>
+    </w:p>
+    <w:p>
+      <w:pPr>
+        <w:numPr>
+          <w:ilvl w:val="0"/>
+          <w:numId w:val="2"/>
+        </w:numPr>
+        <w:spacing w:before="100" w:beforeAutospacing="1" w:after="100" w:afterAutospacing="1" w:line="240" w:lineRule="auto"/>
+        <w:jc w:val="both"/>
+        <w:rPr>
+          <w:rFonts w:ascii="Times New Roman" w:eastAsia="Times New Roman" w:hAnsi="Times New Roman" w:cs="Times New Roman"/>
+          <w:sz w:val="28"/>
+          <w:szCs w:val="28"/>
+          <w:lang w:eastAsia="uk-UA"/>
+        </w:rPr>
+      </w:pPr>
+      <w:r>
+        <w:rPr>
+          <w:rFonts w:ascii="Times New Roman" w:eastAsia="Times New Roman" w:hAnsi="Times New Roman" w:cs="Times New Roman"/>
+          <w:sz w:val="28"/>
+          <w:szCs w:val="28"/>
+          <w:lang w:eastAsia="uk-UA"/>
+        </w:rPr>
+        <w:t xml:space="preserve">Система </w:t>
+      </w:r>
+      <w:r>
+        <w:rPr>
+          <w:rFonts w:ascii="Times New Roman" w:eastAsia="Times New Roman" w:hAnsi="Times New Roman" w:cs="Times New Roman"/>
+          <w:b/>
+          <w:bCs/>
+          <w:sz w:val="28"/>
+          <w:szCs w:val="28"/>
+          <w:lang w:eastAsia="uk-UA"/>
+        </w:rPr>
+        <w:t>SBAS</w:t>
+      </w:r>
+      <w:r>
+        <w:rPr>
+          <w:rFonts w:ascii="Times New Roman" w:eastAsia="Times New Roman" w:hAnsi="Times New Roman" w:cs="Times New Roman"/>
+          <w:sz w:val="28"/>
+          <w:szCs w:val="28"/>
+          <w:lang w:eastAsia="uk-UA"/>
+        </w:rPr>
+        <w:t xml:space="preserve"> (4 супутники) передає коригувальні дані для компенсації іоносферних похибок, що додатково покращує загальну точність.</w:t>
+      </w:r>
+    </w:p>
+    <w:p>
+      <w:pPr>
+        <w:jc w:val="center"/>
+      </w:pPr>
+    </w:p>
+    <w:p>
+      <w:pPr>
+        <w:jc w:val="both"/>
+        <w:rPr>
+          <w:rFonts w:ascii="Times New Roman" w:hAnsi="Times New Roman" w:cs="Times New Roman"/>
+          <w:sz w:val="28"/>
+          <w:szCs w:val="28"/>
+        </w:rPr>
+      </w:pPr>
+      <w:r>
+        <w:rPr>
+          <w:rFonts w:ascii="Times New Roman" w:hAnsi="Times New Roman" w:cs="Times New Roman"/>
+          <w:sz w:val="28"/>
+          <w:szCs w:val="28"/>
+        </w:rPr>
+        <w:t xml:space="preserve">4. Перевірити на карті </w:t>
+      </w:r>
+      <w:proofErr w:type="spellStart"/>
+      <w:r>
+        <w:rPr>
+          <w:rFonts w:ascii="Times New Roman" w:hAnsi="Times New Roman" w:cs="Times New Roman"/>
+          <w:sz w:val="28"/>
+          <w:szCs w:val="28"/>
+        </w:rPr>
+        <w:t>геолокацію</w:t>
+      </w:r>
+      <w:proofErr w:type="spellEnd"/>
+      <w:r>
+        <w:rPr>
+          <w:rFonts w:ascii="Times New Roman" w:hAnsi="Times New Roman" w:cs="Times New Roman"/>
+          <w:sz w:val="28"/>
+          <w:szCs w:val="28"/>
+        </w:rPr>
+        <w:t>, визначену за допомогою супутникової навігації.</w:t>
+      </w:r>
+    </w:p>
+    <w:p>
+      <w:pPr>
+        <w:jc w:val="both"/>
+        <w:rPr>
+          <w:rFonts w:ascii="Times New Roman" w:hAnsi="Times New Roman" w:cs="Times New Roman"/>
+          <w:sz w:val="28"/>
+          <w:szCs w:val="28"/>
+        </w:rPr>
+      </w:pPr>
+      <w:r>
+        <w:rPr>
+          <w:noProof/>
+          <w:lang w:eastAsia="uk-UA"/>
+        </w:rPr>
+        <w:lastRenderedPageBreak/>
+        <w:drawing>
+          <wp:inline distT="0" distB="0" distL="0" distR="0" wp14:anchorId="1C2B185D" wp14:editId="486C24D5">
+            <wp:extent cx="2567940" cy="5557323"/>
+            <wp:effectExtent l="0" t="0" r="3810" b="5715"/>
+            <wp:docPr id="1" name="Рисунок 1"/>
+            <wp:cNvGraphicFramePr>
+              <a:graphicFrameLocks xmlns:a="http://schemas.openxmlformats.org/drawingml/2006/main" noChangeAspect="1"/>
+            </wp:cNvGraphicFramePr>
+            <a:graphic xmlns:a="http://schemas.openxmlformats.org/drawingml/2006/main">
+              <a:graphicData uri="http://schemas.openxmlformats.org/drawingml/2006/picture">
+                <pic:pic xmlns:pic="http://schemas.openxmlformats.org/drawingml/2006/picture">
+                  <pic:nvPicPr>
+                    <pic:cNvPr id="1" name=""/>
+                    <pic:cNvPicPr/>
+                  </pic:nvPicPr>
+                  <pic:blipFill>
+                    <a:blip r:embed="rId11"/>
+                    <a:stretch>
+                      <a:fillRect/>
+                    </a:stretch>
+                  </pic:blipFill>
+                  <pic:spPr>
+                    <a:xfrm>
+                      <a:off x="0" y="0"/>
+                      <a:ext cx="2571485" cy="5564994"/>
+                    </a:xfrm>
+                    <a:prstGeom prst="rect">
+                      <a:avLst/>
+                    </a:prstGeom>
+                  </pic:spPr>
+                </pic:pic>
+              </a:graphicData>
+            </a:graphic>
+          </wp:inline>
+        </w:drawing>
+      </w:r>
+    </w:p>
+    <w:p>
+      <w:pPr>
+        <w:jc w:val="both"/>
+        <w:rPr>
+          <w:rFonts w:ascii="Times New Roman" w:hAnsi="Times New Roman" w:cs="Times New Roman"/>
+          <w:sz w:val="28"/>
+          <w:szCs w:val="28"/>
+        </w:rPr>
+      </w:pPr>
+      <w:r>
+        <w:rPr>
+          <w:rFonts w:ascii="Times New Roman" w:hAnsi="Times New Roman" w:cs="Times New Roman"/>
+          <w:sz w:val="28"/>
+          <w:szCs w:val="28"/>
+        </w:rPr>
+        <w:t xml:space="preserve">При введенні координат у </w:t>
+      </w:r>
+      <w:proofErr w:type="spellStart"/>
+      <w:r>
+        <w:rPr>
+          <w:rFonts w:ascii="Times New Roman" w:hAnsi="Times New Roman" w:cs="Times New Roman"/>
+          <w:sz w:val="28"/>
+          <w:szCs w:val="28"/>
+        </w:rPr>
+        <w:t>Google</w:t>
+      </w:r>
+      <w:proofErr w:type="spellEnd"/>
+      <w:r>
+        <w:rPr>
+          <w:rFonts w:ascii="Times New Roman" w:hAnsi="Times New Roman" w:cs="Times New Roman"/>
+          <w:sz w:val="28"/>
+          <w:szCs w:val="28"/>
+        </w:rPr>
+        <w:t xml:space="preserve"> </w:t>
+      </w:r>
+      <w:proofErr w:type="spellStart"/>
+      <w:r>
+        <w:rPr>
+          <w:rFonts w:ascii="Times New Roman" w:hAnsi="Times New Roman" w:cs="Times New Roman"/>
+          <w:sz w:val="28"/>
+          <w:szCs w:val="28"/>
+        </w:rPr>
+        <w:t>Maps</w:t>
+      </w:r>
+      <w:proofErr w:type="spellEnd"/>
+      <w:r>
+        <w:rPr>
+          <w:rFonts w:ascii="Times New Roman" w:hAnsi="Times New Roman" w:cs="Times New Roman"/>
+          <w:sz w:val="28"/>
+          <w:szCs w:val="28"/>
+        </w:rPr>
+        <w:t xml:space="preserve"> маркер на карті збігся з моїм фактичним місцезнаходженням</w:t>
+      </w:r>
+    </w:p>
+    <w:p>
+      <w:pPr>
+        <w:spacing w:before="100" w:beforeAutospacing="1" w:after="100" w:afterAutospacing="1" w:line="240" w:lineRule="auto"/>
+        <w:jc w:val="both"/>
+        <w:outlineLvl w:val="3"/>
+        <w:rPr>
+          <w:rFonts w:ascii="Times New Roman" w:eastAsia="Times New Roman" w:hAnsi="Times New Roman" w:cs="Times New Roman"/>
+          <w:b/>
+          <w:bCs/>
+          <w:sz w:val="28"/>
+          <w:szCs w:val="28"/>
+          <w:lang w:eastAsia="uk-UA"/>
+        </w:rPr>
+      </w:pPr>
+      <w:r>
+        <w:rPr>
+          <w:rFonts w:ascii="Times New Roman" w:eastAsia="Times New Roman" w:hAnsi="Times New Roman" w:cs="Times New Roman"/>
+          <w:b/>
+          <w:bCs/>
+          <w:sz w:val="28"/>
+          <w:szCs w:val="28"/>
+          <w:lang w:eastAsia="uk-UA"/>
+        </w:rPr>
+        <w:t xml:space="preserve">Висновок: </w:t>
+      </w:r>
+      <w:r>
+        <w:rPr>
+          <w:rFonts w:ascii="Times New Roman" w:eastAsia="Times New Roman" w:hAnsi="Times New Roman" w:cs="Times New Roman"/>
+          <w:sz w:val="28"/>
+          <w:szCs w:val="28"/>
+          <w:lang w:eastAsia="uk-UA"/>
+        </w:rPr>
+        <w:t>У ході виконання лабораторної роботи було досліджено принципи роботи супутникових систем навігації (GNSS) за допомогою спеціалізованого програмного забезпечення. Практичні вимірювання на відкритій місцевості підтвердили, що за умови прямої видимості небосхилу сучасний мобільний термінал здатний приймати сигнали від величезної кількості супутників (до 70 одночасно).</w:t>
+      </w:r>
+      <w:r>
+        <w:rPr>
+          <w:rFonts w:ascii="Times New Roman" w:eastAsia="Times New Roman" w:hAnsi="Times New Roman" w:cs="Times New Roman"/>
+          <w:b/>
+          <w:bCs/>
+          <w:sz w:val="28"/>
+          <w:szCs w:val="28"/>
+          <w:lang w:eastAsia="uk-UA"/>
+        </w:rPr>
+        <w:t xml:space="preserve"> </w:t>
+      </w:r>
       <w:bookmarkStart w:id="0" w:name="_GoBack"/>
       <w:bookmarkEnd w:id="0"/>
+      <w:r>
+        <w:rPr>
+          <w:rFonts w:ascii="Times New Roman" w:eastAsia="Times New Roman" w:hAnsi="Times New Roman" w:cs="Times New Roman"/>
+          <w:sz w:val="28"/>
+          <w:szCs w:val="28"/>
+          <w:lang w:eastAsia="uk-UA"/>
+        </w:rPr>
+        <w:t>Доведено, що агрегація сигналів від різних систем (</w:t>
+      </w:r>
+      <w:proofErr w:type="spellStart"/>
+      <w:r>
+        <w:rPr>
+          <w:rFonts w:ascii="Times New Roman" w:eastAsia="Times New Roman" w:hAnsi="Times New Roman" w:cs="Times New Roman"/>
+          <w:sz w:val="28"/>
+          <w:szCs w:val="28"/>
+          <w:lang w:eastAsia="uk-UA"/>
+        </w:rPr>
+        <w:t>BeiDou</w:t>
+      </w:r>
+      <w:proofErr w:type="spellEnd"/>
+      <w:r>
+        <w:rPr>
+          <w:rFonts w:ascii="Times New Roman" w:eastAsia="Times New Roman" w:hAnsi="Times New Roman" w:cs="Times New Roman"/>
+          <w:sz w:val="28"/>
+          <w:szCs w:val="28"/>
+          <w:lang w:eastAsia="uk-UA"/>
+        </w:rPr>
+        <w:t xml:space="preserve">, GPS, </w:t>
+      </w:r>
+      <w:proofErr w:type="spellStart"/>
+      <w:r>
+        <w:rPr>
+          <w:rFonts w:ascii="Times New Roman" w:eastAsia="Times New Roman" w:hAnsi="Times New Roman" w:cs="Times New Roman"/>
+          <w:sz w:val="28"/>
+          <w:szCs w:val="28"/>
+          <w:lang w:eastAsia="uk-UA"/>
+        </w:rPr>
+        <w:t>Galileo</w:t>
+      </w:r>
+      <w:proofErr w:type="spellEnd"/>
+      <w:r>
+        <w:rPr>
+          <w:rFonts w:ascii="Times New Roman" w:eastAsia="Times New Roman" w:hAnsi="Times New Roman" w:cs="Times New Roman"/>
+          <w:sz w:val="28"/>
+          <w:szCs w:val="28"/>
+          <w:lang w:eastAsia="uk-UA"/>
+        </w:rPr>
+        <w:t xml:space="preserve">, GLONASS) дозволяє досягти безпрецедентної точності: показник горизонтальної похибки HDOP становив 0.30, що еквівалентно точності близько 1.5 метрів. Також встановлено, що найбільшу кількість видимих супутників у нашому регіоні на момент тестування забезпечувала система </w:t>
+      </w:r>
+      <w:proofErr w:type="spellStart"/>
+      <w:r>
+        <w:rPr>
+          <w:rFonts w:ascii="Times New Roman" w:eastAsia="Times New Roman" w:hAnsi="Times New Roman" w:cs="Times New Roman"/>
+          <w:sz w:val="28"/>
+          <w:szCs w:val="28"/>
+          <w:lang w:eastAsia="uk-UA"/>
+        </w:rPr>
+        <w:t>BeiDou</w:t>
+      </w:r>
+      <w:proofErr w:type="spellEnd"/>
+      <w:r>
+        <w:rPr>
+          <w:rFonts w:ascii="Times New Roman" w:eastAsia="Times New Roman" w:hAnsi="Times New Roman" w:cs="Times New Roman"/>
+          <w:sz w:val="28"/>
+          <w:szCs w:val="28"/>
+          <w:lang w:eastAsia="uk-UA"/>
+        </w:rPr>
+        <w:t>. Використане ПЗ дозволило не лише оцінити роботу навігаційних мереж, а й зафіксувати проходження низькоорбітальних супутників зв'язку та спостереження (</w:t>
+      </w:r>
+      <w:proofErr w:type="spellStart"/>
+      <w:r>
+        <w:rPr>
+          <w:rFonts w:ascii="Times New Roman" w:eastAsia="Times New Roman" w:hAnsi="Times New Roman" w:cs="Times New Roman"/>
+          <w:sz w:val="28"/>
+          <w:szCs w:val="28"/>
+          <w:lang w:eastAsia="uk-UA"/>
+        </w:rPr>
+        <w:t>Starlink</w:t>
+      </w:r>
+      <w:proofErr w:type="spellEnd"/>
+      <w:r>
+        <w:rPr>
+          <w:rFonts w:ascii="Times New Roman" w:eastAsia="Times New Roman" w:hAnsi="Times New Roman" w:cs="Times New Roman"/>
+          <w:sz w:val="28"/>
+          <w:szCs w:val="28"/>
+          <w:lang w:eastAsia="uk-UA"/>
+        </w:rPr>
+        <w:t xml:space="preserve">, </w:t>
+      </w:r>
+      <w:proofErr w:type="spellStart"/>
+      <w:r>
+        <w:rPr>
+          <w:rFonts w:ascii="Times New Roman" w:eastAsia="Times New Roman" w:hAnsi="Times New Roman" w:cs="Times New Roman"/>
+          <w:sz w:val="28"/>
+          <w:szCs w:val="28"/>
+          <w:lang w:eastAsia="uk-UA"/>
+        </w:rPr>
+        <w:t>Kuiper</w:t>
+      </w:r>
+      <w:proofErr w:type="spellEnd"/>
+      <w:r>
+        <w:rPr>
+          <w:rFonts w:ascii="Times New Roman" w:eastAsia="Times New Roman" w:hAnsi="Times New Roman" w:cs="Times New Roman"/>
+          <w:sz w:val="28"/>
+          <w:szCs w:val="28"/>
+          <w:lang w:eastAsia="uk-UA"/>
+        </w:rPr>
+        <w:t>).</w:t>
+      </w:r>
     </w:p>
     <w:p>
       <w:pPr>
-        <w:jc w:val="center"/>
-        <w:rPr>
-          <w:rFonts w:ascii="Times New Roman" w:hAnsi="Times New Roman" w:cs="Times New Roman"/>
-          <w:sz w:val="32"/>
-          <w:szCs w:val="32"/>
-        </w:rPr>
-      </w:pPr>
-    </w:p>
-    <w:p>
-      <w:pPr>
-        <w:jc w:val="center"/>
-        <w:rPr>
-          <w:rFonts w:ascii="Times New Roman" w:hAnsi="Times New Roman" w:cs="Times New Roman"/>
-          <w:sz w:val="32"/>
-          <w:szCs w:val="32"/>
-        </w:rPr>
-      </w:pPr>
-    </w:p>
-    <w:p>
-      <w:pPr>
-        <w:rPr>
-          <w:rFonts w:ascii="Times New Roman" w:hAnsi="Times New Roman" w:cs="Times New Roman"/>
-          <w:sz w:val="32"/>
-          <w:szCs w:val="32"/>
-        </w:rPr>
-      </w:pPr>
-    </w:p>
-    <w:p>
-      <w:pPr>
-        <w:rPr>
-          <w:rFonts w:ascii="Times New Roman" w:hAnsi="Times New Roman" w:cs="Times New Roman"/>
-          <w:sz w:val="32"/>
-          <w:szCs w:val="32"/>
-        </w:rPr>
-      </w:pPr>
-    </w:p>
-    <w:p>
-      <w:pPr>
-        <w:rPr>
-          <w:rFonts w:ascii="Times New Roman" w:hAnsi="Times New Roman" w:cs="Times New Roman"/>
-          <w:sz w:val="32"/>
-          <w:szCs w:val="32"/>
-        </w:rPr>
-      </w:pPr>
-    </w:p>
-    <w:p>
-      <w:pPr>
-        <w:rPr>
-          <w:rFonts w:ascii="Times New Roman" w:hAnsi="Times New Roman" w:cs="Times New Roman"/>
-          <w:sz w:val="32"/>
-          <w:szCs w:val="32"/>
-        </w:rPr>
-      </w:pPr>
-    </w:p>
-    <w:p>
-      <w:pPr>
-        <w:jc w:val="center"/>
-        <w:rPr>
-          <w:rFonts w:ascii="Times New Roman" w:hAnsi="Times New Roman" w:cs="Times New Roman"/>
-          <w:sz w:val="32"/>
-          <w:szCs w:val="32"/>
-        </w:rPr>
-      </w:pPr>
-      <w:r>
-        <w:rPr>
-          <w:rFonts w:ascii="Times New Roman" w:hAnsi="Times New Roman" w:cs="Times New Roman"/>
-          <w:sz w:val="32"/>
-          <w:szCs w:val="32"/>
-        </w:rPr>
-        <w:t>Львів – 2026</w:t>
-      </w:r>
+        <w:jc w:val="both"/>
+        <w:rPr>
+          <w:rFonts w:ascii="Times New Roman" w:hAnsi="Times New Roman" w:cs="Times New Roman"/>
+          <w:sz w:val="28"/>
+          <w:szCs w:val="28"/>
+        </w:rPr>
+      </w:pPr>
     </w:p>
     <w:sectPr>
       <w:pgSz w:w="11906" w:h="16838"/>
@@ -517,6 +5408,315 @@
     </w:sectPr>
   </w:body>
 </w:document>
+</file>
+
+<file path=word/numbering.xml><?xml version="1.0" encoding="utf-8"?>
+<w:numbering xmlns:wpc="http://schemas.microsoft.com/office/word/2010/wordprocessingCanvas" xmlns:cx="http://schemas.microsoft.com/office/drawing/2014/chartex" xmlns:mc="http://schemas.openxmlformats.org/markup-compatibility/2006" xmlns:o="urn:schemas-microsoft-com:office:office" xmlns:r="http://schemas.openxmlformats.org/officeDocument/2006/relationships" xmlns:m="http://schemas.openxmlformats.org/officeDocument/2006/math" xmlns:v="urn:schemas-microsoft-com:vml" xmlns:wp14="http://schemas.microsoft.com/office/word/2010/wordprocessingDrawing" xmlns:wp="http://schemas.openxmlformats.org/drawingml/2006/wordprocessingDrawing" xmlns:w10="urn:schemas-microsoft-com:office:word" xmlns:w="http://schemas.openxmlformats.org/wordprocessingml/2006/main" xmlns:w14="http://schemas.microsoft.com/office/word/2010/wordml" xmlns:w15="http://schemas.microsoft.com/office/word/2012/wordml" xmlns:w16se="http://schemas.microsoft.com/office/word/2015/wordml/symex" xmlns:wpg="http://schemas.microsoft.com/office/word/2010/wordprocessingGroup" xmlns:wpi="http://schemas.microsoft.com/office/word/2010/wordprocessingInk" xmlns:wne="http://schemas.microsoft.com/office/word/2006/wordml" xmlns:wps="http://schemas.microsoft.com/office/word/2010/wordprocessingShape" mc:Ignorable="w14 w15 w16se wp14">
+  <w:abstractNum w:abstractNumId="0" w15:restartNumberingAfterBreak="0">
+    <w:nsid w:val="02FE0C61"/>
+    <w:multiLevelType w:val="multilevel"/>
+    <w:tmpl w:val="33DA9BEE"/>
+    <w:lvl w:ilvl="0">
+      <w:start w:val="1"/>
+      <w:numFmt w:val="bullet"/>
+      <w:lvlText w:val=""/>
+      <w:lvlJc w:val="left"/>
+      <w:pPr>
+        <w:tabs>
+          <w:tab w:val="num" w:pos="720"/>
+        </w:tabs>
+        <w:ind w:left="720" w:hanging="360"/>
+      </w:pPr>
+      <w:rPr>
+        <w:rFonts w:ascii="Symbol" w:hAnsi="Symbol" w:hint="default"/>
+        <w:sz w:val="20"/>
+      </w:rPr>
+    </w:lvl>
+    <w:lvl w:ilvl="1" w:tentative="1">
+      <w:start w:val="1"/>
+      <w:numFmt w:val="bullet"/>
+      <w:lvlText w:val="o"/>
+      <w:lvlJc w:val="left"/>
+      <w:pPr>
+        <w:tabs>
+          <w:tab w:val="num" w:pos="1440"/>
+        </w:tabs>
+        <w:ind w:left="1440" w:hanging="360"/>
+      </w:pPr>
+      <w:rPr>
+        <w:rFonts w:ascii="Courier New" w:hAnsi="Courier New" w:hint="default"/>
+        <w:sz w:val="20"/>
+      </w:rPr>
+    </w:lvl>
+    <w:lvl w:ilvl="2" w:tentative="1">
+      <w:start w:val="1"/>
+      <w:numFmt w:val="bullet"/>
+      <w:lvlText w:val=""/>
+      <w:lvlJc w:val="left"/>
+      <w:pPr>
+        <w:tabs>
+          <w:tab w:val="num" w:pos="2160"/>
+        </w:tabs>
+        <w:ind w:left="2160" w:hanging="360"/>
+      </w:pPr>
+      <w:rPr>
+        <w:rFonts w:ascii="Wingdings" w:hAnsi="Wingdings" w:hint="default"/>
+        <w:sz w:val="20"/>
+      </w:rPr>
+    </w:lvl>
+    <w:lvl w:ilvl="3" w:tentative="1">
+      <w:start w:val="1"/>
+      <w:numFmt w:val="bullet"/>
+      <w:lvlText w:val=""/>
+      <w:lvlJc w:val="left"/>
+      <w:pPr>
+        <w:tabs>
+          <w:tab w:val="num" w:pos="2880"/>
+        </w:tabs>
+        <w:ind w:left="2880" w:hanging="360"/>
+      </w:pPr>
+      <w:rPr>
+        <w:rFonts w:ascii="Wingdings" w:hAnsi="Wingdings" w:hint="default"/>
+        <w:sz w:val="20"/>
+      </w:rPr>
+    </w:lvl>
+    <w:lvl w:ilvl="4" w:tentative="1">
+      <w:start w:val="1"/>
+      <w:numFmt w:val="bullet"/>
+      <w:lvlText w:val=""/>
+      <w:lvlJc w:val="left"/>
+      <w:pPr>
+        <w:tabs>
+          <w:tab w:val="num" w:pos="3600"/>
+        </w:tabs>
+        <w:ind w:left="3600" w:hanging="360"/>
+      </w:pPr>
+      <w:rPr>
+        <w:rFonts w:ascii="Wingdings" w:hAnsi="Wingdings" w:hint="default"/>
+        <w:sz w:val="20"/>
+      </w:rPr>
+    </w:lvl>
+    <w:lvl w:ilvl="5" w:tentative="1">
+      <w:start w:val="1"/>
+      <w:numFmt w:val="bullet"/>
+      <w:lvlText w:val=""/>
+      <w:lvlJc w:val="left"/>
+      <w:pPr>
+        <w:tabs>
+          <w:tab w:val="num" w:pos="4320"/>
+        </w:tabs>
+        <w:ind w:left="4320" w:hanging="360"/>
+      </w:pPr>
+      <w:rPr>
+        <w:rFonts w:ascii="Wingdings" w:hAnsi="Wingdings" w:hint="default"/>
+        <w:sz w:val="20"/>
+      </w:rPr>
+    </w:lvl>
+    <w:lvl w:ilvl="6" w:tentative="1">
+      <w:start w:val="1"/>
+      <w:numFmt w:val="bullet"/>
+      <w:lvlText w:val=""/>
+      <w:lvlJc w:val="left"/>
+      <w:pPr>
+        <w:tabs>
+          <w:tab w:val="num" w:pos="5040"/>
+        </w:tabs>
+        <w:ind w:left="5040" w:hanging="360"/>
+      </w:pPr>
+      <w:rPr>
+        <w:rFonts w:ascii="Wingdings" w:hAnsi="Wingdings" w:hint="default"/>
+        <w:sz w:val="20"/>
+      </w:rPr>
+    </w:lvl>
+    <w:lvl w:ilvl="7" w:tentative="1">
+      <w:start w:val="1"/>
+      <w:numFmt w:val="bullet"/>
+      <w:lvlText w:val=""/>
+      <w:lvlJc w:val="left"/>
+      <w:pPr>
+        <w:tabs>
+          <w:tab w:val="num" w:pos="5760"/>
+        </w:tabs>
+        <w:ind w:left="5760" w:hanging="360"/>
+      </w:pPr>
+      <w:rPr>
+        <w:rFonts w:ascii="Wingdings" w:hAnsi="Wingdings" w:hint="default"/>
+        <w:sz w:val="20"/>
+      </w:rPr>
+    </w:lvl>
+    <w:lvl w:ilvl="8" w:tentative="1">
+      <w:start w:val="1"/>
+      <w:numFmt w:val="bullet"/>
+      <w:lvlText w:val=""/>
+      <w:lvlJc w:val="left"/>
+      <w:pPr>
+        <w:tabs>
+          <w:tab w:val="num" w:pos="6480"/>
+        </w:tabs>
+        <w:ind w:left="6480" w:hanging="360"/>
+      </w:pPr>
+      <w:rPr>
+        <w:rFonts w:ascii="Wingdings" w:hAnsi="Wingdings" w:hint="default"/>
+        <w:sz w:val="20"/>
+      </w:rPr>
+    </w:lvl>
+  </w:abstractNum>
+  <w:abstractNum w:abstractNumId="1" w15:restartNumberingAfterBreak="0">
+    <w:nsid w:val="46267400"/>
+    <w:multiLevelType w:val="multilevel"/>
+    <w:tmpl w:val="F3E2BB4E"/>
+    <w:lvl w:ilvl="0">
+      <w:start w:val="1"/>
+      <w:numFmt w:val="bullet"/>
+      <w:lvlText w:val=""/>
+      <w:lvlJc w:val="left"/>
+      <w:pPr>
+        <w:tabs>
+          <w:tab w:val="num" w:pos="720"/>
+        </w:tabs>
+        <w:ind w:left="720" w:hanging="360"/>
+      </w:pPr>
+      <w:rPr>
+        <w:rFonts w:ascii="Symbol" w:hAnsi="Symbol" w:hint="default"/>
+        <w:sz w:val="20"/>
+      </w:rPr>
+    </w:lvl>
+    <w:lvl w:ilvl="1" w:tentative="1">
+      <w:start w:val="1"/>
+      <w:numFmt w:val="bullet"/>
+      <w:lvlText w:val="o"/>
+      <w:lvlJc w:val="left"/>
+      <w:pPr>
+        <w:tabs>
+          <w:tab w:val="num" w:pos="1440"/>
+        </w:tabs>
+        <w:ind w:left="1440" w:hanging="360"/>
+      </w:pPr>
+      <w:rPr>
+        <w:rFonts w:ascii="Courier New" w:hAnsi="Courier New" w:hint="default"/>
+        <w:sz w:val="20"/>
+      </w:rPr>
+    </w:lvl>
+    <w:lvl w:ilvl="2" w:tentative="1">
+      <w:start w:val="1"/>
+      <w:numFmt w:val="bullet"/>
+      <w:lvlText w:val=""/>
+      <w:lvlJc w:val="left"/>
+      <w:pPr>
+        <w:tabs>
+          <w:tab w:val="num" w:pos="2160"/>
+        </w:tabs>
+        <w:ind w:left="2160" w:hanging="360"/>
+      </w:pPr>
+      <w:rPr>
+        <w:rFonts w:ascii="Wingdings" w:hAnsi="Wingdings" w:hint="default"/>
+        <w:sz w:val="20"/>
+      </w:rPr>
+    </w:lvl>
+    <w:lvl w:ilvl="3" w:tentative="1">
+      <w:start w:val="1"/>
+      <w:numFmt w:val="bullet"/>
+      <w:lvlText w:val=""/>
+      <w:lvlJc w:val="left"/>
+      <w:pPr>
+        <w:tabs>
+          <w:tab w:val="num" w:pos="2880"/>
+        </w:tabs>
+        <w:ind w:left="2880" w:hanging="360"/>
+      </w:pPr>
+      <w:rPr>
+        <w:rFonts w:ascii="Wingdings" w:hAnsi="Wingdings" w:hint="default"/>
+        <w:sz w:val="20"/>
+      </w:rPr>
+    </w:lvl>
+    <w:lvl w:ilvl="4" w:tentative="1">
+      <w:start w:val="1"/>
+      <w:numFmt w:val="bullet"/>
+      <w:lvlText w:val=""/>
+      <w:lvlJc w:val="left"/>
+      <w:pPr>
+        <w:tabs>
+          <w:tab w:val="num" w:pos="3600"/>
+        </w:tabs>
+        <w:ind w:left="3600" w:hanging="360"/>
+      </w:pPr>
+      <w:rPr>
+        <w:rFonts w:ascii="Wingdings" w:hAnsi="Wingdings" w:hint="default"/>
+        <w:sz w:val="20"/>
+      </w:rPr>
+    </w:lvl>
+    <w:lvl w:ilvl="5" w:tentative="1">
+      <w:start w:val="1"/>
+      <w:numFmt w:val="bullet"/>
+      <w:lvlText w:val=""/>
+      <w:lvlJc w:val="left"/>
+      <w:pPr>
+        <w:tabs>
+          <w:tab w:val="num" w:pos="4320"/>
+        </w:tabs>
+        <w:ind w:left="4320" w:hanging="360"/>
+      </w:pPr>
+      <w:rPr>
+        <w:rFonts w:ascii="Wingdings" w:hAnsi="Wingdings" w:hint="default"/>
+        <w:sz w:val="20"/>
+      </w:rPr>
+    </w:lvl>
+    <w:lvl w:ilvl="6" w:tentative="1">
+      <w:start w:val="1"/>
+      <w:numFmt w:val="bullet"/>
+      <w:lvlText w:val=""/>
+      <w:lvlJc w:val="left"/>
+      <w:pPr>
+        <w:tabs>
+          <w:tab w:val="num" w:pos="5040"/>
+        </w:tabs>
+        <w:ind w:left="5040" w:hanging="360"/>
+      </w:pPr>
+      <w:rPr>
+        <w:rFonts w:ascii="Wingdings" w:hAnsi="Wingdings" w:hint="default"/>
+        <w:sz w:val="20"/>
+      </w:rPr>
+    </w:lvl>
+    <w:lvl w:ilvl="7" w:tentative="1">
+      <w:start w:val="1"/>
+      <w:numFmt w:val="bullet"/>
+      <w:lvlText w:val=""/>
+      <w:lvlJc w:val="left"/>
+      <w:pPr>
+        <w:tabs>
+          <w:tab w:val="num" w:pos="5760"/>
+        </w:tabs>
+        <w:ind w:left="5760" w:hanging="360"/>
+      </w:pPr>
+      <w:rPr>
+        <w:rFonts w:ascii="Wingdings" w:hAnsi="Wingdings" w:hint="default"/>
+        <w:sz w:val="20"/>
+      </w:rPr>
+    </w:lvl>
+    <w:lvl w:ilvl="8" w:tentative="1">
+      <w:start w:val="1"/>
+      <w:numFmt w:val="bullet"/>
+      <w:lvlText w:val=""/>
+      <w:lvlJc w:val="left"/>
+      <w:pPr>
+        <w:tabs>
+          <w:tab w:val="num" w:pos="6480"/>
+        </w:tabs>
+        <w:ind w:left="6480" w:hanging="360"/>
+      </w:pPr>
+      <w:rPr>
+        <w:rFonts w:ascii="Wingdings" w:hAnsi="Wingdings" w:hint="default"/>
+        <w:sz w:val="20"/>
+      </w:rPr>
+    </w:lvl>
+  </w:abstractNum>
+  <w:num w:numId="1">
+    <w:abstractNumId w:val="1"/>
+  </w:num>
+  <w:num w:numId="2">
+    <w:abstractNumId w:val="0"/>
+  </w:num>
+</w:numbering>
 </file>
 
 <file path=word/styles.xml><?xml version="1.0" encoding="utf-8"?>
@@ -914,6 +6114,26 @@
     <w:qFormat/>
     <w:rsid w:val="00015B16"/>
   </w:style>
+  <w:style w:type="paragraph" w:styleId="4">
+    <w:name w:val="heading 4"/>
+    <w:basedOn w:val="a"/>
+    <w:link w:val="40"/>
+    <w:uiPriority w:val="9"/>
+    <w:qFormat/>
+    <w:rsid w:val="00DE38A2"/>
+    <w:pPr>
+      <w:spacing w:before="100" w:beforeAutospacing="1" w:after="100" w:afterAutospacing="1" w:line="240" w:lineRule="auto"/>
+      <w:outlineLvl w:val="3"/>
+    </w:pPr>
+    <w:rPr>
+      <w:rFonts w:ascii="Times New Roman" w:eastAsia="Times New Roman" w:hAnsi="Times New Roman" w:cs="Times New Roman"/>
+      <w:b/>
+      <w:bCs/>
+      <w:sz w:val="24"/>
+      <w:szCs w:val="24"/>
+      <w:lang w:eastAsia="uk-UA"/>
+    </w:rPr>
+  </w:style>
   <w:style w:type="character" w:default="1" w:styleId="a0">
     <w:name w:val="Default Paragraph Font"/>
     <w:uiPriority w:val="1"/>
@@ -940,6 +6160,48 @@
     <w:uiPriority w:val="99"/>
     <w:semiHidden/>
     <w:unhideWhenUsed/>
+  </w:style>
+  <w:style w:type="character" w:styleId="a3">
+    <w:name w:val="Strong"/>
+    <w:basedOn w:val="a0"/>
+    <w:uiPriority w:val="22"/>
+    <w:qFormat/>
+    <w:rsid w:val="00BC7EE4"/>
+    <w:rPr>
+      <w:b/>
+      <w:bCs/>
+    </w:rPr>
+  </w:style>
+  <w:style w:type="paragraph" w:styleId="a4">
+    <w:name w:val="Normal (Web)"/>
+    <w:basedOn w:val="a"/>
+    <w:uiPriority w:val="99"/>
+    <w:unhideWhenUsed/>
+    <w:rsid w:val="00DE38A2"/>
+    <w:pPr>
+      <w:spacing w:before="100" w:beforeAutospacing="1" w:after="100" w:afterAutospacing="1" w:line="240" w:lineRule="auto"/>
+    </w:pPr>
+    <w:rPr>
+      <w:rFonts w:ascii="Times New Roman" w:eastAsia="Times New Roman" w:hAnsi="Times New Roman" w:cs="Times New Roman"/>
+      <w:sz w:val="24"/>
+      <w:szCs w:val="24"/>
+      <w:lang w:eastAsia="uk-UA"/>
+    </w:rPr>
+  </w:style>
+  <w:style w:type="character" w:customStyle="1" w:styleId="40">
+    <w:name w:val="Заголовок 4 Знак"/>
+    <w:basedOn w:val="a0"/>
+    <w:link w:val="4"/>
+    <w:uiPriority w:val="9"/>
+    <w:rsid w:val="00DE38A2"/>
+    <w:rPr>
+      <w:rFonts w:ascii="Times New Roman" w:eastAsia="Times New Roman" w:hAnsi="Times New Roman" w:cs="Times New Roman"/>
+      <w:b/>
+      <w:bCs/>
+      <w:sz w:val="24"/>
+      <w:szCs w:val="24"/>
+      <w:lang w:eastAsia="uk-UA"/>
+    </w:rPr>
   </w:style>
 </w:styles>
 </file>
